--- a/docs/design/隐私计算联邦学习软件原型_设计文档_v1.0.docx
+++ b/docs/design/隐私计算联邦学习软件原型_设计文档_v1.0.docx
@@ -401,7 +401,7 @@
         </w:rPr>
         <w:t>3.1.2 过程管控</w:t>
         <w:tab/>
-        <w:t>12</w:t>
+        <w:t>13</w:t>
       </w:r>
     </w:p>
     <w:p>
@@ -420,7 +420,7 @@
         </w:rPr>
         <w:t>3.1.3 聚合与安全</w:t>
         <w:tab/>
-        <w:t>15</w:t>
+        <w:t>16</w:t>
       </w:r>
     </w:p>
     <w:p>
@@ -439,7 +439,7 @@
         </w:rPr>
         <w:t>3.1.4 技术指标验证</w:t>
         <w:tab/>
-        <w:t>17</w:t>
+        <w:t>18</w:t>
       </w:r>
     </w:p>
     <w:p>
@@ -458,7 +458,7 @@
         </w:rPr>
         <w:t>3.2 同态加密模块</w:t>
         <w:tab/>
-        <w:t>19</w:t>
+        <w:t>20</w:t>
       </w:r>
     </w:p>
     <w:p>
@@ -477,7 +477,7 @@
         </w:rPr>
         <w:t>3.2.1 算法管理</w:t>
         <w:tab/>
-        <w:t>19</w:t>
+        <w:t>20</w:t>
       </w:r>
     </w:p>
     <w:p>
@@ -496,7 +496,7 @@
         </w:rPr>
         <w:t>3.2.2 应用集成</w:t>
         <w:tab/>
-        <w:t>21</w:t>
+        <w:t>22</w:t>
       </w:r>
     </w:p>
     <w:p>
@@ -515,7 +515,7 @@
         </w:rPr>
         <w:t>3.3 多方安全计算模块</w:t>
         <w:tab/>
-        <w:t>23</w:t>
+        <w:t>24</w:t>
       </w:r>
     </w:p>
     <w:p>
@@ -534,7 +534,7 @@
         </w:rPr>
         <w:t>3.3.1 协议管理</w:t>
         <w:tab/>
-        <w:t>23</w:t>
+        <w:t>24</w:t>
       </w:r>
     </w:p>
     <w:p>
@@ -553,7 +553,7 @@
         </w:rPr>
         <w:t>3.3.2 运维监控</w:t>
         <w:tab/>
-        <w:t>26</w:t>
+        <w:t>27</w:t>
       </w:r>
     </w:p>
     <w:p>
@@ -572,7 +572,7 @@
         </w:rPr>
         <w:t>3.4 隐私求交模块</w:t>
         <w:tab/>
-        <w:t>27</w:t>
+        <w:t>28</w:t>
       </w:r>
     </w:p>
     <w:p>
@@ -591,7 +591,7 @@
         </w:rPr>
         <w:t>3.4.1 数据接入</w:t>
         <w:tab/>
-        <w:t>27</w:t>
+        <w:t>28</w:t>
       </w:r>
     </w:p>
     <w:p>
@@ -610,7 +610,7 @@
         </w:rPr>
         <w:t>3.4.2 算法配置</w:t>
         <w:tab/>
-        <w:t>28</w:t>
+        <w:t>30</w:t>
       </w:r>
     </w:p>
     <w:p>
@@ -629,7 +629,7 @@
         </w:rPr>
         <w:t>3.4.3 平台集成</w:t>
         <w:tab/>
-        <w:t>30</w:t>
+        <w:t>31</w:t>
       </w:r>
     </w:p>
     <w:p>
@@ -648,7 +648,7 @@
         </w:rPr>
         <w:t>3.5 差分隐私模块</w:t>
         <w:tab/>
-        <w:t>31</w:t>
+        <w:t>33</w:t>
       </w:r>
     </w:p>
     <w:p>
@@ -667,7 +667,7 @@
         </w:rPr>
         <w:t>3.5.1 隐私机制</w:t>
         <w:tab/>
-        <w:t>31</w:t>
+        <w:t>33</w:t>
       </w:r>
     </w:p>
     <w:p>
@@ -686,7 +686,7 @@
         </w:rPr>
         <w:t>3.5.2 效果评估</w:t>
         <w:tab/>
-        <w:t>33</w:t>
+        <w:t>35</w:t>
       </w:r>
     </w:p>
     <w:p>
@@ -705,7 +705,7 @@
         </w:rPr>
         <w:t>3.5.3 框架集成</w:t>
         <w:tab/>
-        <w:t>34</w:t>
+        <w:t>36</w:t>
       </w:r>
     </w:p>
     <w:p>
@@ -724,7 +724,7 @@
         </w:rPr>
         <w:t>4 合同测试项的工程实现解释</w:t>
         <w:tab/>
-        <w:t>35</w:t>
+        <w:t>38</w:t>
       </w:r>
     </w:p>
     <w:p>
@@ -743,7 +743,7 @@
         </w:rPr>
         <w:t>4.1 C-01 多方异构联邦协同调度技术</w:t>
         <w:tab/>
-        <w:t>36</w:t>
+        <w:t>38</w:t>
       </w:r>
     </w:p>
     <w:p>
@@ -762,7 +762,7 @@
         </w:rPr>
         <w:t>4.2 C-02 联邦学习基础算法体系构建</w:t>
         <w:tab/>
-        <w:t>36</w:t>
+        <w:t>38</w:t>
       </w:r>
     </w:p>
     <w:p>
@@ -781,7 +781,7 @@
         </w:rPr>
         <w:t>4.3 C-03 联邦任务全生命周期智能管控</w:t>
         <w:tab/>
-        <w:t>36</w:t>
+        <w:t>39</w:t>
       </w:r>
     </w:p>
     <w:p>
@@ -800,7 +800,7 @@
         </w:rPr>
         <w:t>4.4 C-04 模型收敛性动态追踪与预测</w:t>
         <w:tab/>
-        <w:t>37</w:t>
+        <w:t>39</w:t>
       </w:r>
     </w:p>
     <w:p>
@@ -819,7 +819,7 @@
         </w:rPr>
         <w:t>4.5 C-05 梯度安全聚合</w:t>
         <w:tab/>
-        <w:t>37</w:t>
+        <w:t>39</w:t>
       </w:r>
     </w:p>
     <w:p>
@@ -838,7 +838,7 @@
         </w:rPr>
         <w:t>4.6 C-06 梯度稀疏化技术</w:t>
         <w:tab/>
-        <w:t>38</w:t>
+        <w:t>40</w:t>
       </w:r>
     </w:p>
     <w:p>
@@ -857,7 +857,7 @@
         </w:rPr>
         <w:t>4.7 C-07 强隐私保障的噪声注入技术</w:t>
         <w:tab/>
-        <w:t>38</w:t>
+        <w:t>40</w:t>
       </w:r>
     </w:p>
     <w:p>
@@ -876,7 +876,7 @@
         </w:rPr>
         <w:t>4.8 C-08 差分隐私策略动态编排技术</w:t>
         <w:tab/>
-        <w:t>38</w:t>
+        <w:t>40</w:t>
       </w:r>
     </w:p>
     <w:p>
@@ -895,7 +895,7 @@
         </w:rPr>
         <w:t>4.9 C-09 隐私预算量化评估与动态追踪</w:t>
         <w:tab/>
-        <w:t>39</w:t>
+        <w:t>41</w:t>
       </w:r>
     </w:p>
     <w:p>
@@ -914,7 +914,7 @@
         </w:rPr>
         <w:t>4.10 C-10 联邦差分隐私端到端融合技术</w:t>
         <w:tab/>
-        <w:t>39</w:t>
+        <w:t>41</w:t>
       </w:r>
     </w:p>
     <w:p>
@@ -933,7 +933,7 @@
         </w:rPr>
         <w:t>4.11 C-11 多模式同态加密算法融合体系</w:t>
         <w:tab/>
-        <w:t>39</w:t>
+        <w:t>41</w:t>
       </w:r>
     </w:p>
     <w:p>
@@ -952,7 +952,7 @@
         </w:rPr>
         <w:t>4.12 C-12 密态数据编码与精度保持技术</w:t>
         <w:tab/>
-        <w:t>40</w:t>
+        <w:t>42</w:t>
       </w:r>
     </w:p>
     <w:p>
@@ -971,7 +971,7 @@
         </w:rPr>
         <w:t>4.13 C-13 密态计算参数智能寻优</w:t>
         <w:tab/>
-        <w:t>40</w:t>
+        <w:t>42</w:t>
       </w:r>
     </w:p>
     <w:p>
@@ -990,7 +990,7 @@
         </w:rPr>
         <w:t>4.14 C-14 「端-云」协同密态联邦</w:t>
         <w:tab/>
-        <w:t>40</w:t>
+        <w:t>42</w:t>
       </w:r>
     </w:p>
     <w:p>
@@ -1009,7 +1009,7 @@
         </w:rPr>
         <w:t>4.15 C-15 高效多协议隐私求交技术</w:t>
         <w:tab/>
-        <w:t>41</w:t>
+        <w:t>43</w:t>
       </w:r>
     </w:p>
     <w:p>
@@ -1028,7 +1028,7 @@
         </w:rPr>
         <w:t>4.16 C-16 求交协议自适应路由与调优</w:t>
         <w:tab/>
-        <w:t>41</w:t>
+        <w:t>43</w:t>
       </w:r>
     </w:p>
     <w:p>
@@ -1047,7 +1047,7 @@
         </w:rPr>
         <w:t>4.17 T-01 联邦学习建模梯度重构攻击成功率与通信压缩比</w:t>
         <w:tab/>
-        <w:t>41</w:t>
+        <w:t>43</w:t>
       </w:r>
     </w:p>
     <w:p>
@@ -1066,7 +1066,7 @@
         </w:rPr>
         <w:t>4.18 T-02 联邦学习训练性能</w:t>
         <w:tab/>
-        <w:t>42</w:t>
+        <w:t>44</w:t>
       </w:r>
     </w:p>
     <w:p>
@@ -1085,7 +1085,7 @@
         </w:rPr>
         <w:t>4.19 T-03 隐私计算联邦学习软件原型</w:t>
         <w:tab/>
-        <w:t>43</w:t>
+        <w:t>45</w:t>
       </w:r>
     </w:p>
     <w:p>
@@ -1104,7 +1104,7 @@
         </w:rPr>
         <w:t>5 数据设计</w:t>
         <w:tab/>
-        <w:t>43</w:t>
+        <w:t>45</w:t>
       </w:r>
     </w:p>
     <w:p>
@@ -1123,7 +1123,7 @@
         </w:rPr>
         <w:t>5.1 项目与节点</w:t>
         <w:tab/>
-        <w:t>43</w:t>
+        <w:t>46</w:t>
       </w:r>
     </w:p>
     <w:p>
@@ -1142,7 +1142,7 @@
         </w:rPr>
         <w:t>5.2 数据集</w:t>
         <w:tab/>
-        <w:t>44</w:t>
+        <w:t>46</w:t>
       </w:r>
     </w:p>
     <w:p>
@@ -1161,7 +1161,7 @@
         </w:rPr>
         <w:t>5.3 算法、模板与训练任务</w:t>
         <w:tab/>
-        <w:t>44</w:t>
+        <w:t>46</w:t>
       </w:r>
     </w:p>
     <w:p>
@@ -1180,7 +1180,7 @@
         </w:rPr>
         <w:t>5.4 训练指标</w:t>
         <w:tab/>
-        <w:t>45</w:t>
+        <w:t>47</w:t>
       </w:r>
     </w:p>
     <w:p>
@@ -1199,7 +1199,7 @@
         </w:rPr>
         <w:t>5.5 聚合配置与密钥</w:t>
         <w:tab/>
-        <w:t>45</w:t>
+        <w:t>47</w:t>
       </w:r>
     </w:p>
     <w:p>
@@ -1218,7 +1218,7 @@
         </w:rPr>
         <w:t>5.6 差分隐私</w:t>
         <w:tab/>
-        <w:t>46</w:t>
+        <w:t>48</w:t>
       </w:r>
     </w:p>
     <w:p>
@@ -1237,7 +1237,7 @@
         </w:rPr>
         <w:t>5.7 评估、求交与多方安全计算</w:t>
         <w:tab/>
-        <w:t>46</w:t>
+        <w:t>48</w:t>
       </w:r>
     </w:p>
     <w:p>
@@ -1256,7 +1256,7 @@
         </w:rPr>
         <w:t>6 接口设计总述</w:t>
         <w:tab/>
-        <w:t>46</w:t>
+        <w:t>49</w:t>
       </w:r>
     </w:p>
     <w:p>
@@ -1275,7 +1275,7 @@
         </w:rPr>
         <w:t>6.1 基础约定与统一响应包</w:t>
         <w:tab/>
-        <w:t>47</w:t>
+        <w:t>49</w:t>
       </w:r>
     </w:p>
     <w:p>
@@ -1294,7 +1294,7 @@
         </w:rPr>
         <w:t>6.2 错误码</w:t>
         <w:tab/>
-        <w:t>47</w:t>
+        <w:t>49</w:t>
       </w:r>
     </w:p>
     <w:p>
@@ -1313,7 +1313,7 @@
         </w:rPr>
         <w:t>6.3 鉴权</w:t>
         <w:tab/>
-        <w:t>48</w:t>
+        <w:t>50</w:t>
       </w:r>
     </w:p>
     <w:p>
@@ -1332,7 +1332,7 @@
         </w:rPr>
         <w:t>6.4 分页</w:t>
         <w:tab/>
-        <w:t>48</w:t>
+        <w:t>50</w:t>
       </w:r>
     </w:p>
     <w:p>
@@ -1351,7 +1351,7 @@
         </w:rPr>
         <w:t>6.5 实时推送（SSE）</w:t>
         <w:tab/>
-        <w:t>48</w:t>
+        <w:t>50</w:t>
       </w:r>
     </w:p>
     <w:p>
@@ -1370,7 +1370,7 @@
         </w:rPr>
         <w:t>6.6 接口清单</w:t>
         <w:tab/>
-        <w:t>49</w:t>
+        <w:t>51</w:t>
       </w:r>
     </w:p>
     <w:p>
@@ -1389,7 +1389,7 @@
         </w:rPr>
         <w:t>6.6.1 联邦学习</w:t>
         <w:tab/>
-        <w:t>49</w:t>
+        <w:t>51</w:t>
       </w:r>
     </w:p>
     <w:p>
@@ -1408,7 +1408,7 @@
         </w:rPr>
         <w:t>6.6.2 同态加密</w:t>
         <w:tab/>
-        <w:t>50</w:t>
+        <w:t>52</w:t>
       </w:r>
     </w:p>
     <w:p>
@@ -1427,7 +1427,7 @@
         </w:rPr>
         <w:t>6.6.3 多方安全计算</w:t>
         <w:tab/>
-        <w:t>51</w:t>
+        <w:t>53</w:t>
       </w:r>
     </w:p>
     <w:p>
@@ -1446,7 +1446,7 @@
         </w:rPr>
         <w:t>6.6.4 隐私求交</w:t>
         <w:tab/>
-        <w:t>52</w:t>
+        <w:t>54</w:t>
       </w:r>
     </w:p>
     <w:p>
@@ -1465,7 +1465,7 @@
         </w:rPr>
         <w:t>6.6.5 差分隐私</w:t>
         <w:tab/>
-        <w:t>53</w:t>
+        <w:t>55</w:t>
       </w:r>
     </w:p>
     <w:p>
@@ -1484,7 +1484,7 @@
         </w:rPr>
         <w:t>7 安全设计</w:t>
         <w:tab/>
-        <w:t>54</w:t>
+        <w:t>56</w:t>
       </w:r>
     </w:p>
     <w:p>
@@ -1503,7 +1503,7 @@
         </w:rPr>
         <w:t>7.1 数据不出域</w:t>
         <w:tab/>
-        <w:t>54</w:t>
+        <w:t>56</w:t>
       </w:r>
     </w:p>
     <w:p>
@@ -1522,7 +1522,7 @@
         </w:rPr>
         <w:t>7.2 密钥管理</w:t>
         <w:tab/>
-        <w:t>54</w:t>
+        <w:t>56</w:t>
       </w:r>
     </w:p>
     <w:p>
@@ -1541,7 +1541,7 @@
         </w:rPr>
         <w:t>7.3 传输与存储</w:t>
         <w:tab/>
-        <w:t>54</w:t>
+        <w:t>56</w:t>
       </w:r>
     </w:p>
     <w:p>
@@ -1560,7 +1560,7 @@
         </w:rPr>
         <w:t>7.4 审计</w:t>
         <w:tab/>
-        <w:t>55</w:t>
+        <w:t>57</w:t>
       </w:r>
     </w:p>
     <w:p>
@@ -1579,7 +1579,7 @@
         </w:rPr>
         <w:t>8 测试设计</w:t>
         <w:tab/>
-        <w:t>55</w:t>
+        <w:t>57</w:t>
       </w:r>
     </w:p>
     <w:p>
@@ -1598,7 +1598,7 @@
         </w:rPr>
         <w:t>8.1 测试层次</w:t>
         <w:tab/>
-        <w:t>55</w:t>
+        <w:t>57</w:t>
       </w:r>
     </w:p>
     <w:p>
@@ -1617,7 +1617,7 @@
         </w:rPr>
         <w:t>8.2 用例与编号对应</w:t>
         <w:tab/>
-        <w:t>55</w:t>
+        <w:t>57</w:t>
       </w:r>
     </w:p>
     <w:p>
@@ -1636,7 +1636,7 @@
         </w:rPr>
         <w:t>8.3 合同测试项的验证对应</w:t>
         <w:tab/>
-        <w:t>56</w:t>
+        <w:t>58</w:t>
       </w:r>
     </w:p>
     <w:p>
@@ -1655,7 +1655,7 @@
         </w:rPr>
         <w:t>9 部署与运维</w:t>
         <w:tab/>
-        <w:t>56</w:t>
+        <w:t>58</w:t>
       </w:r>
     </w:p>
     <w:p>
@@ -1674,7 +1674,7 @@
         </w:rPr>
         <w:t>9.1 部署</w:t>
         <w:tab/>
-        <w:t>56</w:t>
+        <w:t>58</w:t>
       </w:r>
     </w:p>
     <w:p>
@@ -1693,7 +1693,7 @@
         </w:rPr>
         <w:t>9.2 运维</w:t>
         <w:tab/>
-        <w:t>56</w:t>
+        <w:t>59</w:t>
       </w:r>
     </w:p>
     <w:p>
@@ -1712,7 +1712,7 @@
         </w:rPr>
         <w:t>10 风险与后续计划</w:t>
         <w:tab/>
-        <w:t>57</w:t>
+        <w:t>59</w:t>
       </w:r>
     </w:p>
     <w:p>
@@ -1731,7 +1731,7 @@
         </w:rPr>
         <w:t>10.1 风险与限制</w:t>
         <w:tab/>
-        <w:t>57</w:t>
+        <w:t>59</w:t>
       </w:r>
     </w:p>
     <w:p>
@@ -1750,7 +1750,7 @@
         </w:rPr>
         <w:t>10.2 后续计划</w:t>
         <w:tab/>
-        <w:t>57</w:t>
+        <w:t>59</w:t>
       </w:r>
       <w:r>
         <w:fldChar w:fldCharType="end"/>
@@ -1872,9 +1872,9 @@
       </w:tblPr>
       <w:tblGrid>
         <w:gridCol w:w="1916"/>
-        <w:gridCol w:w="2982"/>
+        <w:gridCol w:w="2415"/>
         <w:gridCol w:w="1644"/>
-        <w:gridCol w:w="2188"/>
+        <w:gridCol w:w="2755"/>
       </w:tblGrid>
       <w:tr>
         <w:trPr>
@@ -1904,7 +1904,7 @@
         </w:tc>
         <w:tc>
           <w:tcPr>
-            <w:tcW w:type="dxa" w:w="2982"/>
+            <w:tcW w:type="dxa" w:w="2415"/>
             <w:shd w:val="clear" w:color="auto" w:fill="D9D9D9"/>
           </w:tcPr>
           <w:p>
@@ -1946,7 +1946,7 @@
         </w:tc>
         <w:tc>
           <w:tcPr>
-            <w:tcW w:type="dxa" w:w="2188"/>
+            <w:tcW w:type="dxa" w:w="2755"/>
             <w:shd w:val="clear" w:color="auto" w:fill="D9D9D9"/>
           </w:tcPr>
           <w:p>
@@ -1990,7 +1990,7 @@
         </w:tc>
         <w:tc>
           <w:tcPr>
-            <w:tcW w:type="dxa" w:w="2982"/>
+            <w:tcW w:type="dxa" w:w="2415"/>
           </w:tcPr>
           <w:p>
             <w:pPr>
@@ -2026,7 +2026,7 @@
         </w:tc>
         <w:tc>
           <w:tcPr>
-            <w:tcW w:type="dxa" w:w="2188"/>
+            <w:tcW w:type="dxa" w:w="2755"/>
           </w:tcPr>
           <w:p>
             <w:pPr>
@@ -2067,7 +2067,7 @@
         </w:tc>
         <w:tc>
           <w:tcPr>
-            <w:tcW w:type="dxa" w:w="2982"/>
+            <w:tcW w:type="dxa" w:w="2415"/>
           </w:tcPr>
           <w:p>
             <w:pPr>
@@ -2103,7 +2103,7 @@
         </w:tc>
         <w:tc>
           <w:tcPr>
-            <w:tcW w:type="dxa" w:w="2188"/>
+            <w:tcW w:type="dxa" w:w="2755"/>
           </w:tcPr>
           <w:p>
             <w:pPr>
@@ -2144,7 +2144,7 @@
         </w:tc>
         <w:tc>
           <w:tcPr>
-            <w:tcW w:type="dxa" w:w="2982"/>
+            <w:tcW w:type="dxa" w:w="2415"/>
           </w:tcPr>
           <w:p>
             <w:pPr>
@@ -2180,7 +2180,7 @@
         </w:tc>
         <w:tc>
           <w:tcPr>
-            <w:tcW w:type="dxa" w:w="2188"/>
+            <w:tcW w:type="dxa" w:w="2755"/>
           </w:tcPr>
           <w:p>
             <w:pPr>
@@ -2221,7 +2221,7 @@
         </w:tc>
         <w:tc>
           <w:tcPr>
-            <w:tcW w:type="dxa" w:w="2982"/>
+            <w:tcW w:type="dxa" w:w="2415"/>
           </w:tcPr>
           <w:p>
             <w:pPr>
@@ -2257,7 +2257,7 @@
         </w:tc>
         <w:tc>
           <w:tcPr>
-            <w:tcW w:type="dxa" w:w="2188"/>
+            <w:tcW w:type="dxa" w:w="2755"/>
           </w:tcPr>
           <w:p>
             <w:pPr>
@@ -2298,7 +2298,7 @@
         </w:tc>
         <w:tc>
           <w:tcPr>
-            <w:tcW w:type="dxa" w:w="2982"/>
+            <w:tcW w:type="dxa" w:w="2415"/>
           </w:tcPr>
           <w:p>
             <w:pPr>
@@ -2334,7 +2334,7 @@
         </w:tc>
         <w:tc>
           <w:tcPr>
-            <w:tcW w:type="dxa" w:w="2188"/>
+            <w:tcW w:type="dxa" w:w="2755"/>
           </w:tcPr>
           <w:p>
             <w:pPr>
@@ -2375,7 +2375,7 @@
         </w:tc>
         <w:tc>
           <w:tcPr>
-            <w:tcW w:type="dxa" w:w="2982"/>
+            <w:tcW w:type="dxa" w:w="2415"/>
           </w:tcPr>
           <w:p>
             <w:pPr>
@@ -2404,7 +2404,7 @@
         </w:tc>
         <w:tc>
           <w:tcPr>
-            <w:tcW w:type="dxa" w:w="2188"/>
+            <w:tcW w:type="dxa" w:w="2755"/>
           </w:tcPr>
           <w:p>
             <w:pPr>
@@ -3914,8 +3914,8 @@
       </w:tblPr>
       <w:tblGrid>
         <w:gridCol w:w="1644"/>
-        <w:gridCol w:w="4091"/>
-        <w:gridCol w:w="2995"/>
+        <w:gridCol w:w="4151"/>
+        <w:gridCol w:w="2936"/>
       </w:tblGrid>
       <w:tr>
         <w:trPr>
@@ -3945,7 +3945,7 @@
         </w:tc>
         <w:tc>
           <w:tcPr>
-            <w:tcW w:type="dxa" w:w="4091"/>
+            <w:tcW w:type="dxa" w:w="4151"/>
             <w:shd w:val="clear" w:color="auto" w:fill="D9D9D9"/>
           </w:tcPr>
           <w:p>
@@ -3966,7 +3966,7 @@
         </w:tc>
         <w:tc>
           <w:tcPr>
-            <w:tcW w:type="dxa" w:w="2995"/>
+            <w:tcW w:type="dxa" w:w="2936"/>
             <w:shd w:val="clear" w:color="auto" w:fill="D9D9D9"/>
           </w:tcPr>
           <w:p>
@@ -4010,7 +4010,7 @@
         </w:tc>
         <w:tc>
           <w:tcPr>
-            <w:tcW w:type="dxa" w:w="4091"/>
+            <w:tcW w:type="dxa" w:w="4151"/>
           </w:tcPr>
           <w:p>
             <w:pPr>
@@ -4028,7 +4028,7 @@
         </w:tc>
         <w:tc>
           <w:tcPr>
-            <w:tcW w:type="dxa" w:w="2995"/>
+            <w:tcW w:type="dxa" w:w="2936"/>
           </w:tcPr>
           <w:p>
             <w:pPr>
@@ -4069,7 +4069,7 @@
         </w:tc>
         <w:tc>
           <w:tcPr>
-            <w:tcW w:type="dxa" w:w="4091"/>
+            <w:tcW w:type="dxa" w:w="4151"/>
           </w:tcPr>
           <w:p>
             <w:pPr>
@@ -4087,7 +4087,7 @@
         </w:tc>
         <w:tc>
           <w:tcPr>
-            <w:tcW w:type="dxa" w:w="2995"/>
+            <w:tcW w:type="dxa" w:w="2936"/>
           </w:tcPr>
           <w:p>
             <w:pPr>
@@ -4128,7 +4128,7 @@
         </w:tc>
         <w:tc>
           <w:tcPr>
-            <w:tcW w:type="dxa" w:w="4091"/>
+            <w:tcW w:type="dxa" w:w="4151"/>
           </w:tcPr>
           <w:p>
             <w:pPr>
@@ -4146,7 +4146,7 @@
         </w:tc>
         <w:tc>
           <w:tcPr>
-            <w:tcW w:type="dxa" w:w="2995"/>
+            <w:tcW w:type="dxa" w:w="2936"/>
           </w:tcPr>
           <w:p>
             <w:pPr>
@@ -4187,7 +4187,7 @@
         </w:tc>
         <w:tc>
           <w:tcPr>
-            <w:tcW w:type="dxa" w:w="4091"/>
+            <w:tcW w:type="dxa" w:w="4151"/>
           </w:tcPr>
           <w:p>
             <w:pPr>
@@ -4205,7 +4205,7 @@
         </w:tc>
         <w:tc>
           <w:tcPr>
-            <w:tcW w:type="dxa" w:w="2995"/>
+            <w:tcW w:type="dxa" w:w="2936"/>
           </w:tcPr>
           <w:p>
             <w:pPr>
@@ -4246,7 +4246,7 @@
         </w:tc>
         <w:tc>
           <w:tcPr>
-            <w:tcW w:type="dxa" w:w="4091"/>
+            <w:tcW w:type="dxa" w:w="4151"/>
           </w:tcPr>
           <w:p>
             <w:pPr>
@@ -4264,7 +4264,7 @@
         </w:tc>
         <w:tc>
           <w:tcPr>
-            <w:tcW w:type="dxa" w:w="2995"/>
+            <w:tcW w:type="dxa" w:w="2936"/>
           </w:tcPr>
           <w:p>
             <w:pPr>
@@ -4407,9 +4407,9 @@
       </w:tblPr>
       <w:tblGrid>
         <w:gridCol w:w="1916"/>
-        <w:gridCol w:w="1272"/>
-        <w:gridCol w:w="2952"/>
-        <w:gridCol w:w="2590"/>
+        <w:gridCol w:w="1159"/>
+        <w:gridCol w:w="3150"/>
+        <w:gridCol w:w="2505"/>
       </w:tblGrid>
       <w:tr>
         <w:trPr>
@@ -4439,7 +4439,7 @@
         </w:tc>
         <w:tc>
           <w:tcPr>
-            <w:tcW w:type="dxa" w:w="1272"/>
+            <w:tcW w:type="dxa" w:w="1159"/>
             <w:shd w:val="clear" w:color="auto" w:fill="D9D9D9"/>
           </w:tcPr>
           <w:p>
@@ -4460,7 +4460,7 @@
         </w:tc>
         <w:tc>
           <w:tcPr>
-            <w:tcW w:type="dxa" w:w="2952"/>
+            <w:tcW w:type="dxa" w:w="3150"/>
             <w:shd w:val="clear" w:color="auto" w:fill="D9D9D9"/>
           </w:tcPr>
           <w:p>
@@ -4481,7 +4481,7 @@
         </w:tc>
         <w:tc>
           <w:tcPr>
-            <w:tcW w:type="dxa" w:w="2590"/>
+            <w:tcW w:type="dxa" w:w="2505"/>
             <w:shd w:val="clear" w:color="auto" w:fill="D9D9D9"/>
           </w:tcPr>
           <w:p>
@@ -4525,7 +4525,7 @@
         </w:tc>
         <w:tc>
           <w:tcPr>
-            <w:tcW w:type="dxa" w:w="1272"/>
+            <w:tcW w:type="dxa" w:w="1159"/>
           </w:tcPr>
           <w:p>
             <w:pPr>
@@ -4543,7 +4543,7 @@
         </w:tc>
         <w:tc>
           <w:tcPr>
-            <w:tcW w:type="dxa" w:w="2952"/>
+            <w:tcW w:type="dxa" w:w="3150"/>
           </w:tcPr>
           <w:p>
             <w:pPr>
@@ -4561,7 +4561,7 @@
         </w:tc>
         <w:tc>
           <w:tcPr>
-            <w:tcW w:type="dxa" w:w="2590"/>
+            <w:tcW w:type="dxa" w:w="2505"/>
           </w:tcPr>
           <w:p>
             <w:pPr>
@@ -4602,7 +4602,7 @@
         </w:tc>
         <w:tc>
           <w:tcPr>
-            <w:tcW w:type="dxa" w:w="1272"/>
+            <w:tcW w:type="dxa" w:w="1159"/>
           </w:tcPr>
           <w:p>
             <w:pPr>
@@ -4620,7 +4620,7 @@
         </w:tc>
         <w:tc>
           <w:tcPr>
-            <w:tcW w:type="dxa" w:w="2952"/>
+            <w:tcW w:type="dxa" w:w="3150"/>
           </w:tcPr>
           <w:p>
             <w:pPr>
@@ -4638,7 +4638,7 @@
         </w:tc>
         <w:tc>
           <w:tcPr>
-            <w:tcW w:type="dxa" w:w="2590"/>
+            <w:tcW w:type="dxa" w:w="2505"/>
           </w:tcPr>
           <w:p>
             <w:pPr>
@@ -4679,7 +4679,7 @@
         </w:tc>
         <w:tc>
           <w:tcPr>
-            <w:tcW w:type="dxa" w:w="1272"/>
+            <w:tcW w:type="dxa" w:w="1159"/>
           </w:tcPr>
           <w:p>
             <w:pPr>
@@ -4697,7 +4697,7 @@
         </w:tc>
         <w:tc>
           <w:tcPr>
-            <w:tcW w:type="dxa" w:w="2952"/>
+            <w:tcW w:type="dxa" w:w="3150"/>
           </w:tcPr>
           <w:p>
             <w:pPr>
@@ -4715,7 +4715,7 @@
         </w:tc>
         <w:tc>
           <w:tcPr>
-            <w:tcW w:type="dxa" w:w="2590"/>
+            <w:tcW w:type="dxa" w:w="2505"/>
           </w:tcPr>
           <w:p>
             <w:pPr>
@@ -4780,9 +4780,9 @@
         <w:tblLayout w:type="fixed"/>
       </w:tblPr>
       <w:tblGrid>
-        <w:gridCol w:w="2733"/>
-        <w:gridCol w:w="2835"/>
-        <w:gridCol w:w="3163"/>
+        <w:gridCol w:w="2698"/>
+        <w:gridCol w:w="3062"/>
+        <w:gridCol w:w="2971"/>
       </w:tblGrid>
       <w:tr>
         <w:trPr>
@@ -4791,7 +4791,7 @@
         </w:trPr>
         <w:tc>
           <w:tcPr>
-            <w:tcW w:type="dxa" w:w="2733"/>
+            <w:tcW w:type="dxa" w:w="2698"/>
             <w:shd w:val="clear" w:color="auto" w:fill="D9D9D9"/>
           </w:tcPr>
           <w:p>
@@ -4812,7 +4812,7 @@
         </w:tc>
         <w:tc>
           <w:tcPr>
-            <w:tcW w:type="dxa" w:w="2835"/>
+            <w:tcW w:type="dxa" w:w="3062"/>
             <w:shd w:val="clear" w:color="auto" w:fill="D9D9D9"/>
           </w:tcPr>
           <w:p>
@@ -4833,7 +4833,7 @@
         </w:tc>
         <w:tc>
           <w:tcPr>
-            <w:tcW w:type="dxa" w:w="3163"/>
+            <w:tcW w:type="dxa" w:w="2971"/>
             <w:shd w:val="clear" w:color="auto" w:fill="D9D9D9"/>
           </w:tcPr>
           <w:p>
@@ -4859,7 +4859,7 @@
         </w:trPr>
         <w:tc>
           <w:tcPr>
-            <w:tcW w:type="dxa" w:w="2733"/>
+            <w:tcW w:type="dxa" w:w="2698"/>
           </w:tcPr>
           <w:p>
             <w:pPr>
@@ -4877,7 +4877,7 @@
         </w:tc>
         <w:tc>
           <w:tcPr>
-            <w:tcW w:type="dxa" w:w="2835"/>
+            <w:tcW w:type="dxa" w:w="3062"/>
           </w:tcPr>
           <w:p>
             <w:pPr>
@@ -4895,7 +4895,7 @@
         </w:tc>
         <w:tc>
           <w:tcPr>
-            <w:tcW w:type="dxa" w:w="3163"/>
+            <w:tcW w:type="dxa" w:w="2971"/>
           </w:tcPr>
           <w:p>
             <w:pPr>
@@ -4918,7 +4918,7 @@
         </w:trPr>
         <w:tc>
           <w:tcPr>
-            <w:tcW w:type="dxa" w:w="2733"/>
+            <w:tcW w:type="dxa" w:w="2698"/>
           </w:tcPr>
           <w:p>
             <w:pPr>
@@ -4936,7 +4936,7 @@
         </w:tc>
         <w:tc>
           <w:tcPr>
-            <w:tcW w:type="dxa" w:w="2835"/>
+            <w:tcW w:type="dxa" w:w="3062"/>
           </w:tcPr>
           <w:p>
             <w:pPr>
@@ -4954,7 +4954,7 @@
         </w:tc>
         <w:tc>
           <w:tcPr>
-            <w:tcW w:type="dxa" w:w="3163"/>
+            <w:tcW w:type="dxa" w:w="2971"/>
           </w:tcPr>
           <w:p>
             <w:pPr>
@@ -4977,7 +4977,7 @@
         </w:trPr>
         <w:tc>
           <w:tcPr>
-            <w:tcW w:type="dxa" w:w="2733"/>
+            <w:tcW w:type="dxa" w:w="2698"/>
           </w:tcPr>
           <w:p>
             <w:pPr>
@@ -4995,7 +4995,7 @@
         </w:tc>
         <w:tc>
           <w:tcPr>
-            <w:tcW w:type="dxa" w:w="2835"/>
+            <w:tcW w:type="dxa" w:w="3062"/>
           </w:tcPr>
           <w:p>
             <w:pPr>
@@ -5013,7 +5013,7 @@
         </w:tc>
         <w:tc>
           <w:tcPr>
-            <w:tcW w:type="dxa" w:w="3163"/>
+            <w:tcW w:type="dxa" w:w="2971"/>
           </w:tcPr>
           <w:p>
             <w:pPr>
@@ -5036,7 +5036,7 @@
         </w:trPr>
         <w:tc>
           <w:tcPr>
-            <w:tcW w:type="dxa" w:w="2733"/>
+            <w:tcW w:type="dxa" w:w="2698"/>
           </w:tcPr>
           <w:p>
             <w:pPr>
@@ -5054,7 +5054,7 @@
         </w:tc>
         <w:tc>
           <w:tcPr>
-            <w:tcW w:type="dxa" w:w="2835"/>
+            <w:tcW w:type="dxa" w:w="3062"/>
           </w:tcPr>
           <w:p>
             <w:pPr>
@@ -5072,7 +5072,7 @@
         </w:tc>
         <w:tc>
           <w:tcPr>
-            <w:tcW w:type="dxa" w:w="3163"/>
+            <w:tcW w:type="dxa" w:w="2971"/>
           </w:tcPr>
           <w:p>
             <w:pPr>
@@ -5095,7 +5095,7 @@
         </w:trPr>
         <w:tc>
           <w:tcPr>
-            <w:tcW w:type="dxa" w:w="2733"/>
+            <w:tcW w:type="dxa" w:w="2698"/>
           </w:tcPr>
           <w:p>
             <w:pPr>
@@ -5113,7 +5113,7 @@
         </w:tc>
         <w:tc>
           <w:tcPr>
-            <w:tcW w:type="dxa" w:w="2835"/>
+            <w:tcW w:type="dxa" w:w="3062"/>
           </w:tcPr>
           <w:p>
             <w:pPr>
@@ -5131,7 +5131,7 @@
         </w:tc>
         <w:tc>
           <w:tcPr>
-            <w:tcW w:type="dxa" w:w="3163"/>
+            <w:tcW w:type="dxa" w:w="2971"/>
           </w:tcPr>
           <w:p>
             <w:pPr>
@@ -5154,7 +5154,7 @@
         </w:trPr>
         <w:tc>
           <w:tcPr>
-            <w:tcW w:type="dxa" w:w="2733"/>
+            <w:tcW w:type="dxa" w:w="2698"/>
           </w:tcPr>
           <w:p>
             <w:pPr>
@@ -5172,7 +5172,7 @@
         </w:tc>
         <w:tc>
           <w:tcPr>
-            <w:tcW w:type="dxa" w:w="2835"/>
+            <w:tcW w:type="dxa" w:w="3062"/>
           </w:tcPr>
           <w:p>
             <w:pPr>
@@ -5190,7 +5190,7 @@
         </w:tc>
         <w:tc>
           <w:tcPr>
-            <w:tcW w:type="dxa" w:w="3163"/>
+            <w:tcW w:type="dxa" w:w="2971"/>
           </w:tcPr>
           <w:p>
             <w:pPr>
@@ -5213,7 +5213,7 @@
         </w:trPr>
         <w:tc>
           <w:tcPr>
-            <w:tcW w:type="dxa" w:w="2733"/>
+            <w:tcW w:type="dxa" w:w="2698"/>
           </w:tcPr>
           <w:p>
             <w:pPr>
@@ -5231,7 +5231,7 @@
         </w:tc>
         <w:tc>
           <w:tcPr>
-            <w:tcW w:type="dxa" w:w="2835"/>
+            <w:tcW w:type="dxa" w:w="3062"/>
           </w:tcPr>
           <w:p>
             <w:pPr>
@@ -5249,7 +5249,7 @@
         </w:tc>
         <w:tc>
           <w:tcPr>
-            <w:tcW w:type="dxa" w:w="3163"/>
+            <w:tcW w:type="dxa" w:w="2971"/>
           </w:tcPr>
           <w:p>
             <w:pPr>
@@ -5272,7 +5272,7 @@
         </w:trPr>
         <w:tc>
           <w:tcPr>
-            <w:tcW w:type="dxa" w:w="2733"/>
+            <w:tcW w:type="dxa" w:w="2698"/>
           </w:tcPr>
           <w:p>
             <w:pPr>
@@ -5290,7 +5290,7 @@
         </w:tc>
         <w:tc>
           <w:tcPr>
-            <w:tcW w:type="dxa" w:w="2835"/>
+            <w:tcW w:type="dxa" w:w="3062"/>
           </w:tcPr>
           <w:p>
             <w:pPr>
@@ -5308,7 +5308,7 @@
         </w:tc>
         <w:tc>
           <w:tcPr>
-            <w:tcW w:type="dxa" w:w="3163"/>
+            <w:tcW w:type="dxa" w:w="2971"/>
           </w:tcPr>
           <w:p>
             <w:pPr>
@@ -5380,6 +5380,17 @@
         <w:rPr>
           <w:rFonts w:ascii="Times New Roman" w:hAnsi="Times New Roman" w:eastAsia="宋体" w:cs="Times New Roman"/>
         </w:rPr>
+        <w:t>演示环境的 mock 数据在浏览器里持久化：数据快照保存在 localStorage，页面刷新后恢复，写操作去抖保存，训练进度每 5 秒落盘一次；刷新会打断正在运行的定时任务，训练任务恢复为已暂停、可继续，其他运行中的记录标为失败并写明原因。控制台数据源说明处提供「重置演示数据」按钮，清除快照并恢复初始数据；配置项 mockPersist 为 false 时关闭持久化。</w:t>
+      </w:r>
+    </w:p>
+    <w:p>
+      <w:pPr>
+        <w:ind w:firstLine="480"/>
+      </w:pPr>
+      <w:r>
+        <w:rPr>
+          <w:rFonts w:ascii="Times New Roman" w:hAnsi="Times New Roman" w:eastAsia="宋体" w:cs="Times New Roman"/>
+        </w:rPr>
         <w:t>所有契约测试放在 web/tests 下，用 Node 自带的 node:test 运行，无外部依赖。每个测试名以三级功能编号开头，例如 [FL-ORCH-01]，验收进度表据此汇总每个编号的测试结果。</w:t>
       </w:r>
     </w:p>
@@ -5516,7 +5527,7 @@
         <w:rPr>
           <w:rFonts w:ascii="Times New Roman" w:hAnsi="Times New Roman" w:eastAsia="宋体" w:cs="Times New Roman"/>
         </w:rPr>
-        <w:t>项目配置。项目主表保存 project_id、name、type；配置表 fl_project_config 保存 description、base_algorithm 与 model_version、total_rounds、target_metric 与 target_value、revision。训练目标的比较方向由指标决定：loss、rmse、mae 要求不大于目标值，accuracy、auc 要求不小于目标值。目标指标所属的任务类型必须被基准模型支持，模型版本必须存在于算法版本表。聚合轮数取 1 至 200 的整数。</w:t>
+        <w:t>项目配置。项目主表保存 project_id、name、type；配置表 fl_project_config 保存 description、base_algorithm 与 model_version、total_rounds、target_metric 与 target_value、revision。训练目标的比较方向由指标决定：loss、rmse、mae 要求不大于目标值，accuracy、auc 要求不小于目标值。目标指标所属的任务类型必须被基准模型支持，模型版本必须存在于算法版本表。聚合轮数取 1 至 200 的整数。配置导出为 schema_version 等于 fl-project-config/1 的 JSON 文件，内容为项目、训练配置、节点清单（含数据目录）与隔离策略，不含凭据；文件内的时间统一写成 UTC+8（形如 2026-10-23 22:10:05 +08:00），并带 timezone 字段。</w:t>
       </w:r>
     </w:p>
     <w:p>
@@ -5538,7 +5549,7 @@
         <w:rPr>
           <w:rFonts w:ascii="Times New Roman" w:hAnsi="Times New Roman" w:eastAsia="宋体" w:cs="Times New Roman"/>
         </w:rPr>
-        <w:t>数据隔离。每个训练节点登记独立的数据目录，默认形如 /data/fl/{项目}/{分区}，策略为目录权限 0700 加节点挂载命名空间隔离。访问判定规则是发起访问的节点等于目录属主才放行，越权访问写入审计表 fl_isolation_audit，并记录操作人。跨节点通信只允许 ModelUpdate 消息的白名单字段：训练节点上传 weights_delta、num_samples、local_metrics，聚合节点下发 global_weights 与 round。传输审计取任务最后一轮各节点的消息，字节数来自训练引擎每轮记录的 upload_kb，梯度元素数按 float32 的 4 字节换算，并把消息字段名与本项目所有数据集的列名逐一比对，命中即判为泄露。</w:t>
+        <w:t>数据隔离。每个训练节点登记独立的数据目录，默认形如 /data/fl/{项目}/{分区}，策略为目录权限 0700 加节点挂载命名空间隔离。访问判定规则是发起访问的节点等于目录属主才放行，越权访问写入审计表 fl_isolation_audit，并记录操作人。跨节点通信只允许 ModelUpdate 消息的白名单字段：训练节点上传 weights_delta、num_samples、local_metrics，聚合节点下发 global_weights 与 round。传输审计取任务最后一轮各节点的消息，字节数来自训练引擎每轮记录的 upload_kb，梯度元素数按 float32 的 4 字节换算，并把消息字段名与本项目所有数据集的列名逐一比对，命中即判为泄露。各节点上传的参数个数一致，等于 ceil(Top-k 保留比例 × 模型参数量)（参数量与保留比例分别取各算法的统一参数维度和聚合与安全页的项目配置）。审计页列出最后一轮每个节点的参数个数、明文大小，以及按任务聚合方式计算的链路传输量：秘密共享为参数个数 × 有限域位数，同态加密为密文条数 × 单条密文位数，聚合节点的下行为（参数个数 × 32 位 + Top-k 下标）× 训练节点数，与聚合与安全页的通信量估算使用同一套公式；页面同时说明稀疏化保留比例与编码方式。</w:t>
       </w:r>
     </w:p>
     <w:p>
@@ -6058,7 +6069,7 @@
         <w:rPr>
           <w:rFonts w:ascii="Times New Roman" w:hAnsi="Times New Roman" w:eastAsia="宋体" w:cs="Times New Roman"/>
         </w:rPr>
-        <w:t>项目名称不能为空，不能重名（40902）；聚合轮数和目标值越界返回 40003；基准模型与训练目标的任务类型不匹配返回 40000。节点 IP 不是合法 IPv4（每段 0 至 255）或 IPv6、端口不在 1 至 65535 之间、节点 ID 含非法字符分别被拒；节点 ID 重复返回 40902；添加时连通性检查失败返回 42201；训练节点必须有数据分区。节点被状态为 Running 或 Paused 的任务引用时，删除或修改节点 ID、角色、数据分区、数据目录返回 40901 并列出任务，但允许修改 IP 与端口；被任何历史任务引用过的节点 ID 不允许改名。PATCH 项目只校验传入字段，基准模型与版本成对校验，失败时原配置不变，成功后 revision 加 1 并记录 updated_by 与 updated_at。注册算法时版本号格式不对、模型格式不支持、schema 不满足子集规则、与内置算法重名、同名同版本重复，均返回具体原因。自定义模型文件为空或损坏（例如 HDF5 签名不匹配）返回 40002 并附逐项报告，不登记。回滚到当前版本或不存在的版本被拒绝。模板的参数越界、类型错误、未知参数、重名被拒。</w:t>
+        <w:t>项目名称不能为空，不能重名（40902）；聚合轮数和目标值越界返回 40003；基准模型与训练目标的任务类型不匹配返回 40000。节点 IP 不是合法 IPv4（每段 0 至 255）或 IPv6，或属于 0.0.0.0、255.255.255.255、回环、组播、保留段，以及按 /24 子网计算的网络地址（主机位全 0）与广播地址（主机位全 1），均被拒绝并在提示中说明原因；端口不在 1 至 65535 之间、节点 ID 含非法字符分别被拒；节点 ID 重复返回 40902；添加时连通性检查失败返回 42201；训练节点必须有数据分区。节点被状态为 Running 或 Paused 的任务引用时，删除或修改节点 ID、角色、数据分区、数据目录返回 40901 并列出任务，但允许修改 IP 与端口；被任何历史任务引用过的节点 ID 不允许改名。PATCH 项目只校验传入字段，基准模型与版本成对校验，失败时原配置不变，成功后 revision 加 1 并记录 updated_by 与 updated_at。注册算法时版本号格式不对、模型格式不支持、schema 不满足子集规则、与内置算法重名、同名同版本重复，均返回具体原因。自定义模型文件为空或损坏（例如 HDF5 签名不匹配）返回 40002 并附逐项报告，不登记。回滚到当前版本或不存在的版本被拒绝。模板的参数越界、类型错误、未知参数、重名被拒。schema 文本不是合法 JSON 时，提示给出中文原因与出错的行列位置。</w:t>
       </w:r>
     </w:p>
     <w:p>
@@ -6204,9 +6215,9 @@
         <w:tblLayout w:type="fixed"/>
       </w:tblPr>
       <w:tblGrid>
-        <w:gridCol w:w="2950"/>
+        <w:gridCol w:w="2885"/>
         <w:gridCol w:w="2733"/>
-        <w:gridCol w:w="3049"/>
+        <w:gridCol w:w="3113"/>
       </w:tblGrid>
       <w:tr>
         <w:trPr>
@@ -6215,7 +6226,7 @@
         </w:trPr>
         <w:tc>
           <w:tcPr>
-            <w:tcW w:type="dxa" w:w="2950"/>
+            <w:tcW w:type="dxa" w:w="2885"/>
             <w:shd w:val="clear" w:color="auto" w:fill="D9D9D9"/>
           </w:tcPr>
           <w:p>
@@ -6257,7 +6268,7 @@
         </w:tc>
         <w:tc>
           <w:tcPr>
-            <w:tcW w:type="dxa" w:w="3049"/>
+            <w:tcW w:type="dxa" w:w="3113"/>
             <w:shd w:val="clear" w:color="auto" w:fill="D9D9D9"/>
           </w:tcPr>
           <w:p>
@@ -6283,7 +6294,7 @@
         </w:trPr>
         <w:tc>
           <w:tcPr>
-            <w:tcW w:type="dxa" w:w="2950"/>
+            <w:tcW w:type="dxa" w:w="2885"/>
           </w:tcPr>
           <w:p>
             <w:pPr>
@@ -6319,7 +6330,7 @@
         </w:tc>
         <w:tc>
           <w:tcPr>
-            <w:tcW w:type="dxa" w:w="3049"/>
+            <w:tcW w:type="dxa" w:w="3113"/>
           </w:tcPr>
           <w:p>
             <w:pPr>
@@ -6342,7 +6353,7 @@
         </w:trPr>
         <w:tc>
           <w:tcPr>
-            <w:tcW w:type="dxa" w:w="2950"/>
+            <w:tcW w:type="dxa" w:w="2885"/>
           </w:tcPr>
           <w:p>
             <w:pPr>
@@ -6378,7 +6389,7 @@
         </w:tc>
         <w:tc>
           <w:tcPr>
-            <w:tcW w:type="dxa" w:w="3049"/>
+            <w:tcW w:type="dxa" w:w="3113"/>
           </w:tcPr>
           <w:p>
             <w:pPr>
@@ -6401,7 +6412,7 @@
         </w:trPr>
         <w:tc>
           <w:tcPr>
-            <w:tcW w:type="dxa" w:w="2950"/>
+            <w:tcW w:type="dxa" w:w="2885"/>
           </w:tcPr>
           <w:p>
             <w:pPr>
@@ -6437,7 +6448,7 @@
         </w:tc>
         <w:tc>
           <w:tcPr>
-            <w:tcW w:type="dxa" w:w="3049"/>
+            <w:tcW w:type="dxa" w:w="3113"/>
           </w:tcPr>
           <w:p>
             <w:pPr>
@@ -6460,7 +6471,7 @@
         </w:trPr>
         <w:tc>
           <w:tcPr>
-            <w:tcW w:type="dxa" w:w="2950"/>
+            <w:tcW w:type="dxa" w:w="2885"/>
           </w:tcPr>
           <w:p>
             <w:pPr>
@@ -6496,7 +6507,7 @@
         </w:tc>
         <w:tc>
           <w:tcPr>
-            <w:tcW w:type="dxa" w:w="3049"/>
+            <w:tcW w:type="dxa" w:w="3113"/>
           </w:tcPr>
           <w:p>
             <w:pPr>
@@ -6519,7 +6530,7 @@
         </w:trPr>
         <w:tc>
           <w:tcPr>
-            <w:tcW w:type="dxa" w:w="2950"/>
+            <w:tcW w:type="dxa" w:w="2885"/>
           </w:tcPr>
           <w:p>
             <w:pPr>
@@ -6555,7 +6566,7 @@
         </w:tc>
         <w:tc>
           <w:tcPr>
-            <w:tcW w:type="dxa" w:w="3049"/>
+            <w:tcW w:type="dxa" w:w="3113"/>
           </w:tcPr>
           <w:p>
             <w:pPr>
@@ -6578,7 +6589,7 @@
         </w:trPr>
         <w:tc>
           <w:tcPr>
-            <w:tcW w:type="dxa" w:w="2950"/>
+            <w:tcW w:type="dxa" w:w="2885"/>
           </w:tcPr>
           <w:p>
             <w:pPr>
@@ -6614,7 +6625,7 @@
         </w:tc>
         <w:tc>
           <w:tcPr>
-            <w:tcW w:type="dxa" w:w="3049"/>
+            <w:tcW w:type="dxa" w:w="3113"/>
           </w:tcPr>
           <w:p>
             <w:pPr>
@@ -6637,7 +6648,7 @@
         </w:trPr>
         <w:tc>
           <w:tcPr>
-            <w:tcW w:type="dxa" w:w="2950"/>
+            <w:tcW w:type="dxa" w:w="2885"/>
           </w:tcPr>
           <w:p>
             <w:pPr>
@@ -6673,7 +6684,7 @@
         </w:tc>
         <w:tc>
           <w:tcPr>
-            <w:tcW w:type="dxa" w:w="3049"/>
+            <w:tcW w:type="dxa" w:w="3113"/>
           </w:tcPr>
           <w:p>
             <w:pPr>
@@ -6696,7 +6707,7 @@
         </w:trPr>
         <w:tc>
           <w:tcPr>
-            <w:tcW w:type="dxa" w:w="2950"/>
+            <w:tcW w:type="dxa" w:w="2885"/>
           </w:tcPr>
           <w:p>
             <w:pPr>
@@ -6732,7 +6743,7 @@
         </w:tc>
         <w:tc>
           <w:tcPr>
-            <w:tcW w:type="dxa" w:w="3049"/>
+            <w:tcW w:type="dxa" w:w="3113"/>
           </w:tcPr>
           <w:p>
             <w:pPr>
@@ -6755,7 +6766,7 @@
         </w:trPr>
         <w:tc>
           <w:tcPr>
-            <w:tcW w:type="dxa" w:w="2950"/>
+            <w:tcW w:type="dxa" w:w="2885"/>
           </w:tcPr>
           <w:p>
             <w:pPr>
@@ -6791,7 +6802,7 @@
         </w:tc>
         <w:tc>
           <w:tcPr>
-            <w:tcW w:type="dxa" w:w="3049"/>
+            <w:tcW w:type="dxa" w:w="3113"/>
           </w:tcPr>
           <w:p>
             <w:pPr>
@@ -6833,7 +6844,7 @@
         <w:rPr>
           <w:rFonts w:ascii="Times New Roman" w:hAnsi="Times New Roman" w:eastAsia="宋体" w:cs="Times New Roman"/>
         </w:rPr>
-        <w:t>断点。暂停时保存的检查点路径形如 /data/fl/ckpt/{job_id}/round_{轮次}.ckpt，记录当前已完成轮次、全局模型的 SHA-256 摘要与字节数、本轮全局指标、聚合器的动量与学习率调度步数、各节点的数据读取位置（epoch 与 batch_offset）。恢复前重新预检，之后从断点轮次的下一轮继续，响应的 resumed_from_round 等于暂停时的轮次，状态迁移记录写明「从第 N 轮断点继续」，曲线上的轮次连续、不重复、不丢失。强制终止仅在 Running 或 Paused 时允许：全部容器以 SIGKILL 结束并记录释放时间，节点的运行中任务数立即归零。</w:t>
+        <w:t>断点。暂停时保存的检查点路径形如 /data/fl/ckpt/{job_id}/round_{轮次}.ckpt，记录当前已完成轮次、全局模型的 SHA-256 摘要与字节数、本轮全局指标、聚合器的动量与学习率调度步数、各节点的数据读取位置（epoch 与 batch_offset）。恢复前重新预检，之后从断点轮次的下一轮继续，响应的 resumed_from_round 等于暂停时的轮次，状态迁移记录写明「从第 N 轮断点继续」，曲线上的轮次连续、不重复、不丢失。强制终止仅在 Running 或 Paused 时允许，页面执行前弹出二次确认，说明将丢弃与保留的内容，取消则不发请求：全部容器以 SIGKILL 结束并记录释放时间，节点的运行中任务数立即归零。</w:t>
       </w:r>
     </w:p>
     <w:p>
@@ -6844,7 +6855,7 @@
         <w:rPr>
           <w:rFonts w:ascii="Times New Roman" w:hAnsi="Times New Roman" w:eastAsia="宋体" w:cs="Times New Roman"/>
         </w:rPr>
-        <w:t>指标存储与曲线。每轮聚合后按任务类型写入指标：分类任务写 loss 与 accuracy，时序任务写 rmse 与 mae（对目标列做 Min-Max 归一化后计算，取值在 0 到 1 量级，不同数据集之间可比）。每条记录按 series 区分全局与各节点，并带 recorded_at，同时经 SSE 推送。曲线用 ECharts 绘制：两张折线图分别对应任务类型的两个指标，横轴为轮次，纵轴取该指标的量纲范围，可在仅全局与各节点之间切换，每收到一次推送追加一个点；聚合节点不持有训练数据，页面不画它的本地曲线，接口与 CSV 保留其记录。</w:t>
+        <w:t>指标存储与曲线。每轮聚合后按任务类型写入指标：分类任务写 loss 与 accuracy，时序任务写 rmse 与 mae（对目标列做 Min-Max 归一化后计算，取值在 0 到 1 量级，不同数据集之间可比）。只有训练节点有本地指标，聚合节点不持有训练数据、不产生本地指标；每条记录按 series 区分全局与各训练节点，并带 recorded_at，同时经 SSE 推送。曲线用 ECharts 绘制：两张折线图分别对应任务类型的两个指标，横轴为轮次，纵轴取该指标的量纲范围，可在仅全局与各节点之间切换，每收到一次推送追加一个点；聚合节点没有本地指标，页面不画它的曲线。曲线集合变化（切换显示范围或换任务）时先收起提示框与坐标指示器，再整体替换曲线，同一集合内的逐轮追加才用增量更新。</w:t>
       </w:r>
     </w:p>
     <w:p>
@@ -6866,7 +6877,7 @@
         <w:rPr>
           <w:rFonts w:ascii="Times New Roman" w:hAnsi="Times New Roman" w:eastAsia="宋体" w:cs="Times New Roman"/>
         </w:rPr>
-        <w:t>指标查询与导出。历史指标可按项目 ID、任务 ID、起止时间过滤；CSV 列固定为 project_id、job_id、task_type、round、series、loss、accuracy、rmse、mae、recorded_at，文件带 UTF-8 BOM，不适用的指标列留空。</w:t>
+        <w:t>指标查询与导出。历史指标可按项目 ID、任务 ID、起止时间过滤；CSV 列固定为 project_id、job_id、task_type、round、series、loss、accuracy、rmse、mae、recorded_at(UTC+8)，时间写成「2026-10-23 22:10:05 +08:00」，文件带 UTF-8 BOM，不适用的指标列留空。单任务导出的列为 job_id、round、series、该任务类型的两个指标、recorded_at，起止时间按写入时间过滤。</w:t>
       </w:r>
     </w:p>
     <w:p>
@@ -7383,7 +7394,7 @@
         <w:rPr>
           <w:rFonts w:ascii="Times New Roman" w:hAnsi="Times New Roman" w:eastAsia="宋体" w:cs="Times New Roman"/>
         </w:rPr>
-        <w:t>状态不允许的动作返回 40901，并在 data.allowed_actions 中给出当前可执行动作（对已暂停任务再暂停、对运行中任务恢复同样返回 40901）。任务不存在返回 40400。metrics 的 scope 取值不是 global 或 nodes 返回 40000；from_round 大于 to_round 返回 40003，轮次不是整数返回 40002。历史指标查询的 page_size 默认 50、最大 500，项目 ID、任务 ID、起止时间可任意组合；时间格式错误返回 40002，起止颠倒返回 40003，项目不存在返回 40400。暂停期间聚合循环完全中断，当前轮次保持不变。终止后任务占用的节点运行任务数归零，节点可以再被删除或改角色。</w:t>
+        <w:t>状态不允许的动作返回 40901，并在 data.allowed_actions 中给出当前可执行动作（对已暂停任务再暂停、对运行中任务恢复同样返回 40901）。任务不存在返回 40400。metrics 的 scope 取值不是 global 或 nodes 返回 40000；from_round 大于 to_round 返回 40003，轮次不是整数返回 40002。历史指标查询的 page_size 默认 50、最大 500，项目 ID、任务 ID、起止时间可任意组合；时间格式错误返回 40002，起止颠倒返回 40003（提示「开始时间不能晚于结束时间」），项目不存在返回 40400。暂停期间聚合循环完全中断，当前轮次保持不变。终止后任务占用的节点运行任务数归零，节点可以再被删除或改角色。</w:t>
       </w:r>
     </w:p>
     <w:p>
@@ -8368,7 +8379,7 @@
         <w:rPr>
           <w:rFonts w:ascii="Times New Roman" w:hAnsi="Times New Roman" w:eastAsia="宋体" w:cs="Times New Roman"/>
         </w:rPr>
-        <w:t>密钥。密钥记录含 key_id、scheme、密钥参数、public_key、fingerprint（SHA-256）、private_key_ref（kms:// 引用）与 status。私钥只以 KMS 引用出现，界面与接口都不输出私钥材料。该密钥与同态加密模块共用同一套生命周期（见 3.2.2），聚合页生成的密钥以 purpose 为 fl_aggregation 写入同一张密钥表，因此任务详情、任务公钥与本页公钥的 key_id 始终一致。</w:t>
+        <w:t>密钥。密钥记录含 key_id、scheme、密钥参数、public_key、fingerprint（SHA-256）、private_key_ref（kms:// 引用）与 status。私钥只以 KMS 引用出现，界面与接口都不输出私钥材料。该密钥与同态加密模块共用同一套生命周期（见 3.2.2），聚合页生成的密钥以 purpose 为 fl_aggregation 写入同一张密钥表，项目同时只有一把在用的聚合密钥（同态页轮换出的接替者即为新的在用密钥），因此任务详情、任务公钥与本页公钥的 key_id 始终一致。</w:t>
       </w:r>
     </w:p>
     <w:p>
@@ -8811,7 +8822,7 @@
         <w:rPr>
           <w:rFonts w:ascii="Times New Roman" w:hAnsi="Times New Roman" w:eastAsia="宋体" w:cs="Times New Roman"/>
         </w:rPr>
-        <w:t>通信压缩比评估（FL-EVAL-02）。同一任务下，逐轮统计全部上下行字节。FedAvg 每轮 = 3 × 2 × P × 32 位；本算法按 3.1.3 的同一公式计算，掩码种子每 10 轮协商，保留数量按梯度能量动态调整：第 r 轮保留比例 ρ_r = ρ × (1 + 0.3 × e^−(r−1)/4 + 抖动)，前几轮保留偏多，随收敛回落。压缩比 = 两者各自对全部轮次取算术平均后相除。同时在时间上最后 20% 的测试窗口计算 RMSE 与 MAE，给出相对 FedAvg 的变化百分比，用来说明压缩没有以牺牲效果为代价。可配置轮次（5 至 100，默认 20），其余参数默认取项目已保存的稀疏化与有限域配置。</w:t>
+        <w:t>通信压缩比评估（FL-EVAL-02）。同一任务下，逐轮统计全部上下行字节。FedAvg 每轮 = 3 × 2 × P × 32 位；本算法按 3.1.3 的同一公式计算，掩码种子每 10 轮协商，保留数量按梯度能量动态调整：第 r 轮保留比例 ρ_r = ρ × (1 + 0.3 × e^−(r−1)/4 + 抖动)，前几轮保留偏多，随收敛回落。压缩比 = 两者各自对全部轮次取算术平均后相除。同时在时间上最后 20% 的测试窗口计算 RMSE 与 MAE，给出相对 FedAvg 的变化百分比，用来说明压缩没有以牺牲效果为代价。可配置轮次（5 至 100，默认 20），其余参数默认取项目已保存的稀疏化与有限域配置，有限域位数的下限与聚合配置使用同一约束：不小于 16，且不小于量化位数加 ceil(log₂3)。</w:t>
       </w:r>
     </w:p>
     <w:p>
@@ -9663,7 +9674,7 @@
         <w:rPr>
           <w:rFonts w:ascii="Times New Roman" w:hAnsi="Times New Roman" w:eastAsia="宋体" w:cs="Times New Roman"/>
         </w:rPr>
-        <w:t>CKKS 近似误差。运算验证中，CKKS 解密值等于明文结果加确定性仿真噪声：加法噪声为 (1 + |x|) × 2^−28，乘法含重缩放噪声为 (1 + |x|) × 2^−22，因此乘法误差大于加法误差，二者都远小于 1e-4；种子取输入哈希，同输入同结果。</w:t>
+        <w:t>CKKS 近似误差。运算验证中，CKKS 解密值等于明文结果加确定性仿真噪声：加法噪声为 (1 + |x|) × 2^−28，乘法含重缩放噪声为 (1 + |x|) × 2^−22，因此乘法误差大于加法误差，二者都远小于 1e-4；种子取输入哈希，同输入同结果。密文大小与耗时全模块使用同一模型（与参数寻优相同）：单条 CKKS 密文 = 2 × N × L × 8 字节，N = 8192、L = 3 时为 384 KB（1 KB = 1024 字节），乘法重缩放后为 256 KB；BGV 取 L = 4，为 512 KB。运算验证与四步流程调用同一组函数，同参数下密文大小与耗时一致。</w:t>
       </w:r>
     </w:p>
     <w:p>
@@ -10117,7 +10128,7 @@
         <w:rPr>
           <w:rFonts w:ascii="Times New Roman" w:hAnsi="Times New Roman" w:eastAsia="宋体" w:cs="Times New Roman"/>
         </w:rPr>
-        <w:t>性能日志。日志有两类来源：流程测试按步骤与参与方展开；aggregation 为 he 的训练任务按已完成轮次展开为每个训练节点的加密、聚合方的密态聚合、密钥服务的解密。密文条数 = ceil(模型参数量 / 32)，例如 XGBoost 每轮上传 2,176 维（32 加 36 个特征乘 32 个分桶的梯度与 Hessian 直方图）对应 68 条，单条约 0.52 KB，每节点每轮约 35.4 KB。耗时按 Paillier 基准折算：加密 3.4 毫秒每条，聚合 0.8 毫秒每条每方，解密 4.2 毫秒每条，另加 ±6% 的确定性抖动。接口按环节汇总次数、平均耗时与密文合计，CSV 带 UTF-8 BOM，列含耗时（毫秒）与密文大小（KB）。</w:t>
+        <w:t>性能日志。日志有三类来源：四步全流程会话在解密完成后按实际步骤记录，来源为「全流程配置」，执行面板的累计耗时与累计密文体积取自同一份记账；流程测试按步骤与参与方展开；aggregation 为 he 的训练任务按已完成轮次展开为每个训练节点的加密、聚合方的密态聚合、密钥服务的解密。训练任务的口径与界面一致：单条密文大小与耗时按该任务绑定的聚合公钥计算（Paillier 为 2 × 位数 / 8 字节，3072 位为 0.75 KB；加解密耗时按位数的三次方缩放，聚合按位数的平方缩放），密文条数 = ceil(⌈参数量 × Top-k 保留比例) / 每条打包个数⌉，保留比例与打包个数取自聚合与安全页的生效配置，参数量按各算法的统一维度（见 3.5.3）。耗时按节点侧 16 线程批处理与 CRT 解密计算，各节点并行加密，每轮墙钟时间小于每轮训练时长（4.2 秒）。接口按环节汇总次数、平均耗时与密文合计，并在 job_bases 与 timing_basis 中逐任务写明所用密钥、保留比例与密文条数。CSV 带 UTF-8 BOM，列含耗时（毫秒）、密文大小（KB）与记录时间（UTC+8）。</w:t>
       </w:r>
     </w:p>
     <w:p>
@@ -10664,7 +10675,7 @@
         <w:rPr>
           <w:rFonts w:ascii="Times New Roman" w:hAnsi="Times New Roman" w:eastAsia="宋体" w:cs="Times New Roman"/>
         </w:rPr>
-        <w:t>性能预估（MPC-PROTO-07）。通信量按步骤累加全体参与方发送的字节：秘密共享输入分享为 n(n − 1) × ℓ/8 × m（n 为参与方数，m 为数据行数），乘法为 2 × n(n − 1) × ℓ/8 × m × (n − 1)，混淆电路为 AND 门数 × 2κ 加输入比特数 × 3κ，OT 为 n × m × (k/8 + 16)。计算耗时按单方关键路径累加，使用原型标定的常数：本地加法 0.4 微秒、乘法 2 微秒、截断 1.5 微秒、AND 门 0.25 微秒、OT 0.6 微秒。通信耗时 = (通信量 / n) × 8 / 带宽 + 总轮数 × 往返时延。预估随参与方数与数据规模单调增长，带宽翻倍时传输时间减半。</w:t>
+        <w:t>性能预估（MPC-PROTO-07）。通信量按步骤累加全体参与方发送的字节：秘密共享输入分享只计输入方发出的份额：[I × (C − 1) + 不兼任计算方的输入方数] × ℓ/8 × m（I 为输入方数，C 为计算方数，m 为数据行数）；乘法为 2 × n(n − 1) × ℓ/8 × m × (n − 1)，其中 n 为参与方数；混淆电路为 AND 门数 × 2κ 加输入比特数 × 3κ，OT 为 n × m × (k/8 + 16)。计算耗时按单方关键路径累加，使用原型标定的常数：本地加法 0.4 微秒、乘法 2 微秒、截断 1.5 微秒、AND 门 0.25 微秒、OT 0.6 微秒。通信耗时 = (通信量 / n) × 8 / 带宽 + 总轮数 × 往返时延。预估随参与方数与数据规模单调增长，带宽翻倍时传输时间减半。</w:t>
       </w:r>
     </w:p>
     <w:p>
@@ -11096,7 +11107,7 @@
         <w:rPr>
           <w:rFonts w:ascii="Times New Roman" w:hAnsi="Times New Roman" w:eastAsia="宋体" w:cs="Times New Roman"/>
         </w:rPr>
-        <w:t>4. 任务结束后自动进入历史任务列表，可筛选、对比、导出。</w:t>
+        <w:t>4. 任务结束后自动进入历史任务列表，可筛选、对比、导出。任务停止后，参与方状态与任务一致显示为「已停止」（链路降级的节点仍标为异常），累计指标保留。</w:t>
       </w:r>
     </w:p>
     <w:p>
@@ -11137,7 +11148,7 @@
         <w:rPr>
           <w:rFonts w:ascii="Times New Roman" w:hAnsi="Times New Roman" w:eastAsia="宋体" w:cs="Times New Roman"/>
         </w:rPr>
-        <w:t>历史查询与对比。每个项目播种 6 条只读历史任务（2026 年 9 月 12 日至 10 月 20 日，覆盖三种协议与 3 方、4 方），新执行完成的任务自动进入历史。列表按结束时间倒序，protocol 条件按流程中任一步使用该协议匹配，日期按 +08:00 的结束日期过滤。对比接口只允许 2 个任务，返回 8 项指标及 diff_pct = (B − A) / A，并给出每万行耗时 = 总耗时 / (行数 / 10,000) 以消除数据规模差异。报表为带 UTF-8 BOM 的 CSV，选 2 个任务时追加对比段。</w:t>
+        <w:t>历史查询与对比。每个项目播种 6 条只读历史任务（2026 年 9 月 12 日至 10 月 20 日，覆盖三种协议与 3 方、4 方），新执行完成的任务自动进入历史。列表按结束时间倒序，protocol 条件按流程中任一步使用该协议匹配，日期按 +08:00 的结束日期过滤。对比接口只允许 2 个任务，返回 8 项指标及 diff_pct = (B − A) / A，并给出每万行耗时 = 总耗时 / (行数 / 10,000) 以消除数据规模差异。报表为带 UTF-8 BOM 的 CSV，时间统一写成 UTC+8（列名注明），状态与协议用中文；选 2 个任务时追加对比段，按勾选顺序输出任务 A、B，差异口径 (B − A) / A 与界面一致。</w:t>
       </w:r>
     </w:p>
     <w:p>
@@ -11555,7 +11566,7 @@
         <w:rPr>
           <w:rFonts w:ascii="Times New Roman" w:hAnsi="Times New Roman" w:eastAsia="宋体" w:cs="Times New Roman"/>
         </w:rPr>
-        <w:t>登记模型。source_type 取 database、hdfs、file，source 分别保存 jdbc_url 与表名、HDFS 路径、file_id 与文件名，原始数据留在参与方节点。JDBC 地址前缀限 mysql、postgresql、oracle、hive2，HDFS 路径必须以 hdfs:// 开头，列名须匹配正则 [A-Za-z_][A-Za-z0-9_]*。</w:t>
+        <w:t>登记模型。source_type 取 database、hdfs、file，source 分别保存 jdbc_url 与表名、HDFS 路径、file_id 与文件名，原始数据留在参与方节点。JDBC 地址前缀限 mysql、postgresql、oracle、hive2，HDFS 路径必须以 hdfs:// 开头，列名须匹配正则 [A-Za-z_][A-Za-z0-9_]*。文件来源时，前端在浏览器内解析 CSV（不超过 256 MB）：首行为表头，非空行数减 1 为行数，按前 200 行推断列类型，随登记请求提交 row_count 与 columns，服务端校验求交键与时间列在表头内；无法在浏览器解析的文件（如 Parquet）按文件字节数 ÷ 64 估算行数，并在 source.row_count_basis 中标注 size_estimate，界面显示「约 N（估算）」。演示数据集的求交键为 credit_code_hash，即统一社会信用代码的哈希。</w:t>
       </w:r>
     </w:p>
     <w:p>
@@ -11579,7 +11590,7 @@
         <w:rPr>
           <w:rFonts w:ascii="Times New Roman" w:hAnsi="Times New Roman" w:eastAsia="宋体" w:cs="Times New Roman"/>
         </w:rPr>
-        <w:t>，数值列输出 0 至 1 的归一化值，原始值不出域。状态不是 ready 时 preview 为空。feature_count 不计求交键、时间列、label 和证件哈希列，供特征对齐计算维度。</w:t>
+        <w:t>，数值列输出 0 至 1 的归一化值，原始值不出域。文件来源时，前端把 CSV 前 3 行的原始值随登记请求提交（sample_rows，只存节点侧，不在响应中返回），详情按列类型脱敏：求交键取真实值的哈希前缀，字符串打码，数值按两位有效数字区间化，日期原样；没有在浏览器解析的文件不生成样例。状态不是 ready 时 preview 为空。feature_count 不计求交键、时间列、label 和证件哈希列，供特征对齐计算维度。</w:t>
       </w:r>
     </w:p>
     <w:p>
@@ -11590,7 +11601,7 @@
         <w:rPr>
           <w:rFonts w:ascii="Times New Roman" w:hAnsi="Times New Roman" w:eastAsia="宋体" w:cs="Times New Roman"/>
         </w:rPr>
-        <w:t>状态机。importing 到 ready 或 failed。ready 之前 row_count 为空，前端在存在 importing 数据集时每 800 毫秒轮询列表。</w:t>
+        <w:t>状态机。importing 到 ready 或 failed。ready 之前 row_count 为空，前端在存在 importing 数据集时每 800 毫秒轮询列表。流水线完成后，各阶段统计量与两方数据集名固化为快照（stats_snapshot_at）；删除数据集前先为引用它的已完成流水线生成快照，因此删除数据集后历史流水线的行数、交集条数、特征维度与数据集名保持不变。</w:t>
       </w:r>
     </w:p>
     <w:p>
@@ -12402,7 +12413,7 @@
         <w:rPr>
           <w:rFonts w:ascii="Times New Roman" w:hAnsi="Times New Roman" w:eastAsia="宋体" w:cs="Times New Roman"/>
         </w:rPr>
-        <w:t>流水线请求。parties 恰好两方且参与方不同；每方的数据集必须属于该方且状态为 ready，求交键列必须存在于数据集的列中。联合训练阶段按 training.fl_job_config（例如 XGBoost 加同态聚合，使用项目全部节点）新建联邦任务，dataset_source 为 { type: psi_pipeline, pipeline_id }，auto_start 默认为 false，即只把对齐样本写入联邦项目，由用户在联邦模块手动启动。</w:t>
+        <w:t>流水线请求。parties 恰好两方且参与方不同；每方的数据集必须属于该方且状态为 ready，求交键列必须存在于数据集的列中。联合训练阶段按 training.fl_job_config（例如 XGBoost 加同态聚合，使用项目全部节点）新建联邦任务，dataset_source 为 { type: psi_pipeline, pipeline_id }，auto_start 默认为 false，即只把对齐样本写入联邦项目，由用户在联邦模块手动启动。启动时按协议参数规格校验 params，并合并 template_id 指向的模板参数（params 覆盖同名键，模板须属于本项目且协议一致）。</w:t>
       </w:r>
     </w:p>
     <w:p>
@@ -12413,7 +12424,7 @@
         <w:rPr>
           <w:rFonts w:ascii="Times New Roman" w:hAnsi="Times New Roman" w:eastAsia="宋体" w:cs="Times New Roman"/>
         </w:rPr>
-        <w:t>阶段统计。进度经 SSE 的 stage_progress 与 pipeline_finished 事件推送，前端按 stage 键替换对应阶段并重绘。统计来自所选数据集：left_rows、right_rows 为两方的 row_count，交集条数按较小集合估算，特征维度为两方 feature_count 之和。页面显示每个阶段的状态、进度条、执行时长（秒）、数据量（求交为两方行数与交集条数，对齐为条数与特征维度）。离开页面时关闭 SSE，回来时按 pipeline_id 拉取详情；运行中则重新订阅；取消后状态为 canceled，进度归零。</w:t>
+        <w:t>阶段统计。进度经 SSE 的 stage_progress 与 pipeline_finished 事件推送，前端按 stage 键替换对应阶段并重绘。统计来自所选数据集：left_rows、right_rows 为两方的 row_count，交集条数按较小集合估算（较小行数记为 n_min，n_min 小于 10,000 时交集 = round(n_min × 0.4769)，否则按千取整 round(n_min × 0.4769 / 1000) × 1000；实际求交时以真实结果为准），特征维度为两方 feature_count 之和。页面显示每个阶段的状态、进度条、执行时长（秒）、数据量（求交为两方行数与交集条数，对齐为条数与特征维度）。离开页面时关闭 SSE，回来时按 pipeline_id 拉取详情；运行中则重新订阅；取消后状态为 canceled，进度归零。安全求交阶段结束时检查交集条数，少于 100 条（联合训练所需的最少对齐样本数）则流水线置为 failed 并停止，error 写明交集条数、阈值与两方求交键，特征对齐与联合训练置为 skipped，不创建联邦任务，该流水线也不能作为联邦任务的数据来源（40901）；页面以红色说明失败原因，失败阶段标「失败」、后续阶段标「已跳过」，「一键启动」变为「重新执行」。演示环境刷新中断运行中的流水线时同样处理：未完成的阶段标失败，之后的阶段标跳过。</w:t>
       </w:r>
     </w:p>
     <w:p>
@@ -12812,7 +12823,7 @@
         <w:rPr>
           <w:rFonts w:ascii="Times New Roman" w:hAnsi="Times New Roman" w:eastAsia="宋体" w:cs="Times New Roman"/>
         </w:rPr>
-        <w:t>自适应噪声（DP-MECH-03）。字段按对数正态拟合（中位数、对数标准差），敏感度 Δ = (U − L) / n，U、L 为裁剪上下界，n 为样本数。固定裁剪使用业务公开的取值范围，不看数据；自适应裁剪在 P1 至 P99、P2.5 至 P97.5、P5 至 P95、P10 至 P90 四个分位区间中，按 RMSE = √(噪声方差 + 截断偏差²) 最小者选取，截断偏差用对数正态截断期望解析计算，其中 10% 的预算用于差分隐私分位数估计。对重尾字段（例如 CeO₂ 月度均价），自适应裁剪使噪声标准差降低约 84%；对样本量大的全量均值，固定裁剪更优，系统据此给出推荐。梯度侧按 Andrew 等（2021）的目标分位裁剪：每轮的 C 取上一轮参与方更新 L2 范数的中位数，噪声 σ = z × C（z 为噪声倍数）随之下降，裁剪比例稳定在 50% 附近。</w:t>
+        <w:t>自适应噪声（DP-MECH-03）。字段按对数正态拟合（中位数、对数标准差），敏感度 Δ = (U − L) / n，U、L 为裁剪上下界，n 为样本数。固定裁剪使用业务公开的取值范围，不看数据；自适应裁剪在 P1 至 P99、P2.5 至 P97.5、P5 至 P95、P10 至 P90 四个分位区间中，按 RMSE = √(噪声方差 + 截断偏差²) 最小者选取，截断偏差用对数正态截断期望解析计算，其中 10% 的预算用于差分隐私分位数估计。对重尾字段（例如 CeO₂ 月度均价），自适应裁剪使噪声标准差降低约 84%；对样本量大的全量均值，固定裁剪更优，系统据此给出推荐。梯度侧按 Andrew 等（2021）的目标分位裁剪：每轮的 C 取上一轮参与方更新 L2 范数的中位数，噪声 σ = z × C（z 为噪声倍数）随之下降，裁剪比例稳定在 50% 附近。启用自适应裁剪后，对照基准仍是切换前的固定裁剪阈值（job.dp.clip_norm_fixed）；自适应噪声更大时，界面如实显示「噪声增加」。</w:t>
       </w:r>
     </w:p>
     <w:p>
@@ -13315,7 +13326,7 @@
         <w:rPr>
           <w:rFonts w:ascii="Times New Roman" w:hAnsi="Times New Roman" w:eastAsia="宋体" w:cs="Times New Roman"/>
         </w:rPr>
-        <w:t>模型效用。效用公式中的 ε 取与当前噪声等效的基础组合总 ε，因此 RDP 下同样的总预算对应更小的噪声、更高的效用。界面以百分比显示效用，并给出无噪声基线与损失的百分点。</w:t>
+        <w:t>模型效用。效用公式中的 ε 取与当前噪声等效的基础组合总 ε，因此 RDP 下同样的总预算对应更小的噪声、更高的效用。界面以百分比显示效用，并给出无噪声基线与损失的百分点。时序任务按任务类型的指标展示 RMSE 与 MAE（归一化，越低越好）：指标 = 无噪声基线 × (1 + 1.2 × e^(−ε_eq / 2.2))，ε_eq 为与当前噪声等效的基础组合总 ε，基线取该任务无噪声训练 T 轮后的指标。</w:t>
       </w:r>
     </w:p>
     <w:p>
@@ -13326,7 +13337,7 @@
         <w:rPr>
           <w:rFonts w:ascii="Times New Roman" w:hAnsi="Times New Roman" w:eastAsia="宋体" w:cs="Times New Roman"/>
         </w:rPr>
-        <w:t>平衡点。对 ε 网格 0.2 至 10 逐点，按同一机制、C、δ、会计方式反解噪声并估算效用；recommended_epsilon 取效用损失不超过 max_accuracy_loss（默认 0.03，即 3 个百分点）的最小 ε，并说明当前 ε 在平衡点的哪一侧。效用随 ε 单调不降；RDP 达到同样效用所需的 ε 明显小于基础组合。</w:t>
+        <w:t>平衡点。对 ε 网格 0.2 至 10 逐点，按同一机制、C、δ、会计方式反解噪声并估算效用；recommended_epsilon 取效用损失不超过 max_accuracy_loss（默认 0.03，即 3 个百分点）的最小 ε，并说明当前 ε 在平衡点的哪一侧。效用随 ε 单调不降；RDP 达到同样效用所需的 ε 明显小于基础组合。时序任务的平衡点改为 RMSE 相对基线增幅不超过 10% 的最小 ε。</w:t>
       </w:r>
     </w:p>
     <w:p>
@@ -13337,7 +13348,7 @@
         <w:rPr>
           <w:rFonts w:ascii="Times New Roman" w:hAnsi="Times New Roman" w:eastAsia="宋体" w:cs="Times New Roman"/>
         </w:rPr>
-        <w:t>审计记录。训练引擎每轮聚合后写入审计，按该次运行的配置快照补齐：ε 增量 = 累计 ε(r) − 累计 ε(r − 1)、噪声尺度、自适应 C、裁剪比例与噪声 L2 范数。因此逐轮增量之和等于累计 ε。已完成的历史任务可看到全部轮次，播种的历史任务按其配置回放，标记 source 为 seed_history。limit 参数支持整数与 all；CSV 带 UTF-8 BOM，列与页面一致。</w:t>
+        <w:t>审计记录。训练引擎每轮聚合后写入审计，按该次运行的配置快照补齐：ε 增量 = 累计 ε(r) − 累计 ε(r − 1)、噪声尺度、自适应 C、裁剪比例与噪声 L2 范数。因此逐轮增量之和等于累计 ε。已完成的历史任务可看到全部轮次，播种的历史任务按其配置回放，标记 source 为 seed_history。limit 参数支持整数与 all；CSV 带 UTF-8 BOM，列与页面一致。导出的时间列为 recorded_at(UTC+8)，写成「2026-10-23 22:10:05 +08:00」。</w:t>
       </w:r>
     </w:p>
     <w:p>
@@ -13676,7 +13687,7 @@
         <w:rPr>
           <w:rFonts w:ascii="Times New Roman" w:hAnsi="Times New Roman" w:eastAsia="宋体" w:cs="Times New Roman"/>
         </w:rPr>
-        <w:t>统一接口与可替换实现（DP-FW-01）。平台只依赖 5 个统一接口：DPStrategy.build、GradientDP.gaussian、GradientDP.laplace、Accountant.spent、SecureAggregator.aggregate。三种实现 secretflow-native、opacus、tf-privacy 暴露同一组接口。隐语侧映射 secretflow.security.privacy.DPStrategyFL、secretflow.security.privacy.mechanism.tensorflow.GaussianModelDP、secretflow.security.aggregation.SecureAggregator，类路径以部署环境的隐语版本为准；隐语没有的联邦拉普拉斯机制和三种会计方式由适配层 dp_adapter 实现。切换实现只影响非运行任务，运行中的任务沿用原实现到本次训练结束。</w:t>
+        <w:t>统一接口与可替换实现（DP-FW-01）。平台只依赖 5 个统一接口：DPStrategy.build、GradientDP.gaussian、GradientDP.laplace、Accountant.spent、SecureAggregator.aggregate。三种实现 secretflow-native、opacus、tf-privacy 暴露同一组接口。隐语侧映射 secretflow.security.privacy.DPStrategyFL、secretflow.security.privacy.mechanism.tensorflow.GaussianModelDP、secretflow.security.aggregation.SecureAggregator，类路径以部署环境的隐语版本为准；隐语没有的联邦拉普拉斯机制和三种会计方式由适配层 dp_adapter 实现。实现按项目选用，切换只影响本项目待启动、失败、已终止的任务；训练中与已暂停的任务沿用原实现到本次训练结束，已完成的任务保留训练时的实现记录，其他项目不受影响，界面提示写明影响范围与任务数。</w:t>
       </w:r>
     </w:p>
     <w:p>
@@ -14062,7 +14073,7 @@
         <w:rPr>
           <w:rFonts w:ascii="Times New Roman" w:hAnsi="Times New Roman" w:eastAsia="宋体" w:cs="Times New Roman"/>
         </w:rPr>
-        <w:t>切换实现时运行中的任务保持原实现；初始化检查任何一项不通过则不能进入启动；DP 配置在 Running 或 Paused 状态下不可改（40901）。</w:t>
+        <w:t>切换实现时训练中与已暂停的任务保持原实现；初始化检查任何一项不通过则不能进入启动；DP 配置在 Running 或 Paused 状态下不可改（40901）。</w:t>
       </w:r>
     </w:p>
     <w:p>
@@ -14325,7 +14336,7 @@
                 <w:rFonts w:ascii="Times New Roman" w:hAnsi="Times New Roman" w:eastAsia="宋体" w:cs="Times New Roman"/>
                 <w:sz w:val="21"/>
               </w:rPr>
-              <w:t>契约测试覆盖必填校验、重名、轮数越界、目标与基准模型不匹配、节点校验与运行中节点保护；浏览器验收创建项目后核对详情字段，并运行越权检测（预期记录为「已拒绝」且给出 EACCES 与目标路径）与传输审计（预期最后一轮各节点消息只含白名单字段，与本项目数据集列名比对命中 0 个）。以上全部通过为通过</w:t>
+              <w:t>契约测试覆盖必填校验、重名、轮数越界、目标与基准模型不匹配、节点校验与运行中节点保护；浏览器验收创建项目后核对详情字段，并运行越权检测（预期记录为「已拒绝」且给出 EACCES 与目标路径）与传输审计（预期最后一轮各节点消息只含白名单字段，与本项目数据集列名比对命中 0 个，并列出每个节点的参数个数、明文大小与按聚合方式计算的链路传输量）。以上全部通过为通过</w:t>
             </w:r>
           </w:p>
         </w:tc>
@@ -14999,7 +15010,7 @@
                 <w:rFonts w:ascii="Times New Roman" w:hAnsi="Times New Roman" w:eastAsia="宋体" w:cs="Times New Roman"/>
                 <w:sz w:val="21"/>
               </w:rPr>
-              <w:t>每轮聚合后存储全局与各节点指标（分类为 loss 与 accuracy，时序为 rmse 与 mae）；曲线接口支持全局与各节点切换及轮次区间截取；剩余时间用每轮耗时的指数平滑预测（α = 0.3），同时给出朴素平均法对照；历史指标可按项目、任务、时间范围查询并导出 CSV</w:t>
+              <w:t>每轮聚合后存储全局与各训练节点的指标（分类为 loss 与 accuracy，时序为 rmse 与 mae；聚合节点不持有数据，无本地指标）；曲线接口支持全局与各节点切换及轮次区间截取；剩余时间用每轮耗时的指数平滑预测（α = 0.3），同时给出朴素平均法对照；历史指标可按项目、任务、时间范围查询并导出 CSV</w:t>
             </w:r>
           </w:p>
         </w:tc>
@@ -17853,7 +17864,7 @@
                 <w:rFonts w:ascii="Times New Roman" w:hAnsi="Times New Roman" w:eastAsia="宋体" w:cs="Times New Roman"/>
                 <w:sz w:val="21"/>
               </w:rPr>
-              <w:t>三种协议可切换，说明框写明 128 位安全依据；数据集登记的来源校验、状态流转与删除保护；流水线完成后生成联邦项目与训练任务，「前往训练」跳转并定位任务。</w:t>
+              <w:t>三种协议可切换，说明框写明 128 位安全依据；数据集登记的来源校验、状态流转与删除保护；流水线完成后生成联邦项目与训练任务，「前往训练」跳转并定位任务；交集少于 100 条时流水线在安全求交阶段失败，后两个阶段显示「已跳过」，不生成训练任务。</w:t>
             </w:r>
           </w:p>
         </w:tc>
@@ -18402,10 +18413,10 @@
         <w:tblLayout w:type="fixed"/>
       </w:tblPr>
       <w:tblGrid>
-        <w:gridCol w:w="2319"/>
-        <w:gridCol w:w="2534"/>
-        <w:gridCol w:w="2505"/>
-        <w:gridCol w:w="1372"/>
+        <w:gridCol w:w="2614"/>
+        <w:gridCol w:w="2437"/>
+        <w:gridCol w:w="2419"/>
+        <w:gridCol w:w="1261"/>
       </w:tblGrid>
       <w:tr>
         <w:trPr>
@@ -18414,7 +18425,7 @@
         </w:trPr>
         <w:tc>
           <w:tcPr>
-            <w:tcW w:type="dxa" w:w="2319"/>
+            <w:tcW w:type="dxa" w:w="2614"/>
             <w:shd w:val="clear" w:color="auto" w:fill="D9D9D9"/>
           </w:tcPr>
           <w:p>
@@ -18435,7 +18446,7 @@
         </w:tc>
         <w:tc>
           <w:tcPr>
-            <w:tcW w:type="dxa" w:w="2534"/>
+            <w:tcW w:type="dxa" w:w="2437"/>
             <w:shd w:val="clear" w:color="auto" w:fill="D9D9D9"/>
           </w:tcPr>
           <w:p>
@@ -18456,7 +18467,7 @@
         </w:tc>
         <w:tc>
           <w:tcPr>
-            <w:tcW w:type="dxa" w:w="2505"/>
+            <w:tcW w:type="dxa" w:w="2419"/>
             <w:shd w:val="clear" w:color="auto" w:fill="D9D9D9"/>
           </w:tcPr>
           <w:p>
@@ -18477,7 +18488,7 @@
         </w:tc>
         <w:tc>
           <w:tcPr>
-            <w:tcW w:type="dxa" w:w="1372"/>
+            <w:tcW w:type="dxa" w:w="1261"/>
             <w:shd w:val="clear" w:color="auto" w:fill="D9D9D9"/>
           </w:tcPr>
           <w:p>
@@ -18503,7 +18514,7 @@
         </w:trPr>
         <w:tc>
           <w:tcPr>
-            <w:tcW w:type="dxa" w:w="2319"/>
+            <w:tcW w:type="dxa" w:w="2614"/>
           </w:tcPr>
           <w:p>
             <w:pPr>
@@ -18521,7 +18532,7 @@
         </w:tc>
         <w:tc>
           <w:tcPr>
-            <w:tcW w:type="dxa" w:w="2534"/>
+            <w:tcW w:type="dxa" w:w="2437"/>
           </w:tcPr>
           <w:p>
             <w:pPr>
@@ -18539,7 +18550,7 @@
         </w:tc>
         <w:tc>
           <w:tcPr>
-            <w:tcW w:type="dxa" w:w="2505"/>
+            <w:tcW w:type="dxa" w:w="2419"/>
           </w:tcPr>
           <w:p>
             <w:pPr>
@@ -18557,7 +18568,7 @@
         </w:tc>
         <w:tc>
           <w:tcPr>
-            <w:tcW w:type="dxa" w:w="1372"/>
+            <w:tcW w:type="dxa" w:w="1261"/>
           </w:tcPr>
           <w:p>
             <w:pPr>
@@ -18580,7 +18591,7 @@
         </w:trPr>
         <w:tc>
           <w:tcPr>
-            <w:tcW w:type="dxa" w:w="2319"/>
+            <w:tcW w:type="dxa" w:w="2614"/>
           </w:tcPr>
           <w:p>
             <w:pPr>
@@ -18598,7 +18609,7 @@
         </w:tc>
         <w:tc>
           <w:tcPr>
-            <w:tcW w:type="dxa" w:w="2534"/>
+            <w:tcW w:type="dxa" w:w="2437"/>
           </w:tcPr>
           <w:p>
             <w:pPr>
@@ -18616,7 +18627,7 @@
         </w:tc>
         <w:tc>
           <w:tcPr>
-            <w:tcW w:type="dxa" w:w="2505"/>
+            <w:tcW w:type="dxa" w:w="2419"/>
           </w:tcPr>
           <w:p>
             <w:pPr>
@@ -18634,7 +18645,7 @@
         </w:tc>
         <w:tc>
           <w:tcPr>
-            <w:tcW w:type="dxa" w:w="1372"/>
+            <w:tcW w:type="dxa" w:w="1261"/>
           </w:tcPr>
           <w:p>
             <w:pPr>
@@ -18657,7 +18668,7 @@
         </w:trPr>
         <w:tc>
           <w:tcPr>
-            <w:tcW w:type="dxa" w:w="2319"/>
+            <w:tcW w:type="dxa" w:w="2614"/>
           </w:tcPr>
           <w:p>
             <w:pPr>
@@ -18675,7 +18686,7 @@
         </w:tc>
         <w:tc>
           <w:tcPr>
-            <w:tcW w:type="dxa" w:w="2534"/>
+            <w:tcW w:type="dxa" w:w="2437"/>
           </w:tcPr>
           <w:p>
             <w:pPr>
@@ -18693,7 +18704,7 @@
         </w:tc>
         <w:tc>
           <w:tcPr>
-            <w:tcW w:type="dxa" w:w="2505"/>
+            <w:tcW w:type="dxa" w:w="2419"/>
           </w:tcPr>
           <w:p>
             <w:pPr>
@@ -18711,7 +18722,7 @@
         </w:tc>
         <w:tc>
           <w:tcPr>
-            <w:tcW w:type="dxa" w:w="1372"/>
+            <w:tcW w:type="dxa" w:w="1261"/>
           </w:tcPr>
           <w:p>
             <w:pPr>
@@ -18727,7 +18738,7 @@
         </w:trPr>
         <w:tc>
           <w:tcPr>
-            <w:tcW w:type="dxa" w:w="2319"/>
+            <w:tcW w:type="dxa" w:w="2614"/>
           </w:tcPr>
           <w:p>
             <w:pPr>
@@ -18745,7 +18756,7 @@
         </w:tc>
         <w:tc>
           <w:tcPr>
-            <w:tcW w:type="dxa" w:w="2534"/>
+            <w:tcW w:type="dxa" w:w="2437"/>
           </w:tcPr>
           <w:p>
             <w:pPr>
@@ -18763,18 +18774,18 @@
         </w:tc>
         <w:tc>
           <w:tcPr>
-            <w:tcW w:type="dxa" w:w="2505"/>
-          </w:tcPr>
-          <w:p>
-            <w:pPr>
-              <w:spacing w:line="240" w:lineRule="auto" w:before="20" w:after="20"/>
-              <w:ind w:firstLine="0"/>
-            </w:pPr>
-          </w:p>
-        </w:tc>
-        <w:tc>
-          <w:tcPr>
-            <w:tcW w:type="dxa" w:w="1372"/>
+            <w:tcW w:type="dxa" w:w="2419"/>
+          </w:tcPr>
+          <w:p>
+            <w:pPr>
+              <w:spacing w:line="240" w:lineRule="auto" w:before="20" w:after="20"/>
+              <w:ind w:firstLine="0"/>
+            </w:pPr>
+          </w:p>
+        </w:tc>
+        <w:tc>
+          <w:tcPr>
+            <w:tcW w:type="dxa" w:w="1261"/>
           </w:tcPr>
           <w:p>
             <w:pPr>
@@ -18797,7 +18808,7 @@
         </w:trPr>
         <w:tc>
           <w:tcPr>
-            <w:tcW w:type="dxa" w:w="2319"/>
+            <w:tcW w:type="dxa" w:w="2614"/>
           </w:tcPr>
           <w:p>
             <w:pPr>
@@ -18815,7 +18826,7 @@
         </w:tc>
         <w:tc>
           <w:tcPr>
-            <w:tcW w:type="dxa" w:w="2534"/>
+            <w:tcW w:type="dxa" w:w="2437"/>
           </w:tcPr>
           <w:p>
             <w:pPr>
@@ -18833,18 +18844,18 @@
         </w:tc>
         <w:tc>
           <w:tcPr>
-            <w:tcW w:type="dxa" w:w="2505"/>
-          </w:tcPr>
-          <w:p>
-            <w:pPr>
-              <w:spacing w:line="240" w:lineRule="auto" w:before="20" w:after="20"/>
-              <w:ind w:firstLine="0"/>
-            </w:pPr>
-          </w:p>
-        </w:tc>
-        <w:tc>
-          <w:tcPr>
-            <w:tcW w:type="dxa" w:w="1372"/>
+            <w:tcW w:type="dxa" w:w="2419"/>
+          </w:tcPr>
+          <w:p>
+            <w:pPr>
+              <w:spacing w:line="240" w:lineRule="auto" w:before="20" w:after="20"/>
+              <w:ind w:firstLine="0"/>
+            </w:pPr>
+          </w:p>
+        </w:tc>
+        <w:tc>
+          <w:tcPr>
+            <w:tcW w:type="dxa" w:w="1261"/>
           </w:tcPr>
           <w:p>
             <w:pPr>
@@ -19158,10 +19169,10 @@
       </w:tblPr>
       <w:tblGrid>
         <w:gridCol w:w="1372"/>
-        <w:gridCol w:w="1852"/>
-        <w:gridCol w:w="2042"/>
-        <w:gridCol w:w="1565"/>
-        <w:gridCol w:w="1899"/>
+        <w:gridCol w:w="1814"/>
+        <w:gridCol w:w="2211"/>
+        <w:gridCol w:w="1530"/>
+        <w:gridCol w:w="1803"/>
       </w:tblGrid>
       <w:tr>
         <w:trPr>
@@ -19191,7 +19202,7 @@
         </w:tc>
         <w:tc>
           <w:tcPr>
-            <w:tcW w:type="dxa" w:w="1852"/>
+            <w:tcW w:type="dxa" w:w="1814"/>
             <w:shd w:val="clear" w:color="auto" w:fill="D9D9D9"/>
           </w:tcPr>
           <w:p>
@@ -19212,7 +19223,7 @@
         </w:tc>
         <w:tc>
           <w:tcPr>
-            <w:tcW w:type="dxa" w:w="2042"/>
+            <w:tcW w:type="dxa" w:w="2211"/>
             <w:shd w:val="clear" w:color="auto" w:fill="D9D9D9"/>
           </w:tcPr>
           <w:p>
@@ -19233,7 +19244,7 @@
         </w:tc>
         <w:tc>
           <w:tcPr>
-            <w:tcW w:type="dxa" w:w="1565"/>
+            <w:tcW w:type="dxa" w:w="1530"/>
             <w:shd w:val="clear" w:color="auto" w:fill="D9D9D9"/>
           </w:tcPr>
           <w:p>
@@ -19254,7 +19265,7 @@
         </w:tc>
         <w:tc>
           <w:tcPr>
-            <w:tcW w:type="dxa" w:w="1899"/>
+            <w:tcW w:type="dxa" w:w="1803"/>
             <w:shd w:val="clear" w:color="auto" w:fill="D9D9D9"/>
           </w:tcPr>
           <w:p>
@@ -19298,7 +19309,7 @@
         </w:tc>
         <w:tc>
           <w:tcPr>
-            <w:tcW w:type="dxa" w:w="1852"/>
+            <w:tcW w:type="dxa" w:w="1814"/>
           </w:tcPr>
           <w:p>
             <w:pPr>
@@ -19316,7 +19327,7 @@
         </w:tc>
         <w:tc>
           <w:tcPr>
-            <w:tcW w:type="dxa" w:w="2042"/>
+            <w:tcW w:type="dxa" w:w="2211"/>
           </w:tcPr>
           <w:p>
             <w:pPr>
@@ -19334,7 +19345,7 @@
         </w:tc>
         <w:tc>
           <w:tcPr>
-            <w:tcW w:type="dxa" w:w="1565"/>
+            <w:tcW w:type="dxa" w:w="1530"/>
           </w:tcPr>
           <w:p>
             <w:pPr>
@@ -19352,7 +19363,7 @@
         </w:tc>
         <w:tc>
           <w:tcPr>
-            <w:tcW w:type="dxa" w:w="1899"/>
+            <w:tcW w:type="dxa" w:w="1803"/>
           </w:tcPr>
           <w:p>
             <w:pPr>
@@ -19393,7 +19404,7 @@
         </w:tc>
         <w:tc>
           <w:tcPr>
-            <w:tcW w:type="dxa" w:w="1852"/>
+            <w:tcW w:type="dxa" w:w="1814"/>
           </w:tcPr>
           <w:p>
             <w:pPr>
@@ -19411,7 +19422,7 @@
         </w:tc>
         <w:tc>
           <w:tcPr>
-            <w:tcW w:type="dxa" w:w="2042"/>
+            <w:tcW w:type="dxa" w:w="2211"/>
           </w:tcPr>
           <w:p>
             <w:pPr>
@@ -19429,7 +19440,7 @@
         </w:tc>
         <w:tc>
           <w:tcPr>
-            <w:tcW w:type="dxa" w:w="1565"/>
+            <w:tcW w:type="dxa" w:w="1530"/>
           </w:tcPr>
           <w:p>
             <w:pPr>
@@ -19447,7 +19458,7 @@
         </w:tc>
         <w:tc>
           <w:tcPr>
-            <w:tcW w:type="dxa" w:w="1899"/>
+            <w:tcW w:type="dxa" w:w="1803"/>
           </w:tcPr>
           <w:p>
             <w:pPr>
@@ -19784,8 +19795,8 @@
       </w:tblPr>
       <w:tblGrid>
         <w:gridCol w:w="2733"/>
-        <w:gridCol w:w="2637"/>
-        <w:gridCol w:w="3361"/>
+        <w:gridCol w:w="3001"/>
+        <w:gridCol w:w="2997"/>
       </w:tblGrid>
       <w:tr>
         <w:trPr>
@@ -19815,7 +19826,7 @@
         </w:tc>
         <w:tc>
           <w:tcPr>
-            <w:tcW w:type="dxa" w:w="2637"/>
+            <w:tcW w:type="dxa" w:w="3001"/>
             <w:shd w:val="clear" w:color="auto" w:fill="D9D9D9"/>
           </w:tcPr>
           <w:p>
@@ -19836,7 +19847,7 @@
         </w:tc>
         <w:tc>
           <w:tcPr>
-            <w:tcW w:type="dxa" w:w="3361"/>
+            <w:tcW w:type="dxa" w:w="2997"/>
             <w:shd w:val="clear" w:color="auto" w:fill="D9D9D9"/>
           </w:tcPr>
           <w:p>
@@ -19880,7 +19891,7 @@
         </w:tc>
         <w:tc>
           <w:tcPr>
-            <w:tcW w:type="dxa" w:w="2637"/>
+            <w:tcW w:type="dxa" w:w="3001"/>
           </w:tcPr>
           <w:p>
             <w:pPr>
@@ -19898,7 +19909,7 @@
         </w:tc>
         <w:tc>
           <w:tcPr>
-            <w:tcW w:type="dxa" w:w="3361"/>
+            <w:tcW w:type="dxa" w:w="2997"/>
           </w:tcPr>
           <w:p>
             <w:pPr>
@@ -19939,7 +19950,7 @@
         </w:tc>
         <w:tc>
           <w:tcPr>
-            <w:tcW w:type="dxa" w:w="2637"/>
+            <w:tcW w:type="dxa" w:w="3001"/>
           </w:tcPr>
           <w:p>
             <w:pPr>
@@ -19957,7 +19968,7 @@
         </w:tc>
         <w:tc>
           <w:tcPr>
-            <w:tcW w:type="dxa" w:w="3361"/>
+            <w:tcW w:type="dxa" w:w="2997"/>
           </w:tcPr>
           <w:p>
             <w:pPr>
@@ -19998,7 +20009,7 @@
         </w:tc>
         <w:tc>
           <w:tcPr>
-            <w:tcW w:type="dxa" w:w="2637"/>
+            <w:tcW w:type="dxa" w:w="3001"/>
           </w:tcPr>
           <w:p>
             <w:pPr>
@@ -20016,7 +20027,7 @@
         </w:tc>
         <w:tc>
           <w:tcPr>
-            <w:tcW w:type="dxa" w:w="3361"/>
+            <w:tcW w:type="dxa" w:w="2997"/>
           </w:tcPr>
           <w:p>
             <w:pPr>
@@ -20057,7 +20068,7 @@
         </w:tc>
         <w:tc>
           <w:tcPr>
-            <w:tcW w:type="dxa" w:w="2637"/>
+            <w:tcW w:type="dxa" w:w="3001"/>
           </w:tcPr>
           <w:p>
             <w:pPr>
@@ -20075,7 +20086,7 @@
         </w:tc>
         <w:tc>
           <w:tcPr>
-            <w:tcW w:type="dxa" w:w="3361"/>
+            <w:tcW w:type="dxa" w:w="2997"/>
           </w:tcPr>
           <w:p>
             <w:pPr>
@@ -20129,8 +20140,8 @@
         <w:tblLayout w:type="fixed"/>
       </w:tblPr>
       <w:tblGrid>
-        <w:gridCol w:w="3040"/>
-        <w:gridCol w:w="5691"/>
+        <w:gridCol w:w="2899"/>
+        <w:gridCol w:w="5831"/>
       </w:tblGrid>
       <w:tr>
         <w:trPr>
@@ -20139,7 +20150,7 @@
         </w:trPr>
         <w:tc>
           <w:tcPr>
-            <w:tcW w:type="dxa" w:w="3040"/>
+            <w:tcW w:type="dxa" w:w="2899"/>
             <w:shd w:val="clear" w:color="auto" w:fill="D9D9D9"/>
           </w:tcPr>
           <w:p>
@@ -20160,7 +20171,7 @@
         </w:tc>
         <w:tc>
           <w:tcPr>
-            <w:tcW w:type="dxa" w:w="5691"/>
+            <w:tcW w:type="dxa" w:w="5831"/>
             <w:shd w:val="clear" w:color="auto" w:fill="D9D9D9"/>
           </w:tcPr>
           <w:p>
@@ -20186,7 +20197,7 @@
         </w:trPr>
         <w:tc>
           <w:tcPr>
-            <w:tcW w:type="dxa" w:w="3040"/>
+            <w:tcW w:type="dxa" w:w="2899"/>
           </w:tcPr>
           <w:p>
             <w:pPr>
@@ -20204,7 +20215,7 @@
         </w:tc>
         <w:tc>
           <w:tcPr>
-            <w:tcW w:type="dxa" w:w="5691"/>
+            <w:tcW w:type="dxa" w:w="5831"/>
           </w:tcPr>
           <w:p>
             <w:pPr>
@@ -20227,7 +20238,7 @@
         </w:trPr>
         <w:tc>
           <w:tcPr>
-            <w:tcW w:type="dxa" w:w="3040"/>
+            <w:tcW w:type="dxa" w:w="2899"/>
           </w:tcPr>
           <w:p>
             <w:pPr>
@@ -20245,7 +20256,7 @@
         </w:tc>
         <w:tc>
           <w:tcPr>
-            <w:tcW w:type="dxa" w:w="5691"/>
+            <w:tcW w:type="dxa" w:w="5831"/>
           </w:tcPr>
           <w:p>
             <w:pPr>
@@ -20268,7 +20279,7 @@
         </w:trPr>
         <w:tc>
           <w:tcPr>
-            <w:tcW w:type="dxa" w:w="3040"/>
+            <w:tcW w:type="dxa" w:w="2899"/>
           </w:tcPr>
           <w:p>
             <w:pPr>
@@ -20286,19 +20297,19 @@
         </w:tc>
         <w:tc>
           <w:tcPr>
-            <w:tcW w:type="dxa" w:w="5691"/>
-          </w:tcPr>
-          <w:p>
-            <w:pPr>
-              <w:spacing w:line="240" w:lineRule="auto" w:before="20" w:after="20"/>
-              <w:ind w:firstLine="0"/>
-            </w:pPr>
-            <w:r>
-              <w:rPr>
-                <w:rFonts w:ascii="Times New Roman" w:hAnsi="Times New Roman" w:eastAsia="宋体" w:cs="Times New Roman"/>
-                <w:sz w:val="21"/>
-              </w:rPr>
-              <w:t>求交键列、时间列与列清单，列名匹配 [A-Za-z_][A-Za-z0-9_]*</w:t>
+            <w:tcW w:type="dxa" w:w="5831"/>
+          </w:tcPr>
+          <w:p>
+            <w:pPr>
+              <w:spacing w:line="240" w:lineRule="auto" w:before="20" w:after="20"/>
+              <w:ind w:firstLine="0"/>
+            </w:pPr>
+            <w:r>
+              <w:rPr>
+                <w:rFonts w:ascii="Times New Roman" w:hAnsi="Times New Roman" w:eastAsia="宋体" w:cs="Times New Roman"/>
+                <w:sz w:val="21"/>
+              </w:rPr>
+              <w:t>求交键列、时间列与列清单，列名匹配 [A-Za-z_][A-Za-z0-9_]*；演示数据集的求交键为 credit_code_hash（统一社会信用代码的哈希）</w:t>
             </w:r>
           </w:p>
         </w:tc>
@@ -20309,7 +20320,7 @@
         </w:trPr>
         <w:tc>
           <w:tcPr>
-            <w:tcW w:type="dxa" w:w="3040"/>
+            <w:tcW w:type="dxa" w:w="2899"/>
           </w:tcPr>
           <w:p>
             <w:pPr>
@@ -20327,7 +20338,7 @@
         </w:tc>
         <w:tc>
           <w:tcPr>
-            <w:tcW w:type="dxa" w:w="5691"/>
+            <w:tcW w:type="dxa" w:w="5831"/>
           </w:tcPr>
           <w:p>
             <w:pPr>
@@ -20350,7 +20361,7 @@
         </w:trPr>
         <w:tc>
           <w:tcPr>
-            <w:tcW w:type="dxa" w:w="3040"/>
+            <w:tcW w:type="dxa" w:w="2899"/>
           </w:tcPr>
           <w:p>
             <w:pPr>
@@ -20368,7 +20379,7 @@
         </w:tc>
         <w:tc>
           <w:tcPr>
-            <w:tcW w:type="dxa" w:w="5691"/>
+            <w:tcW w:type="dxa" w:w="5831"/>
           </w:tcPr>
           <w:p>
             <w:pPr>
@@ -20434,8 +20445,8 @@
       </w:tblPr>
       <w:tblGrid>
         <w:gridCol w:w="2835"/>
-        <w:gridCol w:w="2816"/>
-        <w:gridCol w:w="3080"/>
+        <w:gridCol w:w="3167"/>
+        <w:gridCol w:w="2730"/>
       </w:tblGrid>
       <w:tr>
         <w:trPr>
@@ -20465,7 +20476,7 @@
         </w:tc>
         <w:tc>
           <w:tcPr>
-            <w:tcW w:type="dxa" w:w="2816"/>
+            <w:tcW w:type="dxa" w:w="3167"/>
             <w:shd w:val="clear" w:color="auto" w:fill="D9D9D9"/>
           </w:tcPr>
           <w:p>
@@ -20486,7 +20497,7 @@
         </w:tc>
         <w:tc>
           <w:tcPr>
-            <w:tcW w:type="dxa" w:w="3080"/>
+            <w:tcW w:type="dxa" w:w="2730"/>
             <w:shd w:val="clear" w:color="auto" w:fill="D9D9D9"/>
           </w:tcPr>
           <w:p>
@@ -20530,7 +20541,7 @@
         </w:tc>
         <w:tc>
           <w:tcPr>
-            <w:tcW w:type="dxa" w:w="2816"/>
+            <w:tcW w:type="dxa" w:w="3167"/>
           </w:tcPr>
           <w:p>
             <w:pPr>
@@ -20548,7 +20559,7 @@
         </w:tc>
         <w:tc>
           <w:tcPr>
-            <w:tcW w:type="dxa" w:w="3080"/>
+            <w:tcW w:type="dxa" w:w="2730"/>
           </w:tcPr>
           <w:p>
             <w:pPr>
@@ -20589,7 +20600,7 @@
         </w:tc>
         <w:tc>
           <w:tcPr>
-            <w:tcW w:type="dxa" w:w="2816"/>
+            <w:tcW w:type="dxa" w:w="3167"/>
           </w:tcPr>
           <w:p>
             <w:pPr>
@@ -20607,7 +20618,7 @@
         </w:tc>
         <w:tc>
           <w:tcPr>
-            <w:tcW w:type="dxa" w:w="3080"/>
+            <w:tcW w:type="dxa" w:w="2730"/>
           </w:tcPr>
           <w:p>
             <w:pPr>
@@ -20648,7 +20659,7 @@
         </w:tc>
         <w:tc>
           <w:tcPr>
-            <w:tcW w:type="dxa" w:w="2816"/>
+            <w:tcW w:type="dxa" w:w="3167"/>
           </w:tcPr>
           <w:p>
             <w:pPr>
@@ -20666,7 +20677,7 @@
         </w:tc>
         <w:tc>
           <w:tcPr>
-            <w:tcW w:type="dxa" w:w="3080"/>
+            <w:tcW w:type="dxa" w:w="2730"/>
           </w:tcPr>
           <w:p>
             <w:pPr>
@@ -20707,7 +20718,7 @@
         </w:tc>
         <w:tc>
           <w:tcPr>
-            <w:tcW w:type="dxa" w:w="2816"/>
+            <w:tcW w:type="dxa" w:w="3167"/>
           </w:tcPr>
           <w:p>
             <w:pPr>
@@ -20725,7 +20736,7 @@
         </w:tc>
         <w:tc>
           <w:tcPr>
-            <w:tcW w:type="dxa" w:w="3080"/>
+            <w:tcW w:type="dxa" w:w="2730"/>
           </w:tcPr>
           <w:p>
             <w:pPr>
@@ -20766,7 +20777,7 @@
         </w:tc>
         <w:tc>
           <w:tcPr>
-            <w:tcW w:type="dxa" w:w="2816"/>
+            <w:tcW w:type="dxa" w:w="3167"/>
           </w:tcPr>
           <w:p>
             <w:pPr>
@@ -20784,7 +20795,7 @@
         </w:tc>
         <w:tc>
           <w:tcPr>
-            <w:tcW w:type="dxa" w:w="3080"/>
+            <w:tcW w:type="dxa" w:w="2730"/>
           </w:tcPr>
           <w:p>
             <w:pPr>
@@ -21132,8 +21143,8 @@
       </w:tblPr>
       <w:tblGrid>
         <w:gridCol w:w="2835"/>
-        <w:gridCol w:w="3139"/>
-        <w:gridCol w:w="2757"/>
+        <w:gridCol w:w="3430"/>
+        <w:gridCol w:w="2466"/>
       </w:tblGrid>
       <w:tr>
         <w:trPr>
@@ -21163,7 +21174,7 @@
         </w:tc>
         <w:tc>
           <w:tcPr>
-            <w:tcW w:type="dxa" w:w="3139"/>
+            <w:tcW w:type="dxa" w:w="3430"/>
             <w:shd w:val="clear" w:color="auto" w:fill="D9D9D9"/>
           </w:tcPr>
           <w:p>
@@ -21184,7 +21195,7 @@
         </w:tc>
         <w:tc>
           <w:tcPr>
-            <w:tcW w:type="dxa" w:w="2757"/>
+            <w:tcW w:type="dxa" w:w="2466"/>
             <w:shd w:val="clear" w:color="auto" w:fill="D9D9D9"/>
           </w:tcPr>
           <w:p>
@@ -21228,7 +21239,7 @@
         </w:tc>
         <w:tc>
           <w:tcPr>
-            <w:tcW w:type="dxa" w:w="3139"/>
+            <w:tcW w:type="dxa" w:w="3430"/>
           </w:tcPr>
           <w:p>
             <w:pPr>
@@ -21246,7 +21257,7 @@
         </w:tc>
         <w:tc>
           <w:tcPr>
-            <w:tcW w:type="dxa" w:w="2757"/>
+            <w:tcW w:type="dxa" w:w="2466"/>
           </w:tcPr>
           <w:p>
             <w:pPr>
@@ -21287,7 +21298,7 @@
         </w:tc>
         <w:tc>
           <w:tcPr>
-            <w:tcW w:type="dxa" w:w="3139"/>
+            <w:tcW w:type="dxa" w:w="3430"/>
           </w:tcPr>
           <w:p>
             <w:pPr>
@@ -21305,7 +21316,7 @@
         </w:tc>
         <w:tc>
           <w:tcPr>
-            <w:tcW w:type="dxa" w:w="2757"/>
+            <w:tcW w:type="dxa" w:w="2466"/>
           </w:tcPr>
           <w:p>
             <w:pPr>
@@ -21346,7 +21357,7 @@
         </w:tc>
         <w:tc>
           <w:tcPr>
-            <w:tcW w:type="dxa" w:w="3139"/>
+            <w:tcW w:type="dxa" w:w="3430"/>
           </w:tcPr>
           <w:p>
             <w:pPr>
@@ -21364,7 +21375,7 @@
         </w:tc>
         <w:tc>
           <w:tcPr>
-            <w:tcW w:type="dxa" w:w="2757"/>
+            <w:tcW w:type="dxa" w:w="2466"/>
           </w:tcPr>
           <w:p>
             <w:pPr>
@@ -21527,7 +21538,7 @@
                 <w:rFonts w:ascii="Times New Roman" w:hAnsi="Times New Roman" w:eastAsia="宋体" w:cs="Times New Roman"/>
                 <w:sz w:val="21"/>
               </w:rPr>
-              <w:t>enabled、mechanism、epsilon_total、clip_norm、delta、accountant（默认 rdp）、clip_mode、policy_id、provider</w:t>
+              <w:t>enabled、mechanism、epsilon_total、clip_norm、delta、accountant（默认 rdp）、clip_mode、clip_norm_fixed、policy_id、provider</w:t>
             </w:r>
           </w:p>
         </w:tc>
@@ -21706,8 +21717,8 @@
       </w:tblPr>
       <w:tblGrid>
         <w:gridCol w:w="2052"/>
-        <w:gridCol w:w="3959"/>
-        <w:gridCol w:w="2719"/>
+        <w:gridCol w:w="3675"/>
+        <w:gridCol w:w="3003"/>
       </w:tblGrid>
       <w:tr>
         <w:trPr>
@@ -21737,7 +21748,7 @@
         </w:tc>
         <w:tc>
           <w:tcPr>
-            <w:tcW w:type="dxa" w:w="3959"/>
+            <w:tcW w:type="dxa" w:w="3675"/>
             <w:shd w:val="clear" w:color="auto" w:fill="D9D9D9"/>
           </w:tcPr>
           <w:p>
@@ -21758,7 +21769,7 @@
         </w:tc>
         <w:tc>
           <w:tcPr>
-            <w:tcW w:type="dxa" w:w="2719"/>
+            <w:tcW w:type="dxa" w:w="3003"/>
             <w:shd w:val="clear" w:color="auto" w:fill="D9D9D9"/>
           </w:tcPr>
           <w:p>
@@ -21802,7 +21813,7 @@
         </w:tc>
         <w:tc>
           <w:tcPr>
-            <w:tcW w:type="dxa" w:w="3959"/>
+            <w:tcW w:type="dxa" w:w="3675"/>
           </w:tcPr>
           <w:p>
             <w:pPr>
@@ -21820,7 +21831,7 @@
         </w:tc>
         <w:tc>
           <w:tcPr>
-            <w:tcW w:type="dxa" w:w="2719"/>
+            <w:tcW w:type="dxa" w:w="3003"/>
           </w:tcPr>
           <w:p>
             <w:pPr>
@@ -21861,7 +21872,7 @@
         </w:tc>
         <w:tc>
           <w:tcPr>
-            <w:tcW w:type="dxa" w:w="3959"/>
+            <w:tcW w:type="dxa" w:w="3675"/>
           </w:tcPr>
           <w:p>
             <w:pPr>
@@ -21879,7 +21890,7 @@
         </w:tc>
         <w:tc>
           <w:tcPr>
-            <w:tcW w:type="dxa" w:w="2719"/>
+            <w:tcW w:type="dxa" w:w="3003"/>
           </w:tcPr>
           <w:p>
             <w:pPr>
@@ -21920,7 +21931,7 @@
         </w:tc>
         <w:tc>
           <w:tcPr>
-            <w:tcW w:type="dxa" w:w="3959"/>
+            <w:tcW w:type="dxa" w:w="3675"/>
           </w:tcPr>
           <w:p>
             <w:pPr>
@@ -21938,7 +21949,7 @@
         </w:tc>
         <w:tc>
           <w:tcPr>
-            <w:tcW w:type="dxa" w:w="2719"/>
+            <w:tcW w:type="dxa" w:w="3003"/>
           </w:tcPr>
           <w:p>
             <w:pPr>
@@ -21979,37 +21990,37 @@
         </w:tc>
         <w:tc>
           <w:tcPr>
-            <w:tcW w:type="dxa" w:w="3959"/>
-          </w:tcPr>
-          <w:p>
-            <w:pPr>
-              <w:spacing w:line="240" w:lineRule="auto" w:before="20" w:after="20"/>
-              <w:ind w:firstLine="0"/>
-            </w:pPr>
-            <w:r>
-              <w:rPr>
-                <w:rFonts w:ascii="Times New Roman" w:hAnsi="Times New Roman" w:eastAsia="宋体" w:cs="Times New Roman"/>
-                <w:sz w:val="21"/>
-              </w:rPr>
-              <w:t>pipeline_id、project_id、protocol、params、parties（party_id、dataset_id、id_column）、stages（intersect、align、train 的状态、进度、时长与统计）、status、fl_job_id</w:t>
-            </w:r>
-          </w:p>
-        </w:tc>
-        <w:tc>
-          <w:tcPr>
-            <w:tcW w:type="dxa" w:w="2719"/>
-          </w:tcPr>
-          <w:p>
-            <w:pPr>
-              <w:spacing w:line="240" w:lineRule="auto" w:before="20" w:after="20"/>
-              <w:ind w:firstLine="0"/>
-            </w:pPr>
-            <w:r>
-              <w:rPr>
-                <w:rFonts w:ascii="Times New Roman" w:hAnsi="Times New Roman" w:eastAsia="宋体" w:cs="Times New Roman"/>
-                <w:sz w:val="21"/>
-              </w:rPr>
-              <w:t>status 取 pending、running、finished、failed、canceled</w:t>
+            <w:tcW w:type="dxa" w:w="3675"/>
+          </w:tcPr>
+          <w:p>
+            <w:pPr>
+              <w:spacing w:line="240" w:lineRule="auto" w:before="20" w:after="20"/>
+              <w:ind w:firstLine="0"/>
+            </w:pPr>
+            <w:r>
+              <w:rPr>
+                <w:rFonts w:ascii="Times New Roman" w:hAnsi="Times New Roman" w:eastAsia="宋体" w:cs="Times New Roman"/>
+                <w:sz w:val="21"/>
+              </w:rPr>
+              <w:t>pipeline_id、project_id、protocol、params、parties（party_id、dataset_id、id_column）、stages（intersect、align、train 的状态、进度、时长与统计，状态含 skipped）、status、fl_job_id、error、stats_snapshot_at</w:t>
+            </w:r>
+          </w:p>
+        </w:tc>
+        <w:tc>
+          <w:tcPr>
+            <w:tcW w:type="dxa" w:w="3003"/>
+          </w:tcPr>
+          <w:p>
+            <w:pPr>
+              <w:spacing w:line="240" w:lineRule="auto" w:before="20" w:after="20"/>
+              <w:ind w:firstLine="0"/>
+            </w:pPr>
+            <w:r>
+              <w:rPr>
+                <w:rFonts w:ascii="Times New Roman" w:hAnsi="Times New Roman" w:eastAsia="宋体" w:cs="Times New Roman"/>
+                <w:sz w:val="21"/>
+              </w:rPr>
+              <w:t>status 取 pending、running、finished、failed、canceled；失败时 error 写明原因；完成后统计与数据集名固化为快照</w:t>
             </w:r>
           </w:p>
         </w:tc>
@@ -22038,7 +22049,7 @@
         </w:tc>
         <w:tc>
           <w:tcPr>
-            <w:tcW w:type="dxa" w:w="3959"/>
+            <w:tcW w:type="dxa" w:w="3675"/>
           </w:tcPr>
           <w:p>
             <w:pPr>
@@ -22056,7 +22067,7 @@
         </w:tc>
         <w:tc>
           <w:tcPr>
-            <w:tcW w:type="dxa" w:w="2719"/>
+            <w:tcW w:type="dxa" w:w="3003"/>
           </w:tcPr>
           <w:p>
             <w:pPr>
@@ -22097,7 +22108,7 @@
         </w:tc>
         <w:tc>
           <w:tcPr>
-            <w:tcW w:type="dxa" w:w="3959"/>
+            <w:tcW w:type="dxa" w:w="3675"/>
           </w:tcPr>
           <w:p>
             <w:pPr>
@@ -22115,7 +22126,7 @@
         </w:tc>
         <w:tc>
           <w:tcPr>
-            <w:tcW w:type="dxa" w:w="2719"/>
+            <w:tcW w:type="dxa" w:w="3003"/>
           </w:tcPr>
           <w:p>
             <w:pPr>
@@ -22398,7 +22409,7 @@
                 <w:rFonts w:ascii="Times New Roman" w:hAnsi="Times New Roman" w:eastAsia="宋体" w:cs="Times New Roman"/>
                 <w:sz w:val="21"/>
               </w:rPr>
-              <w:t>ISO 8601，带时区，例如 2026-09-18T16:42:00+08:00</w:t>
+              <w:t>接口中为 ISO 8601，带时区，例如 2026-09-18T16:42:00+08:00；导出文件（CSV、配置文件）中统一写成 UTC+8，形如 2026-10-23 22:10:05 +08:00</w:t>
             </w:r>
           </w:p>
         </w:tc>
@@ -23708,9 +23719,9 @@
         <w:tblLayout w:type="fixed"/>
       </w:tblPr>
       <w:tblGrid>
-        <w:gridCol w:w="2199"/>
+        <w:gridCol w:w="2156"/>
         <w:gridCol w:w="2835"/>
-        <w:gridCol w:w="3697"/>
+        <w:gridCol w:w="3740"/>
       </w:tblGrid>
       <w:tr>
         <w:trPr>
@@ -23719,7 +23730,7 @@
         </w:trPr>
         <w:tc>
           <w:tcPr>
-            <w:tcW w:type="dxa" w:w="2199"/>
+            <w:tcW w:type="dxa" w:w="2156"/>
             <w:shd w:val="clear" w:color="auto" w:fill="D9D9D9"/>
           </w:tcPr>
           <w:p>
@@ -23761,7 +23772,7 @@
         </w:tc>
         <w:tc>
           <w:tcPr>
-            <w:tcW w:type="dxa" w:w="3697"/>
+            <w:tcW w:type="dxa" w:w="3740"/>
             <w:shd w:val="clear" w:color="auto" w:fill="D9D9D9"/>
           </w:tcPr>
           <w:p>
@@ -23787,7 +23798,7 @@
         </w:trPr>
         <w:tc>
           <w:tcPr>
-            <w:tcW w:type="dxa" w:w="2199"/>
+            <w:tcW w:type="dxa" w:w="2156"/>
           </w:tcPr>
           <w:p>
             <w:pPr>
@@ -23823,7 +23834,7 @@
         </w:tc>
         <w:tc>
           <w:tcPr>
-            <w:tcW w:type="dxa" w:w="3697"/>
+            <w:tcW w:type="dxa" w:w="3740"/>
           </w:tcPr>
           <w:p>
             <w:pPr>
@@ -23846,7 +23857,7 @@
         </w:trPr>
         <w:tc>
           <w:tcPr>
-            <w:tcW w:type="dxa" w:w="2199"/>
+            <w:tcW w:type="dxa" w:w="2156"/>
           </w:tcPr>
           <w:p>
             <w:pPr>
@@ -23875,7 +23886,7 @@
         </w:tc>
         <w:tc>
           <w:tcPr>
-            <w:tcW w:type="dxa" w:w="3697"/>
+            <w:tcW w:type="dxa" w:w="3740"/>
           </w:tcPr>
           <w:p>
             <w:pPr>
@@ -23898,7 +23909,7 @@
         </w:trPr>
         <w:tc>
           <w:tcPr>
-            <w:tcW w:type="dxa" w:w="2199"/>
+            <w:tcW w:type="dxa" w:w="2156"/>
           </w:tcPr>
           <w:p>
             <w:pPr>
@@ -23927,7 +23938,7 @@
         </w:tc>
         <w:tc>
           <w:tcPr>
-            <w:tcW w:type="dxa" w:w="3697"/>
+            <w:tcW w:type="dxa" w:w="3740"/>
           </w:tcPr>
           <w:p>
             <w:pPr>
@@ -23950,7 +23961,7 @@
         </w:trPr>
         <w:tc>
           <w:tcPr>
-            <w:tcW w:type="dxa" w:w="2199"/>
+            <w:tcW w:type="dxa" w:w="2156"/>
           </w:tcPr>
           <w:p>
             <w:pPr>
@@ -23986,7 +23997,7 @@
         </w:tc>
         <w:tc>
           <w:tcPr>
-            <w:tcW w:type="dxa" w:w="3697"/>
+            <w:tcW w:type="dxa" w:w="3740"/>
           </w:tcPr>
           <w:p>
             <w:pPr>
@@ -24009,7 +24020,7 @@
         </w:trPr>
         <w:tc>
           <w:tcPr>
-            <w:tcW w:type="dxa" w:w="2199"/>
+            <w:tcW w:type="dxa" w:w="2156"/>
           </w:tcPr>
           <w:p>
             <w:pPr>
@@ -24045,7 +24056,7 @@
         </w:tc>
         <w:tc>
           <w:tcPr>
-            <w:tcW w:type="dxa" w:w="3697"/>
+            <w:tcW w:type="dxa" w:w="3740"/>
           </w:tcPr>
           <w:p>
             <w:pPr>
@@ -24068,7 +24079,7 @@
         </w:trPr>
         <w:tc>
           <w:tcPr>
-            <w:tcW w:type="dxa" w:w="2199"/>
+            <w:tcW w:type="dxa" w:w="2156"/>
           </w:tcPr>
           <w:p>
             <w:pPr>
@@ -24104,7 +24115,7 @@
         </w:tc>
         <w:tc>
           <w:tcPr>
-            <w:tcW w:type="dxa" w:w="3697"/>
+            <w:tcW w:type="dxa" w:w="3740"/>
           </w:tcPr>
           <w:p>
             <w:pPr>
@@ -24178,8 +24189,8 @@
       </w:tblPr>
       <w:tblGrid>
         <w:gridCol w:w="1100"/>
-        <w:gridCol w:w="3931"/>
-        <w:gridCol w:w="3700"/>
+        <w:gridCol w:w="3513"/>
+        <w:gridCol w:w="4118"/>
       </w:tblGrid>
       <w:tr>
         <w:trPr>
@@ -24209,7 +24220,7 @@
         </w:tc>
         <w:tc>
           <w:tcPr>
-            <w:tcW w:type="dxa" w:w="3931"/>
+            <w:tcW w:type="dxa" w:w="3513"/>
             <w:shd w:val="clear" w:color="auto" w:fill="D9D9D9"/>
           </w:tcPr>
           <w:p>
@@ -24230,7 +24241,7 @@
         </w:tc>
         <w:tc>
           <w:tcPr>
-            <w:tcW w:type="dxa" w:w="3700"/>
+            <w:tcW w:type="dxa" w:w="4118"/>
             <w:shd w:val="clear" w:color="auto" w:fill="D9D9D9"/>
           </w:tcPr>
           <w:p>
@@ -24274,7 +24285,7 @@
         </w:tc>
         <w:tc>
           <w:tcPr>
-            <w:tcW w:type="dxa" w:w="3931"/>
+            <w:tcW w:type="dxa" w:w="3513"/>
           </w:tcPr>
           <w:p>
             <w:pPr>
@@ -24292,7 +24303,7 @@
         </w:tc>
         <w:tc>
           <w:tcPr>
-            <w:tcW w:type="dxa" w:w="3700"/>
+            <w:tcW w:type="dxa" w:w="4118"/>
           </w:tcPr>
           <w:p>
             <w:pPr>
@@ -24333,7 +24344,7 @@
         </w:tc>
         <w:tc>
           <w:tcPr>
-            <w:tcW w:type="dxa" w:w="3931"/>
+            <w:tcW w:type="dxa" w:w="3513"/>
           </w:tcPr>
           <w:p>
             <w:pPr>
@@ -24351,7 +24362,7 @@
         </w:tc>
         <w:tc>
           <w:tcPr>
-            <w:tcW w:type="dxa" w:w="3700"/>
+            <w:tcW w:type="dxa" w:w="4118"/>
           </w:tcPr>
           <w:p>
             <w:pPr>
@@ -24392,7 +24403,7 @@
         </w:tc>
         <w:tc>
           <w:tcPr>
-            <w:tcW w:type="dxa" w:w="3931"/>
+            <w:tcW w:type="dxa" w:w="3513"/>
           </w:tcPr>
           <w:p>
             <w:pPr>
@@ -24410,7 +24421,7 @@
         </w:tc>
         <w:tc>
           <w:tcPr>
-            <w:tcW w:type="dxa" w:w="3700"/>
+            <w:tcW w:type="dxa" w:w="4118"/>
           </w:tcPr>
           <w:p>
             <w:pPr>
@@ -24451,7 +24462,7 @@
         </w:tc>
         <w:tc>
           <w:tcPr>
-            <w:tcW w:type="dxa" w:w="3931"/>
+            <w:tcW w:type="dxa" w:w="3513"/>
           </w:tcPr>
           <w:p>
             <w:pPr>
@@ -24469,19 +24480,19 @@
         </w:tc>
         <w:tc>
           <w:tcPr>
-            <w:tcW w:type="dxa" w:w="3700"/>
-          </w:tcPr>
-          <w:p>
-            <w:pPr>
-              <w:spacing w:line="240" w:lineRule="auto" w:before="20" w:after="20"/>
-              <w:ind w:firstLine="0"/>
-            </w:pPr>
-            <w:r>
-              <w:rPr>
-                <w:rFonts w:ascii="Times New Roman" w:hAnsi="Times New Roman" w:eastAsia="宋体" w:cs="Times New Roman"/>
-                <w:sz w:val="21"/>
-              </w:rPr>
-              <w:t>FL-ORCH-02</w:t>
+            <w:tcW w:type="dxa" w:w="4118"/>
+          </w:tcPr>
+          <w:p>
+            <w:pPr>
+              <w:spacing w:line="240" w:lineRule="auto" w:before="20" w:after="20"/>
+              <w:ind w:firstLine="0"/>
+            </w:pPr>
+            <w:r>
+              <w:rPr>
+                <w:rFonts w:ascii="Times New Roman" w:hAnsi="Times New Roman" w:eastAsia="宋体" w:cs="Times New Roman"/>
+                <w:sz w:val="21"/>
+              </w:rPr>
+              <w:t>FL-ORCH-02、FL-PROC-04</w:t>
             </w:r>
           </w:p>
         </w:tc>
@@ -24510,7 +24521,7 @@
         </w:tc>
         <w:tc>
           <w:tcPr>
-            <w:tcW w:type="dxa" w:w="3931"/>
+            <w:tcW w:type="dxa" w:w="3513"/>
           </w:tcPr>
           <w:p>
             <w:pPr>
@@ -24528,7 +24539,7 @@
         </w:tc>
         <w:tc>
           <w:tcPr>
-            <w:tcW w:type="dxa" w:w="3700"/>
+            <w:tcW w:type="dxa" w:w="4118"/>
           </w:tcPr>
           <w:p>
             <w:pPr>
@@ -24569,7 +24580,7 @@
         </w:tc>
         <w:tc>
           <w:tcPr>
-            <w:tcW w:type="dxa" w:w="3931"/>
+            <w:tcW w:type="dxa" w:w="3513"/>
           </w:tcPr>
           <w:p>
             <w:pPr>
@@ -24587,19 +24598,19 @@
         </w:tc>
         <w:tc>
           <w:tcPr>
-            <w:tcW w:type="dxa" w:w="3700"/>
-          </w:tcPr>
-          <w:p>
-            <w:pPr>
-              <w:spacing w:line="240" w:lineRule="auto" w:before="20" w:after="20"/>
-              <w:ind w:firstLine="0"/>
-            </w:pPr>
-            <w:r>
-              <w:rPr>
-                <w:rFonts w:ascii="Times New Roman" w:hAnsi="Times New Roman" w:eastAsia="宋体" w:cs="Times New Roman"/>
-                <w:sz w:val="21"/>
-              </w:rPr>
-              <w:t>FL-ORCH-02</w:t>
+            <w:tcW w:type="dxa" w:w="4118"/>
+          </w:tcPr>
+          <w:p>
+            <w:pPr>
+              <w:spacing w:line="240" w:lineRule="auto" w:before="20" w:after="20"/>
+              <w:ind w:firstLine="0"/>
+            </w:pPr>
+            <w:r>
+              <w:rPr>
+                <w:rFonts w:ascii="Times New Roman" w:hAnsi="Times New Roman" w:eastAsia="宋体" w:cs="Times New Roman"/>
+                <w:sz w:val="21"/>
+              </w:rPr>
+              <w:t>FL-ORCH-02、FL-PROC-01</w:t>
             </w:r>
           </w:p>
         </w:tc>
@@ -24628,7 +24639,7 @@
         </w:tc>
         <w:tc>
           <w:tcPr>
-            <w:tcW w:type="dxa" w:w="3931"/>
+            <w:tcW w:type="dxa" w:w="3513"/>
           </w:tcPr>
           <w:p>
             <w:pPr>
@@ -24646,7 +24657,7 @@
         </w:tc>
         <w:tc>
           <w:tcPr>
-            <w:tcW w:type="dxa" w:w="3700"/>
+            <w:tcW w:type="dxa" w:w="4118"/>
           </w:tcPr>
           <w:p>
             <w:pPr>
@@ -24687,7 +24698,7 @@
         </w:tc>
         <w:tc>
           <w:tcPr>
-            <w:tcW w:type="dxa" w:w="3931"/>
+            <w:tcW w:type="dxa" w:w="3513"/>
           </w:tcPr>
           <w:p>
             <w:pPr>
@@ -24705,7 +24716,7 @@
         </w:tc>
         <w:tc>
           <w:tcPr>
-            <w:tcW w:type="dxa" w:w="3700"/>
+            <w:tcW w:type="dxa" w:w="4118"/>
           </w:tcPr>
           <w:p>
             <w:pPr>
@@ -24746,7 +24757,7 @@
         </w:tc>
         <w:tc>
           <w:tcPr>
-            <w:tcW w:type="dxa" w:w="3931"/>
+            <w:tcW w:type="dxa" w:w="3513"/>
           </w:tcPr>
           <w:p>
             <w:pPr>
@@ -24764,7 +24775,7 @@
         </w:tc>
         <w:tc>
           <w:tcPr>
-            <w:tcW w:type="dxa" w:w="3700"/>
+            <w:tcW w:type="dxa" w:w="4118"/>
           </w:tcPr>
           <w:p>
             <w:pPr>
@@ -24805,7 +24816,7 @@
         </w:tc>
         <w:tc>
           <w:tcPr>
-            <w:tcW w:type="dxa" w:w="3931"/>
+            <w:tcW w:type="dxa" w:w="3513"/>
           </w:tcPr>
           <w:p>
             <w:pPr>
@@ -24823,7 +24834,7 @@
         </w:tc>
         <w:tc>
           <w:tcPr>
-            <w:tcW w:type="dxa" w:w="3700"/>
+            <w:tcW w:type="dxa" w:w="4118"/>
           </w:tcPr>
           <w:p>
             <w:pPr>
@@ -24864,7 +24875,7 @@
         </w:tc>
         <w:tc>
           <w:tcPr>
-            <w:tcW w:type="dxa" w:w="3931"/>
+            <w:tcW w:type="dxa" w:w="3513"/>
           </w:tcPr>
           <w:p>
             <w:pPr>
@@ -24882,7 +24893,7 @@
         </w:tc>
         <w:tc>
           <w:tcPr>
-            <w:tcW w:type="dxa" w:w="3700"/>
+            <w:tcW w:type="dxa" w:w="4118"/>
           </w:tcPr>
           <w:p>
             <w:pPr>
@@ -24923,7 +24934,7 @@
         </w:tc>
         <w:tc>
           <w:tcPr>
-            <w:tcW w:type="dxa" w:w="3931"/>
+            <w:tcW w:type="dxa" w:w="3513"/>
           </w:tcPr>
           <w:p>
             <w:pPr>
@@ -24941,7 +24952,7 @@
         </w:tc>
         <w:tc>
           <w:tcPr>
-            <w:tcW w:type="dxa" w:w="3700"/>
+            <w:tcW w:type="dxa" w:w="4118"/>
           </w:tcPr>
           <w:p>
             <w:pPr>
@@ -24982,7 +24993,7 @@
         </w:tc>
         <w:tc>
           <w:tcPr>
-            <w:tcW w:type="dxa" w:w="3931"/>
+            <w:tcW w:type="dxa" w:w="3513"/>
           </w:tcPr>
           <w:p>
             <w:pPr>
@@ -25000,7 +25011,7 @@
         </w:tc>
         <w:tc>
           <w:tcPr>
-            <w:tcW w:type="dxa" w:w="3700"/>
+            <w:tcW w:type="dxa" w:w="4118"/>
           </w:tcPr>
           <w:p>
             <w:pPr>
@@ -25041,7 +25052,7 @@
         </w:tc>
         <w:tc>
           <w:tcPr>
-            <w:tcW w:type="dxa" w:w="3931"/>
+            <w:tcW w:type="dxa" w:w="3513"/>
           </w:tcPr>
           <w:p>
             <w:pPr>
@@ -25059,7 +25070,7 @@
         </w:tc>
         <w:tc>
           <w:tcPr>
-            <w:tcW w:type="dxa" w:w="3700"/>
+            <w:tcW w:type="dxa" w:w="4118"/>
           </w:tcPr>
           <w:p>
             <w:pPr>
@@ -25100,7 +25111,7 @@
         </w:tc>
         <w:tc>
           <w:tcPr>
-            <w:tcW w:type="dxa" w:w="3931"/>
+            <w:tcW w:type="dxa" w:w="3513"/>
           </w:tcPr>
           <w:p>
             <w:pPr>
@@ -25118,7 +25129,7 @@
         </w:tc>
         <w:tc>
           <w:tcPr>
-            <w:tcW w:type="dxa" w:w="3700"/>
+            <w:tcW w:type="dxa" w:w="4118"/>
           </w:tcPr>
           <w:p>
             <w:pPr>
@@ -25159,7 +25170,7 @@
         </w:tc>
         <w:tc>
           <w:tcPr>
-            <w:tcW w:type="dxa" w:w="3931"/>
+            <w:tcW w:type="dxa" w:w="3513"/>
           </w:tcPr>
           <w:p>
             <w:pPr>
@@ -25177,7 +25188,7 @@
         </w:tc>
         <w:tc>
           <w:tcPr>
-            <w:tcW w:type="dxa" w:w="3700"/>
+            <w:tcW w:type="dxa" w:w="4118"/>
           </w:tcPr>
           <w:p>
             <w:pPr>
@@ -25218,7 +25229,7 @@
         </w:tc>
         <w:tc>
           <w:tcPr>
-            <w:tcW w:type="dxa" w:w="3931"/>
+            <w:tcW w:type="dxa" w:w="3513"/>
           </w:tcPr>
           <w:p>
             <w:pPr>
@@ -25236,19 +25247,19 @@
         </w:tc>
         <w:tc>
           <w:tcPr>
-            <w:tcW w:type="dxa" w:w="3700"/>
-          </w:tcPr>
-          <w:p>
-            <w:pPr>
-              <w:spacing w:line="240" w:lineRule="auto" w:before="20" w:after="20"/>
-              <w:ind w:firstLine="0"/>
-            </w:pPr>
-            <w:r>
-              <w:rPr>
-                <w:rFonts w:ascii="Times New Roman" w:hAnsi="Times New Roman" w:eastAsia="宋体" w:cs="Times New Roman"/>
-                <w:sz w:val="21"/>
-              </w:rPr>
-              <w:t>FL-AGG-04、FL-ORCH-06、FL-ORCH-07、FL-PROC-01、FL-PROC-07</w:t>
+            <w:tcW w:type="dxa" w:w="4118"/>
+          </w:tcPr>
+          <w:p>
+            <w:pPr>
+              <w:spacing w:line="240" w:lineRule="auto" w:before="20" w:after="20"/>
+              <w:ind w:firstLine="0"/>
+            </w:pPr>
+            <w:r>
+              <w:rPr>
+                <w:rFonts w:ascii="Times New Roman" w:hAnsi="Times New Roman" w:eastAsia="宋体" w:cs="Times New Roman"/>
+                <w:sz w:val="21"/>
+              </w:rPr>
+              <w:t>FL-AGG-04、FL-ORCH-06、FL-ORCH-07、FL-PROC-01、FL-PROC-05、FL-PROC-07</w:t>
             </w:r>
           </w:p>
         </w:tc>
@@ -25277,7 +25288,7 @@
         </w:tc>
         <w:tc>
           <w:tcPr>
-            <w:tcW w:type="dxa" w:w="3931"/>
+            <w:tcW w:type="dxa" w:w="3513"/>
           </w:tcPr>
           <w:p>
             <w:pPr>
@@ -25295,7 +25306,7 @@
         </w:tc>
         <w:tc>
           <w:tcPr>
-            <w:tcW w:type="dxa" w:w="3700"/>
+            <w:tcW w:type="dxa" w:w="4118"/>
           </w:tcPr>
           <w:p>
             <w:pPr>
@@ -25336,7 +25347,7 @@
         </w:tc>
         <w:tc>
           <w:tcPr>
-            <w:tcW w:type="dxa" w:w="3931"/>
+            <w:tcW w:type="dxa" w:w="3513"/>
           </w:tcPr>
           <w:p>
             <w:pPr>
@@ -25354,7 +25365,7 @@
         </w:tc>
         <w:tc>
           <w:tcPr>
-            <w:tcW w:type="dxa" w:w="3700"/>
+            <w:tcW w:type="dxa" w:w="4118"/>
           </w:tcPr>
           <w:p>
             <w:pPr>
@@ -25395,7 +25406,7 @@
         </w:tc>
         <w:tc>
           <w:tcPr>
-            <w:tcW w:type="dxa" w:w="3931"/>
+            <w:tcW w:type="dxa" w:w="3513"/>
           </w:tcPr>
           <w:p>
             <w:pPr>
@@ -25413,7 +25424,7 @@
         </w:tc>
         <w:tc>
           <w:tcPr>
-            <w:tcW w:type="dxa" w:w="3700"/>
+            <w:tcW w:type="dxa" w:w="4118"/>
           </w:tcPr>
           <w:p>
             <w:pPr>
@@ -25454,7 +25465,7 @@
         </w:tc>
         <w:tc>
           <w:tcPr>
-            <w:tcW w:type="dxa" w:w="3931"/>
+            <w:tcW w:type="dxa" w:w="3513"/>
           </w:tcPr>
           <w:p>
             <w:pPr>
@@ -25472,7 +25483,7 @@
         </w:tc>
         <w:tc>
           <w:tcPr>
-            <w:tcW w:type="dxa" w:w="3700"/>
+            <w:tcW w:type="dxa" w:w="4118"/>
           </w:tcPr>
           <w:p>
             <w:pPr>
@@ -25513,7 +25524,7 @@
         </w:tc>
         <w:tc>
           <w:tcPr>
-            <w:tcW w:type="dxa" w:w="3931"/>
+            <w:tcW w:type="dxa" w:w="3513"/>
           </w:tcPr>
           <w:p>
             <w:pPr>
@@ -25531,7 +25542,7 @@
         </w:tc>
         <w:tc>
           <w:tcPr>
-            <w:tcW w:type="dxa" w:w="3700"/>
+            <w:tcW w:type="dxa" w:w="4118"/>
           </w:tcPr>
           <w:p>
             <w:pPr>
@@ -25572,7 +25583,7 @@
         </w:tc>
         <w:tc>
           <w:tcPr>
-            <w:tcW w:type="dxa" w:w="3931"/>
+            <w:tcW w:type="dxa" w:w="3513"/>
           </w:tcPr>
           <w:p>
             <w:pPr>
@@ -25590,7 +25601,7 @@
         </w:tc>
         <w:tc>
           <w:tcPr>
-            <w:tcW w:type="dxa" w:w="3700"/>
+            <w:tcW w:type="dxa" w:w="4118"/>
           </w:tcPr>
           <w:p>
             <w:pPr>
@@ -25625,43 +25636,43 @@
                 <w:rFonts w:ascii="Times New Roman" w:hAnsi="Times New Roman" w:eastAsia="宋体" w:cs="Times New Roman"/>
                 <w:sz w:val="21"/>
               </w:rPr>
-              <w:t>GET</w:t>
-            </w:r>
-          </w:p>
-        </w:tc>
-        <w:tc>
-          <w:tcPr>
-            <w:tcW w:type="dxa" w:w="3931"/>
-          </w:tcPr>
-          <w:p>
-            <w:pPr>
-              <w:spacing w:line="240" w:lineRule="auto" w:before="20" w:after="20"/>
-              <w:ind w:firstLine="0"/>
-            </w:pPr>
-            <w:r>
-              <w:rPr>
-                <w:rFonts w:ascii="Times New Roman" w:hAnsi="Times New Roman" w:eastAsia="宋体" w:cs="Times New Roman"/>
-                <w:sz w:val="21"/>
-              </w:rPr>
-              <w:t>/projects/{project_id}/fl/aggregation</w:t>
-            </w:r>
-          </w:p>
-        </w:tc>
-        <w:tc>
-          <w:tcPr>
-            <w:tcW w:type="dxa" w:w="3700"/>
-          </w:tcPr>
-          <w:p>
-            <w:pPr>
-              <w:spacing w:line="240" w:lineRule="auto" w:before="20" w:after="20"/>
-              <w:ind w:firstLine="0"/>
-            </w:pPr>
-            <w:r>
-              <w:rPr>
-                <w:rFonts w:ascii="Times New Roman" w:hAnsi="Times New Roman" w:eastAsia="宋体" w:cs="Times New Roman"/>
-                <w:sz w:val="21"/>
-              </w:rPr>
-              <w:t>FL-AGG-01、FL-AGG-06</w:t>
+              <w:t>POST</w:t>
+            </w:r>
+          </w:p>
+        </w:tc>
+        <w:tc>
+          <w:tcPr>
+            <w:tcW w:type="dxa" w:w="3513"/>
+          </w:tcPr>
+          <w:p>
+            <w:pPr>
+              <w:spacing w:line="240" w:lineRule="auto" w:before="20" w:after="20"/>
+              <w:ind w:firstLine="0"/>
+            </w:pPr>
+            <w:r>
+              <w:rPr>
+                <w:rFonts w:ascii="Times New Roman" w:hAnsi="Times New Roman" w:eastAsia="宋体" w:cs="Times New Roman"/>
+                <w:sz w:val="21"/>
+              </w:rPr>
+              <w:t>/fl/jobs/{job_id}/actions</w:t>
+            </w:r>
+          </w:p>
+        </w:tc>
+        <w:tc>
+          <w:tcPr>
+            <w:tcW w:type="dxa" w:w="4118"/>
+          </w:tcPr>
+          <w:p>
+            <w:pPr>
+              <w:spacing w:line="240" w:lineRule="auto" w:before="20" w:after="20"/>
+              <w:ind w:firstLine="0"/>
+            </w:pPr>
+            <w:r>
+              <w:rPr>
+                <w:rFonts w:ascii="Times New Roman" w:hAnsi="Times New Roman" w:eastAsia="宋体" w:cs="Times New Roman"/>
+                <w:sz w:val="21"/>
+              </w:rPr>
+              <w:t>FL-PROC-01、FL-PROC-02、FL-PROC-03、FL-PROC-04</w:t>
             </w:r>
           </w:p>
         </w:tc>
@@ -25684,43 +25695,43 @@
                 <w:rFonts w:ascii="Times New Roman" w:hAnsi="Times New Roman" w:eastAsia="宋体" w:cs="Times New Roman"/>
                 <w:sz w:val="21"/>
               </w:rPr>
-              <w:t>POST</w:t>
-            </w:r>
-          </w:p>
-        </w:tc>
-        <w:tc>
-          <w:tcPr>
-            <w:tcW w:type="dxa" w:w="3931"/>
-          </w:tcPr>
-          <w:p>
-            <w:pPr>
-              <w:spacing w:line="240" w:lineRule="auto" w:before="20" w:after="20"/>
-              <w:ind w:firstLine="0"/>
-            </w:pPr>
-            <w:r>
-              <w:rPr>
-                <w:rFonts w:ascii="Times New Roman" w:hAnsi="Times New Roman" w:eastAsia="宋体" w:cs="Times New Roman"/>
-                <w:sz w:val="21"/>
-              </w:rPr>
-              <w:t>/projects/{project_id}/fl/aggregation/estimate</w:t>
-            </w:r>
-          </w:p>
-        </w:tc>
-        <w:tc>
-          <w:tcPr>
-            <w:tcW w:type="dxa" w:w="3700"/>
-          </w:tcPr>
-          <w:p>
-            <w:pPr>
-              <w:spacing w:line="240" w:lineRule="auto" w:before="20" w:after="20"/>
-              <w:ind w:firstLine="0"/>
-            </w:pPr>
-            <w:r>
-              <w:rPr>
-                <w:rFonts w:ascii="Times New Roman" w:hAnsi="Times New Roman" w:eastAsia="宋体" w:cs="Times New Roman"/>
-                <w:sz w:val="21"/>
-              </w:rPr>
-              <w:t>FL-AGG-01、FL-AGG-02、FL-AGG-03、FL-AGG-07</w:t>
+              <w:t>GET</w:t>
+            </w:r>
+          </w:p>
+        </w:tc>
+        <w:tc>
+          <w:tcPr>
+            <w:tcW w:type="dxa" w:w="3513"/>
+          </w:tcPr>
+          <w:p>
+            <w:pPr>
+              <w:spacing w:line="240" w:lineRule="auto" w:before="20" w:after="20"/>
+              <w:ind w:firstLine="0"/>
+            </w:pPr>
+            <w:r>
+              <w:rPr>
+                <w:rFonts w:ascii="Times New Roman" w:hAnsi="Times New Roman" w:eastAsia="宋体" w:cs="Times New Roman"/>
+                <w:sz w:val="21"/>
+              </w:rPr>
+              <w:t>/fl/jobs/{job_id}/nodes</w:t>
+            </w:r>
+          </w:p>
+        </w:tc>
+        <w:tc>
+          <w:tcPr>
+            <w:tcW w:type="dxa" w:w="4118"/>
+          </w:tcPr>
+          <w:p>
+            <w:pPr>
+              <w:spacing w:line="240" w:lineRule="auto" w:before="20" w:after="20"/>
+              <w:ind w:firstLine="0"/>
+            </w:pPr>
+            <w:r>
+              <w:rPr>
+                <w:rFonts w:ascii="Times New Roman" w:hAnsi="Times New Roman" w:eastAsia="宋体" w:cs="Times New Roman"/>
+                <w:sz w:val="21"/>
+              </w:rPr>
+              <w:t>FL-PROC-02</w:t>
             </w:r>
           </w:p>
         </w:tc>
@@ -25743,43 +25754,43 @@
                 <w:rFonts w:ascii="Times New Roman" w:hAnsi="Times New Roman" w:eastAsia="宋体" w:cs="Times New Roman"/>
                 <w:sz w:val="21"/>
               </w:rPr>
-              <w:t>PUT</w:t>
-            </w:r>
-          </w:p>
-        </w:tc>
-        <w:tc>
-          <w:tcPr>
-            <w:tcW w:type="dxa" w:w="3931"/>
-          </w:tcPr>
-          <w:p>
-            <w:pPr>
-              <w:spacing w:line="240" w:lineRule="auto" w:before="20" w:after="20"/>
-              <w:ind w:firstLine="0"/>
-            </w:pPr>
-            <w:r>
-              <w:rPr>
-                <w:rFonts w:ascii="Times New Roman" w:hAnsi="Times New Roman" w:eastAsia="宋体" w:cs="Times New Roman"/>
-                <w:sz w:val="21"/>
-              </w:rPr>
-              <w:t>/projects/{project_id}/fl/aggregation</w:t>
-            </w:r>
-          </w:p>
-        </w:tc>
-        <w:tc>
-          <w:tcPr>
-            <w:tcW w:type="dxa" w:w="3700"/>
-          </w:tcPr>
-          <w:p>
-            <w:pPr>
-              <w:spacing w:line="240" w:lineRule="auto" w:before="20" w:after="20"/>
-              <w:ind w:firstLine="0"/>
-            </w:pPr>
-            <w:r>
-              <w:rPr>
-                <w:rFonts w:ascii="Times New Roman" w:hAnsi="Times New Roman" w:eastAsia="宋体" w:cs="Times New Roman"/>
-                <w:sz w:val="21"/>
-              </w:rPr>
-              <w:t>FL-AGG-02、FL-AGG-03、FL-AGG-04、FL-AGG-06、FL-AGG-07</w:t>
+              <w:t>GET</w:t>
+            </w:r>
+          </w:p>
+        </w:tc>
+        <w:tc>
+          <w:tcPr>
+            <w:tcW w:type="dxa" w:w="3513"/>
+          </w:tcPr>
+          <w:p>
+            <w:pPr>
+              <w:spacing w:line="240" w:lineRule="auto" w:before="20" w:after="20"/>
+              <w:ind w:firstLine="0"/>
+            </w:pPr>
+            <w:r>
+              <w:rPr>
+                <w:rFonts w:ascii="Times New Roman" w:hAnsi="Times New Roman" w:eastAsia="宋体" w:cs="Times New Roman"/>
+                <w:sz w:val="21"/>
+              </w:rPr>
+              <w:t>/fl/jobs/{job_id}/metrics</w:t>
+            </w:r>
+          </w:p>
+        </w:tc>
+        <w:tc>
+          <w:tcPr>
+            <w:tcW w:type="dxa" w:w="4118"/>
+          </w:tcPr>
+          <w:p>
+            <w:pPr>
+              <w:spacing w:line="240" w:lineRule="auto" w:before="20" w:after="20"/>
+              <w:ind w:firstLine="0"/>
+            </w:pPr>
+            <w:r>
+              <w:rPr>
+                <w:rFonts w:ascii="Times New Roman" w:hAnsi="Times New Roman" w:eastAsia="宋体" w:cs="Times New Roman"/>
+                <w:sz w:val="21"/>
+              </w:rPr>
+              <w:t>FL-PROC-03、FL-PROC-05、FL-PROC-06</w:t>
             </w:r>
           </w:p>
         </w:tc>
@@ -25802,43 +25813,43 @@
                 <w:rFonts w:ascii="Times New Roman" w:hAnsi="Times New Roman" w:eastAsia="宋体" w:cs="Times New Roman"/>
                 <w:sz w:val="21"/>
               </w:rPr>
-              <w:t>GET</w:t>
-            </w:r>
-          </w:p>
-        </w:tc>
-        <w:tc>
-          <w:tcPr>
-            <w:tcW w:type="dxa" w:w="3931"/>
-          </w:tcPr>
-          <w:p>
-            <w:pPr>
-              <w:spacing w:line="240" w:lineRule="auto" w:before="20" w:after="20"/>
-              <w:ind w:firstLine="0"/>
-            </w:pPr>
-            <w:r>
-              <w:rPr>
-                <w:rFonts w:ascii="Times New Roman" w:hAnsi="Times New Roman" w:eastAsia="宋体" w:cs="Times New Roman"/>
-                <w:sz w:val="21"/>
-              </w:rPr>
-              <w:t>/fl/jobs/{job_id}/he-public-key</w:t>
-            </w:r>
-          </w:p>
-        </w:tc>
-        <w:tc>
-          <w:tcPr>
-            <w:tcW w:type="dxa" w:w="3700"/>
-          </w:tcPr>
-          <w:p>
-            <w:pPr>
-              <w:spacing w:line="240" w:lineRule="auto" w:before="20" w:after="20"/>
-              <w:ind w:firstLine="0"/>
-            </w:pPr>
-            <w:r>
-              <w:rPr>
-                <w:rFonts w:ascii="Times New Roman" w:hAnsi="Times New Roman" w:eastAsia="宋体" w:cs="Times New Roman"/>
-                <w:sz w:val="21"/>
-              </w:rPr>
-              <w:t>FL-AGG-04</w:t>
+              <w:t>SSE</w:t>
+            </w:r>
+          </w:p>
+        </w:tc>
+        <w:tc>
+          <w:tcPr>
+            <w:tcW w:type="dxa" w:w="3513"/>
+          </w:tcPr>
+          <w:p>
+            <w:pPr>
+              <w:spacing w:line="240" w:lineRule="auto" w:before="20" w:after="20"/>
+              <w:ind w:firstLine="0"/>
+            </w:pPr>
+            <w:r>
+              <w:rPr>
+                <w:rFonts w:ascii="Times New Roman" w:hAnsi="Times New Roman" w:eastAsia="宋体" w:cs="Times New Roman"/>
+                <w:sz w:val="21"/>
+              </w:rPr>
+              <w:t>/fl/jobs/{job_id}/events</w:t>
+            </w:r>
+          </w:p>
+        </w:tc>
+        <w:tc>
+          <w:tcPr>
+            <w:tcW w:type="dxa" w:w="4118"/>
+          </w:tcPr>
+          <w:p>
+            <w:pPr>
+              <w:spacing w:line="240" w:lineRule="auto" w:before="20" w:after="20"/>
+              <w:ind w:firstLine="0"/>
+            </w:pPr>
+            <w:r>
+              <w:rPr>
+                <w:rFonts w:ascii="Times New Roman" w:hAnsi="Times New Roman" w:eastAsia="宋体" w:cs="Times New Roman"/>
+                <w:sz w:val="21"/>
+              </w:rPr>
+              <w:t>FL-PROC-05、FL-PROC-06、FL-PROC-07</w:t>
             </w:r>
           </w:p>
         </w:tc>
@@ -25867,37 +25878,37 @@
         </w:tc>
         <w:tc>
           <w:tcPr>
-            <w:tcW w:type="dxa" w:w="3931"/>
-          </w:tcPr>
-          <w:p>
-            <w:pPr>
-              <w:spacing w:line="240" w:lineRule="auto" w:before="20" w:after="20"/>
-              <w:ind w:firstLine="0"/>
-            </w:pPr>
-            <w:r>
-              <w:rPr>
-                <w:rFonts w:ascii="Times New Roman" w:hAnsi="Times New Roman" w:eastAsia="宋体" w:cs="Times New Roman"/>
-                <w:sz w:val="21"/>
-              </w:rPr>
-              <w:t>/he/keys</w:t>
-            </w:r>
-          </w:p>
-        </w:tc>
-        <w:tc>
-          <w:tcPr>
-            <w:tcW w:type="dxa" w:w="3700"/>
-          </w:tcPr>
-          <w:p>
-            <w:pPr>
-              <w:spacing w:line="240" w:lineRule="auto" w:before="20" w:after="20"/>
-              <w:ind w:firstLine="0"/>
-            </w:pPr>
-            <w:r>
-              <w:rPr>
-                <w:rFonts w:ascii="Times New Roman" w:hAnsi="Times New Roman" w:eastAsia="宋体" w:cs="Times New Roman"/>
-                <w:sz w:val="21"/>
-              </w:rPr>
-              <w:t>FL-AGG-04</w:t>
+            <w:tcW w:type="dxa" w:w="3513"/>
+          </w:tcPr>
+          <w:p>
+            <w:pPr>
+              <w:spacing w:line="240" w:lineRule="auto" w:before="20" w:after="20"/>
+              <w:ind w:firstLine="0"/>
+            </w:pPr>
+            <w:r>
+              <w:rPr>
+                <w:rFonts w:ascii="Times New Roman" w:hAnsi="Times New Roman" w:eastAsia="宋体" w:cs="Times New Roman"/>
+                <w:sz w:val="21"/>
+              </w:rPr>
+              <w:t>/fl/jobs/{job_id}/eta</w:t>
+            </w:r>
+          </w:p>
+        </w:tc>
+        <w:tc>
+          <w:tcPr>
+            <w:tcW w:type="dxa" w:w="4118"/>
+          </w:tcPr>
+          <w:p>
+            <w:pPr>
+              <w:spacing w:line="240" w:lineRule="auto" w:before="20" w:after="20"/>
+              <w:ind w:firstLine="0"/>
+            </w:pPr>
+            <w:r>
+              <w:rPr>
+                <w:rFonts w:ascii="Times New Roman" w:hAnsi="Times New Roman" w:eastAsia="宋体" w:cs="Times New Roman"/>
+                <w:sz w:val="21"/>
+              </w:rPr>
+              <w:t>FL-PROC-07</w:t>
             </w:r>
           </w:p>
         </w:tc>
@@ -25926,37 +25937,37 @@
         </w:tc>
         <w:tc>
           <w:tcPr>
-            <w:tcW w:type="dxa" w:w="3931"/>
-          </w:tcPr>
-          <w:p>
-            <w:pPr>
-              <w:spacing w:line="240" w:lineRule="auto" w:before="20" w:after="20"/>
-              <w:ind w:firstLine="0"/>
-            </w:pPr>
-            <w:r>
-              <w:rPr>
-                <w:rFonts w:ascii="Times New Roman" w:hAnsi="Times New Roman" w:eastAsia="宋体" w:cs="Times New Roman"/>
-                <w:sz w:val="21"/>
-              </w:rPr>
-              <w:t>/projects/{project_id}/fl/aggregation/keys</w:t>
-            </w:r>
-          </w:p>
-        </w:tc>
-        <w:tc>
-          <w:tcPr>
-            <w:tcW w:type="dxa" w:w="3700"/>
-          </w:tcPr>
-          <w:p>
-            <w:pPr>
-              <w:spacing w:line="240" w:lineRule="auto" w:before="20" w:after="20"/>
-              <w:ind w:firstLine="0"/>
-            </w:pPr>
-            <w:r>
-              <w:rPr>
-                <w:rFonts w:ascii="Times New Roman" w:hAnsi="Times New Roman" w:eastAsia="宋体" w:cs="Times New Roman"/>
-                <w:sz w:val="21"/>
-              </w:rPr>
-              <w:t>FL-AGG-04</w:t>
+            <w:tcW w:type="dxa" w:w="3513"/>
+          </w:tcPr>
+          <w:p>
+            <w:pPr>
+              <w:spacing w:line="240" w:lineRule="auto" w:before="20" w:after="20"/>
+              <w:ind w:firstLine="0"/>
+            </w:pPr>
+            <w:r>
+              <w:rPr>
+                <w:rFonts w:ascii="Times New Roman" w:hAnsi="Times New Roman" w:eastAsia="宋体" w:cs="Times New Roman"/>
+                <w:sz w:val="21"/>
+              </w:rPr>
+              <w:t>/fl/metrics</w:t>
+            </w:r>
+          </w:p>
+        </w:tc>
+        <w:tc>
+          <w:tcPr>
+            <w:tcW w:type="dxa" w:w="4118"/>
+          </w:tcPr>
+          <w:p>
+            <w:pPr>
+              <w:spacing w:line="240" w:lineRule="auto" w:before="20" w:after="20"/>
+              <w:ind w:firstLine="0"/>
+            </w:pPr>
+            <w:r>
+              <w:rPr>
+                <w:rFonts w:ascii="Times New Roman" w:hAnsi="Times New Roman" w:eastAsia="宋体" w:cs="Times New Roman"/>
+                <w:sz w:val="21"/>
+              </w:rPr>
+              <w:t>FL-PROC-08</w:t>
             </w:r>
           </w:p>
         </w:tc>
@@ -25985,37 +25996,37 @@
         </w:tc>
         <w:tc>
           <w:tcPr>
-            <w:tcW w:type="dxa" w:w="3931"/>
-          </w:tcPr>
-          <w:p>
-            <w:pPr>
-              <w:spacing w:line="240" w:lineRule="auto" w:before="20" w:after="20"/>
-              <w:ind w:firstLine="0"/>
-            </w:pPr>
-            <w:r>
-              <w:rPr>
-                <w:rFonts w:ascii="Times New Roman" w:hAnsi="Times New Roman" w:eastAsia="宋体" w:cs="Times New Roman"/>
-                <w:sz w:val="21"/>
-              </w:rPr>
-              <w:t>/projects/{project_id}/fl/aggregation/public-key</w:t>
-            </w:r>
-          </w:p>
-        </w:tc>
-        <w:tc>
-          <w:tcPr>
-            <w:tcW w:type="dxa" w:w="3700"/>
-          </w:tcPr>
-          <w:p>
-            <w:pPr>
-              <w:spacing w:line="240" w:lineRule="auto" w:before="20" w:after="20"/>
-              <w:ind w:firstLine="0"/>
-            </w:pPr>
-            <w:r>
-              <w:rPr>
-                <w:rFonts w:ascii="Times New Roman" w:hAnsi="Times New Roman" w:eastAsia="宋体" w:cs="Times New Roman"/>
-                <w:sz w:val="21"/>
-              </w:rPr>
-              <w:t>FL-AGG-04</w:t>
+            <w:tcW w:type="dxa" w:w="3513"/>
+          </w:tcPr>
+          <w:p>
+            <w:pPr>
+              <w:spacing w:line="240" w:lineRule="auto" w:before="20" w:after="20"/>
+              <w:ind w:firstLine="0"/>
+            </w:pPr>
+            <w:r>
+              <w:rPr>
+                <w:rFonts w:ascii="Times New Roman" w:hAnsi="Times New Roman" w:eastAsia="宋体" w:cs="Times New Roman"/>
+                <w:sz w:val="21"/>
+              </w:rPr>
+              <w:t>/fl/metrics/export</w:t>
+            </w:r>
+          </w:p>
+        </w:tc>
+        <w:tc>
+          <w:tcPr>
+            <w:tcW w:type="dxa" w:w="4118"/>
+          </w:tcPr>
+          <w:p>
+            <w:pPr>
+              <w:spacing w:line="240" w:lineRule="auto" w:before="20" w:after="20"/>
+              <w:ind w:firstLine="0"/>
+            </w:pPr>
+            <w:r>
+              <w:rPr>
+                <w:rFonts w:ascii="Times New Roman" w:hAnsi="Times New Roman" w:eastAsia="宋体" w:cs="Times New Roman"/>
+                <w:sz w:val="21"/>
+              </w:rPr>
+              <w:t>FL-PROC-08</w:t>
             </w:r>
           </w:p>
         </w:tc>
@@ -26038,43 +26049,43 @@
                 <w:rFonts w:ascii="Times New Roman" w:hAnsi="Times New Roman" w:eastAsia="宋体" w:cs="Times New Roman"/>
                 <w:sz w:val="21"/>
               </w:rPr>
-              <w:t>POST</w:t>
-            </w:r>
-          </w:p>
-        </w:tc>
-        <w:tc>
-          <w:tcPr>
-            <w:tcW w:type="dxa" w:w="3931"/>
-          </w:tcPr>
-          <w:p>
-            <w:pPr>
-              <w:spacing w:line="240" w:lineRule="auto" w:before="20" w:after="20"/>
-              <w:ind w:firstLine="0"/>
-            </w:pPr>
-            <w:r>
-              <w:rPr>
-                <w:rFonts w:ascii="Times New Roman" w:hAnsi="Times New Roman" w:eastAsia="宋体" w:cs="Times New Roman"/>
-                <w:sz w:val="21"/>
-              </w:rPr>
-              <w:t>/projects/{project_id}/fl/aggregation/keys</w:t>
-            </w:r>
-          </w:p>
-        </w:tc>
-        <w:tc>
-          <w:tcPr>
-            <w:tcW w:type="dxa" w:w="3700"/>
-          </w:tcPr>
-          <w:p>
-            <w:pPr>
-              <w:spacing w:line="240" w:lineRule="auto" w:before="20" w:after="20"/>
-              <w:ind w:firstLine="0"/>
-            </w:pPr>
-            <w:r>
-              <w:rPr>
-                <w:rFonts w:ascii="Times New Roman" w:hAnsi="Times New Roman" w:eastAsia="宋体" w:cs="Times New Roman"/>
-                <w:sz w:val="21"/>
-              </w:rPr>
-              <w:t>FL-AGG-04</w:t>
+              <w:t>GET</w:t>
+            </w:r>
+          </w:p>
+        </w:tc>
+        <w:tc>
+          <w:tcPr>
+            <w:tcW w:type="dxa" w:w="3513"/>
+          </w:tcPr>
+          <w:p>
+            <w:pPr>
+              <w:spacing w:line="240" w:lineRule="auto" w:before="20" w:after="20"/>
+              <w:ind w:firstLine="0"/>
+            </w:pPr>
+            <w:r>
+              <w:rPr>
+                <w:rFonts w:ascii="Times New Roman" w:hAnsi="Times New Roman" w:eastAsia="宋体" w:cs="Times New Roman"/>
+                <w:sz w:val="21"/>
+              </w:rPr>
+              <w:t>/projects/{project_id}/fl/metrics/export</w:t>
+            </w:r>
+          </w:p>
+        </w:tc>
+        <w:tc>
+          <w:tcPr>
+            <w:tcW w:type="dxa" w:w="4118"/>
+          </w:tcPr>
+          <w:p>
+            <w:pPr>
+              <w:spacing w:line="240" w:lineRule="auto" w:before="20" w:after="20"/>
+              <w:ind w:firstLine="0"/>
+            </w:pPr>
+            <w:r>
+              <w:rPr>
+                <w:rFonts w:ascii="Times New Roman" w:hAnsi="Times New Roman" w:eastAsia="宋体" w:cs="Times New Roman"/>
+                <w:sz w:val="21"/>
+              </w:rPr>
+              <w:t>FL-PROC-08</w:t>
             </w:r>
           </w:p>
         </w:tc>
@@ -26097,43 +26108,43 @@
                 <w:rFonts w:ascii="Times New Roman" w:hAnsi="Times New Roman" w:eastAsia="宋体" w:cs="Times New Roman"/>
                 <w:sz w:val="21"/>
               </w:rPr>
-              <w:t>POST</w:t>
-            </w:r>
-          </w:p>
-        </w:tc>
-        <w:tc>
-          <w:tcPr>
-            <w:tcW w:type="dxa" w:w="3931"/>
-          </w:tcPr>
-          <w:p>
-            <w:pPr>
-              <w:spacing w:line="240" w:lineRule="auto" w:before="20" w:after="20"/>
-              <w:ind w:firstLine="0"/>
-            </w:pPr>
-            <w:r>
-              <w:rPr>
-                <w:rFonts w:ascii="Times New Roman" w:hAnsi="Times New Roman" w:eastAsia="宋体" w:cs="Times New Roman"/>
-                <w:sz w:val="21"/>
-              </w:rPr>
-              <w:t>/projects/{project_id}/fl/aggregation/reset</w:t>
-            </w:r>
-          </w:p>
-        </w:tc>
-        <w:tc>
-          <w:tcPr>
-            <w:tcW w:type="dxa" w:w="3700"/>
-          </w:tcPr>
-          <w:p>
-            <w:pPr>
-              <w:spacing w:line="240" w:lineRule="auto" w:before="20" w:after="20"/>
-              <w:ind w:firstLine="0"/>
-            </w:pPr>
-            <w:r>
-              <w:rPr>
-                <w:rFonts w:ascii="Times New Roman" w:hAnsi="Times New Roman" w:eastAsia="宋体" w:cs="Times New Roman"/>
-                <w:sz w:val="21"/>
-              </w:rPr>
-              <w:t>FL-AGG-05</w:t>
+              <w:t>GET</w:t>
+            </w:r>
+          </w:p>
+        </w:tc>
+        <w:tc>
+          <w:tcPr>
+            <w:tcW w:type="dxa" w:w="3513"/>
+          </w:tcPr>
+          <w:p>
+            <w:pPr>
+              <w:spacing w:line="240" w:lineRule="auto" w:before="20" w:after="20"/>
+              <w:ind w:firstLine="0"/>
+            </w:pPr>
+            <w:r>
+              <w:rPr>
+                <w:rFonts w:ascii="Times New Roman" w:hAnsi="Times New Roman" w:eastAsia="宋体" w:cs="Times New Roman"/>
+                <w:sz w:val="21"/>
+              </w:rPr>
+              <w:t>/fl/jobs/{job_id}/metrics/export</w:t>
+            </w:r>
+          </w:p>
+        </w:tc>
+        <w:tc>
+          <w:tcPr>
+            <w:tcW w:type="dxa" w:w="4118"/>
+          </w:tcPr>
+          <w:p>
+            <w:pPr>
+              <w:spacing w:line="240" w:lineRule="auto" w:before="20" w:after="20"/>
+              <w:ind w:firstLine="0"/>
+            </w:pPr>
+            <w:r>
+              <w:rPr>
+                <w:rFonts w:ascii="Times New Roman" w:hAnsi="Times New Roman" w:eastAsia="宋体" w:cs="Times New Roman"/>
+                <w:sz w:val="21"/>
+              </w:rPr>
+              <w:t>FL-PROC-08</w:t>
             </w:r>
           </w:p>
         </w:tc>
@@ -26162,37 +26173,37 @@
         </w:tc>
         <w:tc>
           <w:tcPr>
-            <w:tcW w:type="dxa" w:w="3931"/>
-          </w:tcPr>
-          <w:p>
-            <w:pPr>
-              <w:spacing w:line="240" w:lineRule="auto" w:before="20" w:after="20"/>
-              <w:ind w:firstLine="0"/>
-            </w:pPr>
-            <w:r>
-              <w:rPr>
-                <w:rFonts w:ascii="Times New Roman" w:hAnsi="Times New Roman" w:eastAsia="宋体" w:cs="Times New Roman"/>
-                <w:sz w:val="21"/>
-              </w:rPr>
-              <w:t>/projects/{project_id}/fl/evaluations/defaults</w:t>
-            </w:r>
-          </w:p>
-        </w:tc>
-        <w:tc>
-          <w:tcPr>
-            <w:tcW w:type="dxa" w:w="3700"/>
-          </w:tcPr>
-          <w:p>
-            <w:pPr>
-              <w:spacing w:line="240" w:lineRule="auto" w:before="20" w:after="20"/>
-              <w:ind w:firstLine="0"/>
-            </w:pPr>
-            <w:r>
-              <w:rPr>
-                <w:rFonts w:ascii="Times New Roman" w:hAnsi="Times New Roman" w:eastAsia="宋体" w:cs="Times New Roman"/>
-                <w:sz w:val="21"/>
-              </w:rPr>
-              <w:t>FL-EVAL-01、FL-EVAL-02、FL-EVAL-03</w:t>
+            <w:tcW w:type="dxa" w:w="3513"/>
+          </w:tcPr>
+          <w:p>
+            <w:pPr>
+              <w:spacing w:line="240" w:lineRule="auto" w:before="20" w:after="20"/>
+              <w:ind w:firstLine="0"/>
+            </w:pPr>
+            <w:r>
+              <w:rPr>
+                <w:rFonts w:ascii="Times New Roman" w:hAnsi="Times New Roman" w:eastAsia="宋体" w:cs="Times New Roman"/>
+                <w:sz w:val="21"/>
+              </w:rPr>
+              <w:t>/projects/{project_id}/fl/aggregation</w:t>
+            </w:r>
+          </w:p>
+        </w:tc>
+        <w:tc>
+          <w:tcPr>
+            <w:tcW w:type="dxa" w:w="4118"/>
+          </w:tcPr>
+          <w:p>
+            <w:pPr>
+              <w:spacing w:line="240" w:lineRule="auto" w:before="20" w:after="20"/>
+              <w:ind w:firstLine="0"/>
+            </w:pPr>
+            <w:r>
+              <w:rPr>
+                <w:rFonts w:ascii="Times New Roman" w:hAnsi="Times New Roman" w:eastAsia="宋体" w:cs="Times New Roman"/>
+                <w:sz w:val="21"/>
+              </w:rPr>
+              <w:t>FL-AGG-01、FL-AGG-06</w:t>
             </w:r>
           </w:p>
         </w:tc>
@@ -26221,37 +26232,37 @@
         </w:tc>
         <w:tc>
           <w:tcPr>
-            <w:tcW w:type="dxa" w:w="3931"/>
-          </w:tcPr>
-          <w:p>
-            <w:pPr>
-              <w:spacing w:line="240" w:lineRule="auto" w:before="20" w:after="20"/>
-              <w:ind w:firstLine="0"/>
-            </w:pPr>
-            <w:r>
-              <w:rPr>
-                <w:rFonts w:ascii="Times New Roman" w:hAnsi="Times New Roman" w:eastAsia="宋体" w:cs="Times New Roman"/>
-                <w:sz w:val="21"/>
-              </w:rPr>
-              <w:t>/projects/{project_id}/fl/evaluations</w:t>
-            </w:r>
-          </w:p>
-        </w:tc>
-        <w:tc>
-          <w:tcPr>
-            <w:tcW w:type="dxa" w:w="3700"/>
-          </w:tcPr>
-          <w:p>
-            <w:pPr>
-              <w:spacing w:line="240" w:lineRule="auto" w:before="20" w:after="20"/>
-              <w:ind w:firstLine="0"/>
-            </w:pPr>
-            <w:r>
-              <w:rPr>
-                <w:rFonts w:ascii="Times New Roman" w:hAnsi="Times New Roman" w:eastAsia="宋体" w:cs="Times New Roman"/>
-                <w:sz w:val="21"/>
-              </w:rPr>
-              <w:t>FL-EVAL-01、FL-EVAL-02、FL-EVAL-03</w:t>
+            <w:tcW w:type="dxa" w:w="3513"/>
+          </w:tcPr>
+          <w:p>
+            <w:pPr>
+              <w:spacing w:line="240" w:lineRule="auto" w:before="20" w:after="20"/>
+              <w:ind w:firstLine="0"/>
+            </w:pPr>
+            <w:r>
+              <w:rPr>
+                <w:rFonts w:ascii="Times New Roman" w:hAnsi="Times New Roman" w:eastAsia="宋体" w:cs="Times New Roman"/>
+                <w:sz w:val="21"/>
+              </w:rPr>
+              <w:t>/projects/{project_id}/fl/aggregation/estimate</w:t>
+            </w:r>
+          </w:p>
+        </w:tc>
+        <w:tc>
+          <w:tcPr>
+            <w:tcW w:type="dxa" w:w="4118"/>
+          </w:tcPr>
+          <w:p>
+            <w:pPr>
+              <w:spacing w:line="240" w:lineRule="auto" w:before="20" w:after="20"/>
+              <w:ind w:firstLine="0"/>
+            </w:pPr>
+            <w:r>
+              <w:rPr>
+                <w:rFonts w:ascii="Times New Roman" w:hAnsi="Times New Roman" w:eastAsia="宋体" w:cs="Times New Roman"/>
+                <w:sz w:val="21"/>
+              </w:rPr>
+              <w:t>FL-AGG-01、FL-AGG-02、FL-AGG-03、FL-AGG-07</w:t>
             </w:r>
           </w:p>
         </w:tc>
@@ -26274,43 +26285,43 @@
                 <w:rFonts w:ascii="Times New Roman" w:hAnsi="Times New Roman" w:eastAsia="宋体" w:cs="Times New Roman"/>
                 <w:sz w:val="21"/>
               </w:rPr>
-              <w:t>SSE</w:t>
-            </w:r>
-          </w:p>
-        </w:tc>
-        <w:tc>
-          <w:tcPr>
-            <w:tcW w:type="dxa" w:w="3931"/>
-          </w:tcPr>
-          <w:p>
-            <w:pPr>
-              <w:spacing w:line="240" w:lineRule="auto" w:before="20" w:after="20"/>
-              <w:ind w:firstLine="0"/>
-            </w:pPr>
-            <w:r>
-              <w:rPr>
-                <w:rFonts w:ascii="Times New Roman" w:hAnsi="Times New Roman" w:eastAsia="宋体" w:cs="Times New Roman"/>
-                <w:sz w:val="21"/>
-              </w:rPr>
-              <w:t>/fl/evaluations/{eval_id}/events</w:t>
-            </w:r>
-          </w:p>
-        </w:tc>
-        <w:tc>
-          <w:tcPr>
-            <w:tcW w:type="dxa" w:w="3700"/>
-          </w:tcPr>
-          <w:p>
-            <w:pPr>
-              <w:spacing w:line="240" w:lineRule="auto" w:before="20" w:after="20"/>
-              <w:ind w:firstLine="0"/>
-            </w:pPr>
-            <w:r>
-              <w:rPr>
-                <w:rFonts w:ascii="Times New Roman" w:hAnsi="Times New Roman" w:eastAsia="宋体" w:cs="Times New Roman"/>
-                <w:sz w:val="21"/>
-              </w:rPr>
-              <w:t>FL-EVAL-01、FL-EVAL-02、FL-EVAL-03</w:t>
+              <w:t>PUT</w:t>
+            </w:r>
+          </w:p>
+        </w:tc>
+        <w:tc>
+          <w:tcPr>
+            <w:tcW w:type="dxa" w:w="3513"/>
+          </w:tcPr>
+          <w:p>
+            <w:pPr>
+              <w:spacing w:line="240" w:lineRule="auto" w:before="20" w:after="20"/>
+              <w:ind w:firstLine="0"/>
+            </w:pPr>
+            <w:r>
+              <w:rPr>
+                <w:rFonts w:ascii="Times New Roman" w:hAnsi="Times New Roman" w:eastAsia="宋体" w:cs="Times New Roman"/>
+                <w:sz w:val="21"/>
+              </w:rPr>
+              <w:t>/projects/{project_id}/fl/aggregation</w:t>
+            </w:r>
+          </w:p>
+        </w:tc>
+        <w:tc>
+          <w:tcPr>
+            <w:tcW w:type="dxa" w:w="4118"/>
+          </w:tcPr>
+          <w:p>
+            <w:pPr>
+              <w:spacing w:line="240" w:lineRule="auto" w:before="20" w:after="20"/>
+              <w:ind w:firstLine="0"/>
+            </w:pPr>
+            <w:r>
+              <w:rPr>
+                <w:rFonts w:ascii="Times New Roman" w:hAnsi="Times New Roman" w:eastAsia="宋体" w:cs="Times New Roman"/>
+                <w:sz w:val="21"/>
+              </w:rPr>
+              <w:t>FL-AGG-02、FL-AGG-03、FL-AGG-04、FL-AGG-06、FL-AGG-07</w:t>
             </w:r>
           </w:p>
         </w:tc>
@@ -26339,37 +26350,37 @@
         </w:tc>
         <w:tc>
           <w:tcPr>
-            <w:tcW w:type="dxa" w:w="3931"/>
-          </w:tcPr>
-          <w:p>
-            <w:pPr>
-              <w:spacing w:line="240" w:lineRule="auto" w:before="20" w:after="20"/>
-              <w:ind w:firstLine="0"/>
-            </w:pPr>
-            <w:r>
-              <w:rPr>
-                <w:rFonts w:ascii="Times New Roman" w:hAnsi="Times New Roman" w:eastAsia="宋体" w:cs="Times New Roman"/>
-                <w:sz w:val="21"/>
-              </w:rPr>
-              <w:t>/fl/evaluations/{eval_id}</w:t>
-            </w:r>
-          </w:p>
-        </w:tc>
-        <w:tc>
-          <w:tcPr>
-            <w:tcW w:type="dxa" w:w="3700"/>
-          </w:tcPr>
-          <w:p>
-            <w:pPr>
-              <w:spacing w:line="240" w:lineRule="auto" w:before="20" w:after="20"/>
-              <w:ind w:firstLine="0"/>
-            </w:pPr>
-            <w:r>
-              <w:rPr>
-                <w:rFonts w:ascii="Times New Roman" w:hAnsi="Times New Roman" w:eastAsia="宋体" w:cs="Times New Roman"/>
-                <w:sz w:val="21"/>
-              </w:rPr>
-              <w:t>FL-EVAL-01、FL-EVAL-02</w:t>
+            <w:tcW w:type="dxa" w:w="3513"/>
+          </w:tcPr>
+          <w:p>
+            <w:pPr>
+              <w:spacing w:line="240" w:lineRule="auto" w:before="20" w:after="20"/>
+              <w:ind w:firstLine="0"/>
+            </w:pPr>
+            <w:r>
+              <w:rPr>
+                <w:rFonts w:ascii="Times New Roman" w:hAnsi="Times New Roman" w:eastAsia="宋体" w:cs="Times New Roman"/>
+                <w:sz w:val="21"/>
+              </w:rPr>
+              <w:t>/fl/jobs/{job_id}/he-public-key</w:t>
+            </w:r>
+          </w:p>
+        </w:tc>
+        <w:tc>
+          <w:tcPr>
+            <w:tcW w:type="dxa" w:w="4118"/>
+          </w:tcPr>
+          <w:p>
+            <w:pPr>
+              <w:spacing w:line="240" w:lineRule="auto" w:before="20" w:after="20"/>
+              <w:ind w:firstLine="0"/>
+            </w:pPr>
+            <w:r>
+              <w:rPr>
+                <w:rFonts w:ascii="Times New Roman" w:hAnsi="Times New Roman" w:eastAsia="宋体" w:cs="Times New Roman"/>
+                <w:sz w:val="21"/>
+              </w:rPr>
+              <w:t>FL-AGG-04</w:t>
             </w:r>
           </w:p>
         </w:tc>
@@ -26398,37 +26409,37 @@
         </w:tc>
         <w:tc>
           <w:tcPr>
-            <w:tcW w:type="dxa" w:w="3931"/>
-          </w:tcPr>
-          <w:p>
-            <w:pPr>
-              <w:spacing w:line="240" w:lineRule="auto" w:before="20" w:after="20"/>
-              <w:ind w:firstLine="0"/>
-            </w:pPr>
-            <w:r>
-              <w:rPr>
-                <w:rFonts w:ascii="Times New Roman" w:hAnsi="Times New Roman" w:eastAsia="宋体" w:cs="Times New Roman"/>
-                <w:sz w:val="21"/>
-              </w:rPr>
-              <w:t>/fl/evaluations/{eval_id}/export</w:t>
-            </w:r>
-          </w:p>
-        </w:tc>
-        <w:tc>
-          <w:tcPr>
-            <w:tcW w:type="dxa" w:w="3700"/>
-          </w:tcPr>
-          <w:p>
-            <w:pPr>
-              <w:spacing w:line="240" w:lineRule="auto" w:before="20" w:after="20"/>
-              <w:ind w:firstLine="0"/>
-            </w:pPr>
-            <w:r>
-              <w:rPr>
-                <w:rFonts w:ascii="Times New Roman" w:hAnsi="Times New Roman" w:eastAsia="宋体" w:cs="Times New Roman"/>
-                <w:sz w:val="21"/>
-              </w:rPr>
-              <w:t>FL-EVAL-01、FL-EVAL-02、FL-EVAL-03</w:t>
+            <w:tcW w:type="dxa" w:w="3513"/>
+          </w:tcPr>
+          <w:p>
+            <w:pPr>
+              <w:spacing w:line="240" w:lineRule="auto" w:before="20" w:after="20"/>
+              <w:ind w:firstLine="0"/>
+            </w:pPr>
+            <w:r>
+              <w:rPr>
+                <w:rFonts w:ascii="Times New Roman" w:hAnsi="Times New Roman" w:eastAsia="宋体" w:cs="Times New Roman"/>
+                <w:sz w:val="21"/>
+              </w:rPr>
+              <w:t>/he/keys</w:t>
+            </w:r>
+          </w:p>
+        </w:tc>
+        <w:tc>
+          <w:tcPr>
+            <w:tcW w:type="dxa" w:w="4118"/>
+          </w:tcPr>
+          <w:p>
+            <w:pPr>
+              <w:spacing w:line="240" w:lineRule="auto" w:before="20" w:after="20"/>
+              <w:ind w:firstLine="0"/>
+            </w:pPr>
+            <w:r>
+              <w:rPr>
+                <w:rFonts w:ascii="Times New Roman" w:hAnsi="Times New Roman" w:eastAsia="宋体" w:cs="Times New Roman"/>
+                <w:sz w:val="21"/>
+              </w:rPr>
+              <w:t>FL-AGG-04</w:t>
             </w:r>
           </w:p>
         </w:tc>
@@ -26457,37 +26468,37 @@
         </w:tc>
         <w:tc>
           <w:tcPr>
-            <w:tcW w:type="dxa" w:w="3931"/>
-          </w:tcPr>
-          <w:p>
-            <w:pPr>
-              <w:spacing w:line="240" w:lineRule="auto" w:before="20" w:after="20"/>
-              <w:ind w:firstLine="0"/>
-            </w:pPr>
-            <w:r>
-              <w:rPr>
-                <w:rFonts w:ascii="Times New Roman" w:hAnsi="Times New Roman" w:eastAsia="宋体" w:cs="Times New Roman"/>
-                <w:sz w:val="21"/>
-              </w:rPr>
-              <w:t>/projects/{project_id}/fl/evaluations</w:t>
-            </w:r>
-          </w:p>
-        </w:tc>
-        <w:tc>
-          <w:tcPr>
-            <w:tcW w:type="dxa" w:w="3700"/>
-          </w:tcPr>
-          <w:p>
-            <w:pPr>
-              <w:spacing w:line="240" w:lineRule="auto" w:before="20" w:after="20"/>
-              <w:ind w:firstLine="0"/>
-            </w:pPr>
-            <w:r>
-              <w:rPr>
-                <w:rFonts w:ascii="Times New Roman" w:hAnsi="Times New Roman" w:eastAsia="宋体" w:cs="Times New Roman"/>
-                <w:sz w:val="21"/>
-              </w:rPr>
-              <w:t>FL-EVAL-03</w:t>
+            <w:tcW w:type="dxa" w:w="3513"/>
+          </w:tcPr>
+          <w:p>
+            <w:pPr>
+              <w:spacing w:line="240" w:lineRule="auto" w:before="20" w:after="20"/>
+              <w:ind w:firstLine="0"/>
+            </w:pPr>
+            <w:r>
+              <w:rPr>
+                <w:rFonts w:ascii="Times New Roman" w:hAnsi="Times New Roman" w:eastAsia="宋体" w:cs="Times New Roman"/>
+                <w:sz w:val="21"/>
+              </w:rPr>
+              <w:t>/projects/{project_id}/fl/aggregation/keys</w:t>
+            </w:r>
+          </w:p>
+        </w:tc>
+        <w:tc>
+          <w:tcPr>
+            <w:tcW w:type="dxa" w:w="4118"/>
+          </w:tcPr>
+          <w:p>
+            <w:pPr>
+              <w:spacing w:line="240" w:lineRule="auto" w:before="20" w:after="20"/>
+              <w:ind w:firstLine="0"/>
+            </w:pPr>
+            <w:r>
+              <w:rPr>
+                <w:rFonts w:ascii="Times New Roman" w:hAnsi="Times New Roman" w:eastAsia="宋体" w:cs="Times New Roman"/>
+                <w:sz w:val="21"/>
+              </w:rPr>
+              <w:t>FL-AGG-04</w:t>
             </w:r>
           </w:p>
         </w:tc>
@@ -26510,43 +26521,43 @@
                 <w:rFonts w:ascii="Times New Roman" w:hAnsi="Times New Roman" w:eastAsia="宋体" w:cs="Times New Roman"/>
                 <w:sz w:val="21"/>
               </w:rPr>
-              <w:t>POST</w:t>
-            </w:r>
-          </w:p>
-        </w:tc>
-        <w:tc>
-          <w:tcPr>
-            <w:tcW w:type="dxa" w:w="3931"/>
-          </w:tcPr>
-          <w:p>
-            <w:pPr>
-              <w:spacing w:line="240" w:lineRule="auto" w:before="20" w:after="20"/>
-              <w:ind w:firstLine="0"/>
-            </w:pPr>
-            <w:r>
-              <w:rPr>
-                <w:rFonts w:ascii="Times New Roman" w:hAnsi="Times New Roman" w:eastAsia="宋体" w:cs="Times New Roman"/>
-                <w:sz w:val="21"/>
-              </w:rPr>
-              <w:t>/fl/jobs/{job_id}/actions</w:t>
-            </w:r>
-          </w:p>
-        </w:tc>
-        <w:tc>
-          <w:tcPr>
-            <w:tcW w:type="dxa" w:w="3700"/>
-          </w:tcPr>
-          <w:p>
-            <w:pPr>
-              <w:spacing w:line="240" w:lineRule="auto" w:before="20" w:after="20"/>
-              <w:ind w:firstLine="0"/>
-            </w:pPr>
-            <w:r>
-              <w:rPr>
-                <w:rFonts w:ascii="Times New Roman" w:hAnsi="Times New Roman" w:eastAsia="宋体" w:cs="Times New Roman"/>
-                <w:sz w:val="21"/>
-              </w:rPr>
-              <w:t>FL-PROC-01、FL-PROC-02、FL-PROC-03、FL-PROC-04</w:t>
+              <w:t>GET</w:t>
+            </w:r>
+          </w:p>
+        </w:tc>
+        <w:tc>
+          <w:tcPr>
+            <w:tcW w:type="dxa" w:w="3513"/>
+          </w:tcPr>
+          <w:p>
+            <w:pPr>
+              <w:spacing w:line="240" w:lineRule="auto" w:before="20" w:after="20"/>
+              <w:ind w:firstLine="0"/>
+            </w:pPr>
+            <w:r>
+              <w:rPr>
+                <w:rFonts w:ascii="Times New Roman" w:hAnsi="Times New Roman" w:eastAsia="宋体" w:cs="Times New Roman"/>
+                <w:sz w:val="21"/>
+              </w:rPr>
+              <w:t>/projects/{project_id}/fl/aggregation/public-key</w:t>
+            </w:r>
+          </w:p>
+        </w:tc>
+        <w:tc>
+          <w:tcPr>
+            <w:tcW w:type="dxa" w:w="4118"/>
+          </w:tcPr>
+          <w:p>
+            <w:pPr>
+              <w:spacing w:line="240" w:lineRule="auto" w:before="20" w:after="20"/>
+              <w:ind w:firstLine="0"/>
+            </w:pPr>
+            <w:r>
+              <w:rPr>
+                <w:rFonts w:ascii="Times New Roman" w:hAnsi="Times New Roman" w:eastAsia="宋体" w:cs="Times New Roman"/>
+                <w:sz w:val="21"/>
+              </w:rPr>
+              <w:t>FL-AGG-04</w:t>
             </w:r>
           </w:p>
         </w:tc>
@@ -26569,43 +26580,43 @@
                 <w:rFonts w:ascii="Times New Roman" w:hAnsi="Times New Roman" w:eastAsia="宋体" w:cs="Times New Roman"/>
                 <w:sz w:val="21"/>
               </w:rPr>
-              <w:t>SSE</w:t>
-            </w:r>
-          </w:p>
-        </w:tc>
-        <w:tc>
-          <w:tcPr>
-            <w:tcW w:type="dxa" w:w="3931"/>
-          </w:tcPr>
-          <w:p>
-            <w:pPr>
-              <w:spacing w:line="240" w:lineRule="auto" w:before="20" w:after="20"/>
-              <w:ind w:firstLine="0"/>
-            </w:pPr>
-            <w:r>
-              <w:rPr>
-                <w:rFonts w:ascii="Times New Roman" w:hAnsi="Times New Roman" w:eastAsia="宋体" w:cs="Times New Roman"/>
-                <w:sz w:val="21"/>
-              </w:rPr>
-              <w:t>/fl/jobs/{job_id}/events</w:t>
-            </w:r>
-          </w:p>
-        </w:tc>
-        <w:tc>
-          <w:tcPr>
-            <w:tcW w:type="dxa" w:w="3700"/>
-          </w:tcPr>
-          <w:p>
-            <w:pPr>
-              <w:spacing w:line="240" w:lineRule="auto" w:before="20" w:after="20"/>
-              <w:ind w:firstLine="0"/>
-            </w:pPr>
-            <w:r>
-              <w:rPr>
-                <w:rFonts w:ascii="Times New Roman" w:hAnsi="Times New Roman" w:eastAsia="宋体" w:cs="Times New Roman"/>
-                <w:sz w:val="21"/>
-              </w:rPr>
-              <w:t>FL-PROC-05、FL-PROC-06</w:t>
+              <w:t>POST</w:t>
+            </w:r>
+          </w:p>
+        </w:tc>
+        <w:tc>
+          <w:tcPr>
+            <w:tcW w:type="dxa" w:w="3513"/>
+          </w:tcPr>
+          <w:p>
+            <w:pPr>
+              <w:spacing w:line="240" w:lineRule="auto" w:before="20" w:after="20"/>
+              <w:ind w:firstLine="0"/>
+            </w:pPr>
+            <w:r>
+              <w:rPr>
+                <w:rFonts w:ascii="Times New Roman" w:hAnsi="Times New Roman" w:eastAsia="宋体" w:cs="Times New Roman"/>
+                <w:sz w:val="21"/>
+              </w:rPr>
+              <w:t>/projects/{project_id}/fl/aggregation/keys</w:t>
+            </w:r>
+          </w:p>
+        </w:tc>
+        <w:tc>
+          <w:tcPr>
+            <w:tcW w:type="dxa" w:w="4118"/>
+          </w:tcPr>
+          <w:p>
+            <w:pPr>
+              <w:spacing w:line="240" w:lineRule="auto" w:before="20" w:after="20"/>
+              <w:ind w:firstLine="0"/>
+            </w:pPr>
+            <w:r>
+              <w:rPr>
+                <w:rFonts w:ascii="Times New Roman" w:hAnsi="Times New Roman" w:eastAsia="宋体" w:cs="Times New Roman"/>
+                <w:sz w:val="21"/>
+              </w:rPr>
+              <w:t>FL-AGG-04</w:t>
             </w:r>
           </w:p>
         </w:tc>
@@ -26628,43 +26639,43 @@
                 <w:rFonts w:ascii="Times New Roman" w:hAnsi="Times New Roman" w:eastAsia="宋体" w:cs="Times New Roman"/>
                 <w:sz w:val="21"/>
               </w:rPr>
-              <w:t>GET</w:t>
-            </w:r>
-          </w:p>
-        </w:tc>
-        <w:tc>
-          <w:tcPr>
-            <w:tcW w:type="dxa" w:w="3931"/>
-          </w:tcPr>
-          <w:p>
-            <w:pPr>
-              <w:spacing w:line="240" w:lineRule="auto" w:before="20" w:after="20"/>
-              <w:ind w:firstLine="0"/>
-            </w:pPr>
-            <w:r>
-              <w:rPr>
-                <w:rFonts w:ascii="Times New Roman" w:hAnsi="Times New Roman" w:eastAsia="宋体" w:cs="Times New Roman"/>
-                <w:sz w:val="21"/>
-              </w:rPr>
-              <w:t>/fl/jobs/{job_id}/metrics</w:t>
-            </w:r>
-          </w:p>
-        </w:tc>
-        <w:tc>
-          <w:tcPr>
-            <w:tcW w:type="dxa" w:w="3700"/>
-          </w:tcPr>
-          <w:p>
-            <w:pPr>
-              <w:spacing w:line="240" w:lineRule="auto" w:before="20" w:after="20"/>
-              <w:ind w:firstLine="0"/>
-            </w:pPr>
-            <w:r>
-              <w:rPr>
-                <w:rFonts w:ascii="Times New Roman" w:hAnsi="Times New Roman" w:eastAsia="宋体" w:cs="Times New Roman"/>
-                <w:sz w:val="21"/>
-              </w:rPr>
-              <w:t>FL-PROC-05、FL-PROC-06</w:t>
+              <w:t>POST</w:t>
+            </w:r>
+          </w:p>
+        </w:tc>
+        <w:tc>
+          <w:tcPr>
+            <w:tcW w:type="dxa" w:w="3513"/>
+          </w:tcPr>
+          <w:p>
+            <w:pPr>
+              <w:spacing w:line="240" w:lineRule="auto" w:before="20" w:after="20"/>
+              <w:ind w:firstLine="0"/>
+            </w:pPr>
+            <w:r>
+              <w:rPr>
+                <w:rFonts w:ascii="Times New Roman" w:hAnsi="Times New Roman" w:eastAsia="宋体" w:cs="Times New Roman"/>
+                <w:sz w:val="21"/>
+              </w:rPr>
+              <w:t>/projects/{project_id}/fl/aggregation/reset</w:t>
+            </w:r>
+          </w:p>
+        </w:tc>
+        <w:tc>
+          <w:tcPr>
+            <w:tcW w:type="dxa" w:w="4118"/>
+          </w:tcPr>
+          <w:p>
+            <w:pPr>
+              <w:spacing w:line="240" w:lineRule="auto" w:before="20" w:after="20"/>
+              <w:ind w:firstLine="0"/>
+            </w:pPr>
+            <w:r>
+              <w:rPr>
+                <w:rFonts w:ascii="Times New Roman" w:hAnsi="Times New Roman" w:eastAsia="宋体" w:cs="Times New Roman"/>
+                <w:sz w:val="21"/>
+              </w:rPr>
+              <w:t>FL-AGG-05</w:t>
             </w:r>
           </w:p>
         </w:tc>
@@ -26693,37 +26704,37 @@
         </w:tc>
         <w:tc>
           <w:tcPr>
-            <w:tcW w:type="dxa" w:w="3931"/>
-          </w:tcPr>
-          <w:p>
-            <w:pPr>
-              <w:spacing w:line="240" w:lineRule="auto" w:before="20" w:after="20"/>
-              <w:ind w:firstLine="0"/>
-            </w:pPr>
-            <w:r>
-              <w:rPr>
-                <w:rFonts w:ascii="Times New Roman" w:hAnsi="Times New Roman" w:eastAsia="宋体" w:cs="Times New Roman"/>
-                <w:sz w:val="21"/>
-              </w:rPr>
-              <w:t>/fl/jobs/{job_id}/eta</w:t>
-            </w:r>
-          </w:p>
-        </w:tc>
-        <w:tc>
-          <w:tcPr>
-            <w:tcW w:type="dxa" w:w="3700"/>
-          </w:tcPr>
-          <w:p>
-            <w:pPr>
-              <w:spacing w:line="240" w:lineRule="auto" w:before="20" w:after="20"/>
-              <w:ind w:firstLine="0"/>
-            </w:pPr>
-            <w:r>
-              <w:rPr>
-                <w:rFonts w:ascii="Times New Roman" w:hAnsi="Times New Roman" w:eastAsia="宋体" w:cs="Times New Roman"/>
-                <w:sz w:val="21"/>
-              </w:rPr>
-              <w:t>FL-PROC-07</w:t>
+            <w:tcW w:type="dxa" w:w="3513"/>
+          </w:tcPr>
+          <w:p>
+            <w:pPr>
+              <w:spacing w:line="240" w:lineRule="auto" w:before="20" w:after="20"/>
+              <w:ind w:firstLine="0"/>
+            </w:pPr>
+            <w:r>
+              <w:rPr>
+                <w:rFonts w:ascii="Times New Roman" w:hAnsi="Times New Roman" w:eastAsia="宋体" w:cs="Times New Roman"/>
+                <w:sz w:val="21"/>
+              </w:rPr>
+              <w:t>/projects/{project_id}/fl/evaluations/defaults</w:t>
+            </w:r>
+          </w:p>
+        </w:tc>
+        <w:tc>
+          <w:tcPr>
+            <w:tcW w:type="dxa" w:w="4118"/>
+          </w:tcPr>
+          <w:p>
+            <w:pPr>
+              <w:spacing w:line="240" w:lineRule="auto" w:before="20" w:after="20"/>
+              <w:ind w:firstLine="0"/>
+            </w:pPr>
+            <w:r>
+              <w:rPr>
+                <w:rFonts w:ascii="Times New Roman" w:hAnsi="Times New Roman" w:eastAsia="宋体" w:cs="Times New Roman"/>
+                <w:sz w:val="21"/>
+              </w:rPr>
+              <w:t>FL-EVAL-01、FL-EVAL-02、FL-EVAL-03</w:t>
             </w:r>
           </w:p>
         </w:tc>
@@ -26746,43 +26757,43 @@
                 <w:rFonts w:ascii="Times New Roman" w:hAnsi="Times New Roman" w:eastAsia="宋体" w:cs="Times New Roman"/>
                 <w:sz w:val="21"/>
               </w:rPr>
-              <w:t>GET</w:t>
-            </w:r>
-          </w:p>
-        </w:tc>
-        <w:tc>
-          <w:tcPr>
-            <w:tcW w:type="dxa" w:w="3931"/>
-          </w:tcPr>
-          <w:p>
-            <w:pPr>
-              <w:spacing w:line="240" w:lineRule="auto" w:before="20" w:after="20"/>
-              <w:ind w:firstLine="0"/>
-            </w:pPr>
-            <w:r>
-              <w:rPr>
-                <w:rFonts w:ascii="Times New Roman" w:hAnsi="Times New Roman" w:eastAsia="宋体" w:cs="Times New Roman"/>
-                <w:sz w:val="21"/>
-              </w:rPr>
-              <w:t>/fl/metrics</w:t>
-            </w:r>
-          </w:p>
-        </w:tc>
-        <w:tc>
-          <w:tcPr>
-            <w:tcW w:type="dxa" w:w="3700"/>
-          </w:tcPr>
-          <w:p>
-            <w:pPr>
-              <w:spacing w:line="240" w:lineRule="auto" w:before="20" w:after="20"/>
-              <w:ind w:firstLine="0"/>
-            </w:pPr>
-            <w:r>
-              <w:rPr>
-                <w:rFonts w:ascii="Times New Roman" w:hAnsi="Times New Roman" w:eastAsia="宋体" w:cs="Times New Roman"/>
-                <w:sz w:val="21"/>
-              </w:rPr>
-              <w:t>FL-PROC-08</w:t>
+              <w:t>POST</w:t>
+            </w:r>
+          </w:p>
+        </w:tc>
+        <w:tc>
+          <w:tcPr>
+            <w:tcW w:type="dxa" w:w="3513"/>
+          </w:tcPr>
+          <w:p>
+            <w:pPr>
+              <w:spacing w:line="240" w:lineRule="auto" w:before="20" w:after="20"/>
+              <w:ind w:firstLine="0"/>
+            </w:pPr>
+            <w:r>
+              <w:rPr>
+                <w:rFonts w:ascii="Times New Roman" w:hAnsi="Times New Roman" w:eastAsia="宋体" w:cs="Times New Roman"/>
+                <w:sz w:val="21"/>
+              </w:rPr>
+              <w:t>/projects/{project_id}/fl/evaluations</w:t>
+            </w:r>
+          </w:p>
+        </w:tc>
+        <w:tc>
+          <w:tcPr>
+            <w:tcW w:type="dxa" w:w="4118"/>
+          </w:tcPr>
+          <w:p>
+            <w:pPr>
+              <w:spacing w:line="240" w:lineRule="auto" w:before="20" w:after="20"/>
+              <w:ind w:firstLine="0"/>
+            </w:pPr>
+            <w:r>
+              <w:rPr>
+                <w:rFonts w:ascii="Times New Roman" w:hAnsi="Times New Roman" w:eastAsia="宋体" w:cs="Times New Roman"/>
+                <w:sz w:val="21"/>
+              </w:rPr>
+              <w:t>FL-EVAL-01、FL-EVAL-02、FL-EVAL-03</w:t>
             </w:r>
           </w:p>
         </w:tc>
@@ -26805,43 +26816,43 @@
                 <w:rFonts w:ascii="Times New Roman" w:hAnsi="Times New Roman" w:eastAsia="宋体" w:cs="Times New Roman"/>
                 <w:sz w:val="21"/>
               </w:rPr>
-              <w:t>GET</w:t>
-            </w:r>
-          </w:p>
-        </w:tc>
-        <w:tc>
-          <w:tcPr>
-            <w:tcW w:type="dxa" w:w="3931"/>
-          </w:tcPr>
-          <w:p>
-            <w:pPr>
-              <w:spacing w:line="240" w:lineRule="auto" w:before="20" w:after="20"/>
-              <w:ind w:firstLine="0"/>
-            </w:pPr>
-            <w:r>
-              <w:rPr>
-                <w:rFonts w:ascii="Times New Roman" w:hAnsi="Times New Roman" w:eastAsia="宋体" w:cs="Times New Roman"/>
-                <w:sz w:val="21"/>
-              </w:rPr>
-              <w:t>/fl/jobs/{job_id}/metrics/export</w:t>
-            </w:r>
-          </w:p>
-        </w:tc>
-        <w:tc>
-          <w:tcPr>
-            <w:tcW w:type="dxa" w:w="3700"/>
-          </w:tcPr>
-          <w:p>
-            <w:pPr>
-              <w:spacing w:line="240" w:lineRule="auto" w:before="20" w:after="20"/>
-              <w:ind w:firstLine="0"/>
-            </w:pPr>
-            <w:r>
-              <w:rPr>
-                <w:rFonts w:ascii="Times New Roman" w:hAnsi="Times New Roman" w:eastAsia="宋体" w:cs="Times New Roman"/>
-                <w:sz w:val="21"/>
-              </w:rPr>
-              <w:t>FL-PROC-08</w:t>
+              <w:t>SSE</w:t>
+            </w:r>
+          </w:p>
+        </w:tc>
+        <w:tc>
+          <w:tcPr>
+            <w:tcW w:type="dxa" w:w="3513"/>
+          </w:tcPr>
+          <w:p>
+            <w:pPr>
+              <w:spacing w:line="240" w:lineRule="auto" w:before="20" w:after="20"/>
+              <w:ind w:firstLine="0"/>
+            </w:pPr>
+            <w:r>
+              <w:rPr>
+                <w:rFonts w:ascii="Times New Roman" w:hAnsi="Times New Roman" w:eastAsia="宋体" w:cs="Times New Roman"/>
+                <w:sz w:val="21"/>
+              </w:rPr>
+              <w:t>/fl/evaluations/{eval_id}/events</w:t>
+            </w:r>
+          </w:p>
+        </w:tc>
+        <w:tc>
+          <w:tcPr>
+            <w:tcW w:type="dxa" w:w="4118"/>
+          </w:tcPr>
+          <w:p>
+            <w:pPr>
+              <w:spacing w:line="240" w:lineRule="auto" w:before="20" w:after="20"/>
+              <w:ind w:firstLine="0"/>
+            </w:pPr>
+            <w:r>
+              <w:rPr>
+                <w:rFonts w:ascii="Times New Roman" w:hAnsi="Times New Roman" w:eastAsia="宋体" w:cs="Times New Roman"/>
+                <w:sz w:val="21"/>
+              </w:rPr>
+              <w:t>FL-EVAL-01、FL-EVAL-02、FL-EVAL-03</w:t>
             </w:r>
           </w:p>
         </w:tc>
@@ -26870,37 +26881,155 @@
         </w:tc>
         <w:tc>
           <w:tcPr>
-            <w:tcW w:type="dxa" w:w="3931"/>
-          </w:tcPr>
-          <w:p>
-            <w:pPr>
-              <w:spacing w:line="240" w:lineRule="auto" w:before="20" w:after="20"/>
-              <w:ind w:firstLine="0"/>
-            </w:pPr>
-            <w:r>
-              <w:rPr>
-                <w:rFonts w:ascii="Times New Roman" w:hAnsi="Times New Roman" w:eastAsia="宋体" w:cs="Times New Roman"/>
-                <w:sz w:val="21"/>
-              </w:rPr>
-              <w:t>/projects/{project_id}/fl/metrics/export</w:t>
-            </w:r>
-          </w:p>
-        </w:tc>
-        <w:tc>
-          <w:tcPr>
-            <w:tcW w:type="dxa" w:w="3700"/>
-          </w:tcPr>
-          <w:p>
-            <w:pPr>
-              <w:spacing w:line="240" w:lineRule="auto" w:before="20" w:after="20"/>
-              <w:ind w:firstLine="0"/>
-            </w:pPr>
-            <w:r>
-              <w:rPr>
-                <w:rFonts w:ascii="Times New Roman" w:hAnsi="Times New Roman" w:eastAsia="宋体" w:cs="Times New Roman"/>
-                <w:sz w:val="21"/>
-              </w:rPr>
-              <w:t>FL-PROC-08</w:t>
+            <w:tcW w:type="dxa" w:w="3513"/>
+          </w:tcPr>
+          <w:p>
+            <w:pPr>
+              <w:spacing w:line="240" w:lineRule="auto" w:before="20" w:after="20"/>
+              <w:ind w:firstLine="0"/>
+            </w:pPr>
+            <w:r>
+              <w:rPr>
+                <w:rFonts w:ascii="Times New Roman" w:hAnsi="Times New Roman" w:eastAsia="宋体" w:cs="Times New Roman"/>
+                <w:sz w:val="21"/>
+              </w:rPr>
+              <w:t>/fl/evaluations/{eval_id}</w:t>
+            </w:r>
+          </w:p>
+        </w:tc>
+        <w:tc>
+          <w:tcPr>
+            <w:tcW w:type="dxa" w:w="4118"/>
+          </w:tcPr>
+          <w:p>
+            <w:pPr>
+              <w:spacing w:line="240" w:lineRule="auto" w:before="20" w:after="20"/>
+              <w:ind w:firstLine="0"/>
+            </w:pPr>
+            <w:r>
+              <w:rPr>
+                <w:rFonts w:ascii="Times New Roman" w:hAnsi="Times New Roman" w:eastAsia="宋体" w:cs="Times New Roman"/>
+                <w:sz w:val="21"/>
+              </w:rPr>
+              <w:t>FL-EVAL-01、FL-EVAL-02</w:t>
+            </w:r>
+          </w:p>
+        </w:tc>
+      </w:tr>
+      <w:tr>
+        <w:trPr>
+          <w:cantSplit/>
+        </w:trPr>
+        <w:tc>
+          <w:tcPr>
+            <w:tcW w:type="dxa" w:w="1100"/>
+          </w:tcPr>
+          <w:p>
+            <w:pPr>
+              <w:spacing w:line="240" w:lineRule="auto" w:before="20" w:after="20"/>
+              <w:ind w:firstLine="0"/>
+            </w:pPr>
+            <w:r>
+              <w:rPr>
+                <w:rFonts w:ascii="Times New Roman" w:hAnsi="Times New Roman" w:eastAsia="宋体" w:cs="Times New Roman"/>
+                <w:sz w:val="21"/>
+              </w:rPr>
+              <w:t>GET</w:t>
+            </w:r>
+          </w:p>
+        </w:tc>
+        <w:tc>
+          <w:tcPr>
+            <w:tcW w:type="dxa" w:w="3513"/>
+          </w:tcPr>
+          <w:p>
+            <w:pPr>
+              <w:spacing w:line="240" w:lineRule="auto" w:before="20" w:after="20"/>
+              <w:ind w:firstLine="0"/>
+            </w:pPr>
+            <w:r>
+              <w:rPr>
+                <w:rFonts w:ascii="Times New Roman" w:hAnsi="Times New Roman" w:eastAsia="宋体" w:cs="Times New Roman"/>
+                <w:sz w:val="21"/>
+              </w:rPr>
+              <w:t>/fl/evaluations/{eval_id}/export</w:t>
+            </w:r>
+          </w:p>
+        </w:tc>
+        <w:tc>
+          <w:tcPr>
+            <w:tcW w:type="dxa" w:w="4118"/>
+          </w:tcPr>
+          <w:p>
+            <w:pPr>
+              <w:spacing w:line="240" w:lineRule="auto" w:before="20" w:after="20"/>
+              <w:ind w:firstLine="0"/>
+            </w:pPr>
+            <w:r>
+              <w:rPr>
+                <w:rFonts w:ascii="Times New Roman" w:hAnsi="Times New Roman" w:eastAsia="宋体" w:cs="Times New Roman"/>
+                <w:sz w:val="21"/>
+              </w:rPr>
+              <w:t>FL-EVAL-01、FL-EVAL-02、FL-EVAL-03</w:t>
+            </w:r>
+          </w:p>
+        </w:tc>
+      </w:tr>
+      <w:tr>
+        <w:trPr>
+          <w:cantSplit/>
+        </w:trPr>
+        <w:tc>
+          <w:tcPr>
+            <w:tcW w:type="dxa" w:w="1100"/>
+          </w:tcPr>
+          <w:p>
+            <w:pPr>
+              <w:spacing w:line="240" w:lineRule="auto" w:before="20" w:after="20"/>
+              <w:ind w:firstLine="0"/>
+            </w:pPr>
+            <w:r>
+              <w:rPr>
+                <w:rFonts w:ascii="Times New Roman" w:hAnsi="Times New Roman" w:eastAsia="宋体" w:cs="Times New Roman"/>
+                <w:sz w:val="21"/>
+              </w:rPr>
+              <w:t>GET</w:t>
+            </w:r>
+          </w:p>
+        </w:tc>
+        <w:tc>
+          <w:tcPr>
+            <w:tcW w:type="dxa" w:w="3513"/>
+          </w:tcPr>
+          <w:p>
+            <w:pPr>
+              <w:spacing w:line="240" w:lineRule="auto" w:before="20" w:after="20"/>
+              <w:ind w:firstLine="0"/>
+            </w:pPr>
+            <w:r>
+              <w:rPr>
+                <w:rFonts w:ascii="Times New Roman" w:hAnsi="Times New Roman" w:eastAsia="宋体" w:cs="Times New Roman"/>
+                <w:sz w:val="21"/>
+              </w:rPr>
+              <w:t>/projects/{project_id}/fl/evaluations</w:t>
+            </w:r>
+          </w:p>
+        </w:tc>
+        <w:tc>
+          <w:tcPr>
+            <w:tcW w:type="dxa" w:w="4118"/>
+          </w:tcPr>
+          <w:p>
+            <w:pPr>
+              <w:spacing w:line="240" w:lineRule="auto" w:before="20" w:after="20"/>
+              <w:ind w:firstLine="0"/>
+            </w:pPr>
+            <w:r>
+              <w:rPr>
+                <w:rFonts w:ascii="Times New Roman" w:hAnsi="Times New Roman" w:eastAsia="宋体" w:cs="Times New Roman"/>
+                <w:sz w:val="21"/>
+              </w:rPr>
+              <w:t>FL-EVAL-03</w:t>
             </w:r>
           </w:p>
         </w:tc>
@@ -26943,8 +27072,8 @@
       </w:tblPr>
       <w:tblGrid>
         <w:gridCol w:w="1100"/>
-        <w:gridCol w:w="3779"/>
-        <w:gridCol w:w="3852"/>
+        <w:gridCol w:w="3849"/>
+        <w:gridCol w:w="3782"/>
       </w:tblGrid>
       <w:tr>
         <w:trPr>
@@ -26974,7 +27103,7 @@
         </w:tc>
         <w:tc>
           <w:tcPr>
-            <w:tcW w:type="dxa" w:w="3779"/>
+            <w:tcW w:type="dxa" w:w="3849"/>
             <w:shd w:val="clear" w:color="auto" w:fill="D9D9D9"/>
           </w:tcPr>
           <w:p>
@@ -26995,7 +27124,7 @@
         </w:tc>
         <w:tc>
           <w:tcPr>
-            <w:tcW w:type="dxa" w:w="3852"/>
+            <w:tcW w:type="dxa" w:w="3782"/>
             <w:shd w:val="clear" w:color="auto" w:fill="D9D9D9"/>
           </w:tcPr>
           <w:p>
@@ -27039,7 +27168,7 @@
         </w:tc>
         <w:tc>
           <w:tcPr>
-            <w:tcW w:type="dxa" w:w="3779"/>
+            <w:tcW w:type="dxa" w:w="3849"/>
           </w:tcPr>
           <w:p>
             <w:pPr>
@@ -27057,7 +27186,7 @@
         </w:tc>
         <w:tc>
           <w:tcPr>
-            <w:tcW w:type="dxa" w:w="3852"/>
+            <w:tcW w:type="dxa" w:w="3782"/>
           </w:tcPr>
           <w:p>
             <w:pPr>
@@ -27098,7 +27227,7 @@
         </w:tc>
         <w:tc>
           <w:tcPr>
-            <w:tcW w:type="dxa" w:w="3779"/>
+            <w:tcW w:type="dxa" w:w="3849"/>
           </w:tcPr>
           <w:p>
             <w:pPr>
@@ -27116,7 +27245,7 @@
         </w:tc>
         <w:tc>
           <w:tcPr>
-            <w:tcW w:type="dxa" w:w="3852"/>
+            <w:tcW w:type="dxa" w:w="3782"/>
           </w:tcPr>
           <w:p>
             <w:pPr>
@@ -27157,7 +27286,7 @@
         </w:tc>
         <w:tc>
           <w:tcPr>
-            <w:tcW w:type="dxa" w:w="3779"/>
+            <w:tcW w:type="dxa" w:w="3849"/>
           </w:tcPr>
           <w:p>
             <w:pPr>
@@ -27175,7 +27304,7 @@
         </w:tc>
         <w:tc>
           <w:tcPr>
-            <w:tcW w:type="dxa" w:w="3852"/>
+            <w:tcW w:type="dxa" w:w="3782"/>
           </w:tcPr>
           <w:p>
             <w:pPr>
@@ -27216,7 +27345,7 @@
         </w:tc>
         <w:tc>
           <w:tcPr>
-            <w:tcW w:type="dxa" w:w="3779"/>
+            <w:tcW w:type="dxa" w:w="3849"/>
           </w:tcPr>
           <w:p>
             <w:pPr>
@@ -27234,7 +27363,7 @@
         </w:tc>
         <w:tc>
           <w:tcPr>
-            <w:tcW w:type="dxa" w:w="3852"/>
+            <w:tcW w:type="dxa" w:w="3782"/>
           </w:tcPr>
           <w:p>
             <w:pPr>
@@ -27275,7 +27404,7 @@
         </w:tc>
         <w:tc>
           <w:tcPr>
-            <w:tcW w:type="dxa" w:w="3779"/>
+            <w:tcW w:type="dxa" w:w="3849"/>
           </w:tcPr>
           <w:p>
             <w:pPr>
@@ -27293,7 +27422,7 @@
         </w:tc>
         <w:tc>
           <w:tcPr>
-            <w:tcW w:type="dxa" w:w="3852"/>
+            <w:tcW w:type="dxa" w:w="3782"/>
           </w:tcPr>
           <w:p>
             <w:pPr>
@@ -27334,7 +27463,7 @@
         </w:tc>
         <w:tc>
           <w:tcPr>
-            <w:tcW w:type="dxa" w:w="3779"/>
+            <w:tcW w:type="dxa" w:w="3849"/>
           </w:tcPr>
           <w:p>
             <w:pPr>
@@ -27352,7 +27481,7 @@
         </w:tc>
         <w:tc>
           <w:tcPr>
-            <w:tcW w:type="dxa" w:w="3852"/>
+            <w:tcW w:type="dxa" w:w="3782"/>
           </w:tcPr>
           <w:p>
             <w:pPr>
@@ -27393,7 +27522,7 @@
         </w:tc>
         <w:tc>
           <w:tcPr>
-            <w:tcW w:type="dxa" w:w="3779"/>
+            <w:tcW w:type="dxa" w:w="3849"/>
           </w:tcPr>
           <w:p>
             <w:pPr>
@@ -27411,7 +27540,7 @@
         </w:tc>
         <w:tc>
           <w:tcPr>
-            <w:tcW w:type="dxa" w:w="3852"/>
+            <w:tcW w:type="dxa" w:w="3782"/>
           </w:tcPr>
           <w:p>
             <w:pPr>
@@ -27452,7 +27581,7 @@
         </w:tc>
         <w:tc>
           <w:tcPr>
-            <w:tcW w:type="dxa" w:w="3779"/>
+            <w:tcW w:type="dxa" w:w="3849"/>
           </w:tcPr>
           <w:p>
             <w:pPr>
@@ -27470,7 +27599,7 @@
         </w:tc>
         <w:tc>
           <w:tcPr>
-            <w:tcW w:type="dxa" w:w="3852"/>
+            <w:tcW w:type="dxa" w:w="3782"/>
           </w:tcPr>
           <w:p>
             <w:pPr>
@@ -27511,7 +27640,7 @@
         </w:tc>
         <w:tc>
           <w:tcPr>
-            <w:tcW w:type="dxa" w:w="3779"/>
+            <w:tcW w:type="dxa" w:w="3849"/>
           </w:tcPr>
           <w:p>
             <w:pPr>
@@ -27529,7 +27658,7 @@
         </w:tc>
         <w:tc>
           <w:tcPr>
-            <w:tcW w:type="dxa" w:w="3852"/>
+            <w:tcW w:type="dxa" w:w="3782"/>
           </w:tcPr>
           <w:p>
             <w:pPr>
@@ -27570,7 +27699,7 @@
         </w:tc>
         <w:tc>
           <w:tcPr>
-            <w:tcW w:type="dxa" w:w="3779"/>
+            <w:tcW w:type="dxa" w:w="3849"/>
           </w:tcPr>
           <w:p>
             <w:pPr>
@@ -27588,7 +27717,7 @@
         </w:tc>
         <w:tc>
           <w:tcPr>
-            <w:tcW w:type="dxa" w:w="3852"/>
+            <w:tcW w:type="dxa" w:w="3782"/>
           </w:tcPr>
           <w:p>
             <w:pPr>
@@ -27629,7 +27758,7 @@
         </w:tc>
         <w:tc>
           <w:tcPr>
-            <w:tcW w:type="dxa" w:w="3779"/>
+            <w:tcW w:type="dxa" w:w="3849"/>
           </w:tcPr>
           <w:p>
             <w:pPr>
@@ -27647,7 +27776,7 @@
         </w:tc>
         <w:tc>
           <w:tcPr>
-            <w:tcW w:type="dxa" w:w="3852"/>
+            <w:tcW w:type="dxa" w:w="3782"/>
           </w:tcPr>
           <w:p>
             <w:pPr>
@@ -27688,7 +27817,7 @@
         </w:tc>
         <w:tc>
           <w:tcPr>
-            <w:tcW w:type="dxa" w:w="3779"/>
+            <w:tcW w:type="dxa" w:w="3849"/>
           </w:tcPr>
           <w:p>
             <w:pPr>
@@ -27706,7 +27835,7 @@
         </w:tc>
         <w:tc>
           <w:tcPr>
-            <w:tcW w:type="dxa" w:w="3852"/>
+            <w:tcW w:type="dxa" w:w="3782"/>
           </w:tcPr>
           <w:p>
             <w:pPr>
@@ -27747,7 +27876,7 @@
         </w:tc>
         <w:tc>
           <w:tcPr>
-            <w:tcW w:type="dxa" w:w="3779"/>
+            <w:tcW w:type="dxa" w:w="3849"/>
           </w:tcPr>
           <w:p>
             <w:pPr>
@@ -27765,7 +27894,7 @@
         </w:tc>
         <w:tc>
           <w:tcPr>
-            <w:tcW w:type="dxa" w:w="3852"/>
+            <w:tcW w:type="dxa" w:w="3782"/>
           </w:tcPr>
           <w:p>
             <w:pPr>
@@ -27806,37 +27935,37 @@
         </w:tc>
         <w:tc>
           <w:tcPr>
-            <w:tcW w:type="dxa" w:w="3779"/>
-          </w:tcPr>
-          <w:p>
-            <w:pPr>
-              <w:spacing w:line="240" w:lineRule="auto" w:before="20" w:after="20"/>
-              <w:ind w:firstLine="0"/>
-            </w:pPr>
-            <w:r>
-              <w:rPr>
-                <w:rFonts w:ascii="Times New Roman" w:hAnsi="Times New Roman" w:eastAsia="宋体" w:cs="Times New Roman"/>
-                <w:sz w:val="21"/>
-              </w:rPr>
-              <w:t>/projects/{project_id}/fl/jobs</w:t>
-            </w:r>
-          </w:p>
-        </w:tc>
-        <w:tc>
-          <w:tcPr>
-            <w:tcW w:type="dxa" w:w="3852"/>
-          </w:tcPr>
-          <w:p>
-            <w:pPr>
-              <w:spacing w:line="240" w:lineRule="auto" w:before="20" w:after="20"/>
-              <w:ind w:firstLine="0"/>
-            </w:pPr>
-            <w:r>
-              <w:rPr>
-                <w:rFonts w:ascii="Times New Roman" w:hAnsi="Times New Roman" w:eastAsia="宋体" w:cs="Times New Roman"/>
-                <w:sz w:val="21"/>
-              </w:rPr>
-              <w:t>HE-APP-02</w:t>
+            <w:tcW w:type="dxa" w:w="3849"/>
+          </w:tcPr>
+          <w:p>
+            <w:pPr>
+              <w:spacing w:line="240" w:lineRule="auto" w:before="20" w:after="20"/>
+              <w:ind w:firstLine="0"/>
+            </w:pPr>
+            <w:r>
+              <w:rPr>
+                <w:rFonts w:ascii="Times New Roman" w:hAnsi="Times New Roman" w:eastAsia="宋体" w:cs="Times New Roman"/>
+                <w:sz w:val="21"/>
+              </w:rPr>
+              <w:t>/projects/{project_id}/he/logs</w:t>
+            </w:r>
+          </w:p>
+        </w:tc>
+        <w:tc>
+          <w:tcPr>
+            <w:tcW w:type="dxa" w:w="3782"/>
+          </w:tcPr>
+          <w:p>
+            <w:pPr>
+              <w:spacing w:line="240" w:lineRule="auto" w:before="20" w:after="20"/>
+              <w:ind w:firstLine="0"/>
+            </w:pPr>
+            <w:r>
+              <w:rPr>
+                <w:rFonts w:ascii="Times New Roman" w:hAnsi="Times New Roman" w:eastAsia="宋体" w:cs="Times New Roman"/>
+                <w:sz w:val="21"/>
+              </w:rPr>
+              <w:t>HE-APP-01、HE-APP-05</w:t>
             </w:r>
           </w:p>
         </w:tc>
@@ -27859,31 +27988,31 @@
                 <w:rFonts w:ascii="Times New Roman" w:hAnsi="Times New Roman" w:eastAsia="宋体" w:cs="Times New Roman"/>
                 <w:sz w:val="21"/>
               </w:rPr>
-              <w:t>PATCH</w:t>
-            </w:r>
-          </w:p>
-        </w:tc>
-        <w:tc>
-          <w:tcPr>
-            <w:tcW w:type="dxa" w:w="3779"/>
-          </w:tcPr>
-          <w:p>
-            <w:pPr>
-              <w:spacing w:line="240" w:lineRule="auto" w:before="20" w:after="20"/>
-              <w:ind w:firstLine="0"/>
-            </w:pPr>
-            <w:r>
-              <w:rPr>
-                <w:rFonts w:ascii="Times New Roman" w:hAnsi="Times New Roman" w:eastAsia="宋体" w:cs="Times New Roman"/>
-                <w:sz w:val="21"/>
-              </w:rPr>
-              <w:t>/fl/jobs/{job_id}</w:t>
-            </w:r>
-          </w:p>
-        </w:tc>
-        <w:tc>
-          <w:tcPr>
-            <w:tcW w:type="dxa" w:w="3852"/>
+              <w:t>GET</w:t>
+            </w:r>
+          </w:p>
+        </w:tc>
+        <w:tc>
+          <w:tcPr>
+            <w:tcW w:type="dxa" w:w="3849"/>
+          </w:tcPr>
+          <w:p>
+            <w:pPr>
+              <w:spacing w:line="240" w:lineRule="auto" w:before="20" w:after="20"/>
+              <w:ind w:firstLine="0"/>
+            </w:pPr>
+            <w:r>
+              <w:rPr>
+                <w:rFonts w:ascii="Times New Roman" w:hAnsi="Times New Roman" w:eastAsia="宋体" w:cs="Times New Roman"/>
+                <w:sz w:val="21"/>
+              </w:rPr>
+              <w:t>/projects/{project_id}/fl/jobs</w:t>
+            </w:r>
+          </w:p>
+        </w:tc>
+        <w:tc>
+          <w:tcPr>
+            <w:tcW w:type="dxa" w:w="3782"/>
           </w:tcPr>
           <w:p>
             <w:pPr>
@@ -27918,31 +28047,31 @@
                 <w:rFonts w:ascii="Times New Roman" w:hAnsi="Times New Roman" w:eastAsia="宋体" w:cs="Times New Roman"/>
                 <w:sz w:val="21"/>
               </w:rPr>
-              <w:t>GET</w:t>
-            </w:r>
-          </w:p>
-        </w:tc>
-        <w:tc>
-          <w:tcPr>
-            <w:tcW w:type="dxa" w:w="3779"/>
-          </w:tcPr>
-          <w:p>
-            <w:pPr>
-              <w:spacing w:line="240" w:lineRule="auto" w:before="20" w:after="20"/>
-              <w:ind w:firstLine="0"/>
-            </w:pPr>
-            <w:r>
-              <w:rPr>
-                <w:rFonts w:ascii="Times New Roman" w:hAnsi="Times New Roman" w:eastAsia="宋体" w:cs="Times New Roman"/>
-                <w:sz w:val="21"/>
-              </w:rPr>
-              <w:t>/fl/jobs/{job_id}/he-public-key</w:t>
-            </w:r>
-          </w:p>
-        </w:tc>
-        <w:tc>
-          <w:tcPr>
-            <w:tcW w:type="dxa" w:w="3852"/>
+              <w:t>PATCH</w:t>
+            </w:r>
+          </w:p>
+        </w:tc>
+        <w:tc>
+          <w:tcPr>
+            <w:tcW w:type="dxa" w:w="3849"/>
+          </w:tcPr>
+          <w:p>
+            <w:pPr>
+              <w:spacing w:line="240" w:lineRule="auto" w:before="20" w:after="20"/>
+              <w:ind w:firstLine="0"/>
+            </w:pPr>
+            <w:r>
+              <w:rPr>
+                <w:rFonts w:ascii="Times New Roman" w:hAnsi="Times New Roman" w:eastAsia="宋体" w:cs="Times New Roman"/>
+                <w:sz w:val="21"/>
+              </w:rPr>
+              <w:t>/fl/jobs/{job_id}</w:t>
+            </w:r>
+          </w:p>
+        </w:tc>
+        <w:tc>
+          <w:tcPr>
+            <w:tcW w:type="dxa" w:w="3782"/>
           </w:tcPr>
           <w:p>
             <w:pPr>
@@ -27983,37 +28112,37 @@
         </w:tc>
         <w:tc>
           <w:tcPr>
-            <w:tcW w:type="dxa" w:w="3779"/>
-          </w:tcPr>
-          <w:p>
-            <w:pPr>
-              <w:spacing w:line="240" w:lineRule="auto" w:before="20" w:after="20"/>
-              <w:ind w:firstLine="0"/>
-            </w:pPr>
-            <w:r>
-              <w:rPr>
-                <w:rFonts w:ascii="Times New Roman" w:hAnsi="Times New Roman" w:eastAsia="宋体" w:cs="Times New Roman"/>
-                <w:sz w:val="21"/>
-              </w:rPr>
-              <w:t>/he/keys</w:t>
-            </w:r>
-          </w:p>
-        </w:tc>
-        <w:tc>
-          <w:tcPr>
-            <w:tcW w:type="dxa" w:w="3852"/>
-          </w:tcPr>
-          <w:p>
-            <w:pPr>
-              <w:spacing w:line="240" w:lineRule="auto" w:before="20" w:after="20"/>
-              <w:ind w:firstLine="0"/>
-            </w:pPr>
-            <w:r>
-              <w:rPr>
-                <w:rFonts w:ascii="Times New Roman" w:hAnsi="Times New Roman" w:eastAsia="宋体" w:cs="Times New Roman"/>
-                <w:sz w:val="21"/>
-              </w:rPr>
-              <w:t>HE-APP-03</w:t>
+            <w:tcW w:type="dxa" w:w="3849"/>
+          </w:tcPr>
+          <w:p>
+            <w:pPr>
+              <w:spacing w:line="240" w:lineRule="auto" w:before="20" w:after="20"/>
+              <w:ind w:firstLine="0"/>
+            </w:pPr>
+            <w:r>
+              <w:rPr>
+                <w:rFonts w:ascii="Times New Roman" w:hAnsi="Times New Roman" w:eastAsia="宋体" w:cs="Times New Roman"/>
+                <w:sz w:val="21"/>
+              </w:rPr>
+              <w:t>/fl/jobs/{job_id}/he-public-key</w:t>
+            </w:r>
+          </w:p>
+        </w:tc>
+        <w:tc>
+          <w:tcPr>
+            <w:tcW w:type="dxa" w:w="3782"/>
+          </w:tcPr>
+          <w:p>
+            <w:pPr>
+              <w:spacing w:line="240" w:lineRule="auto" w:before="20" w:after="20"/>
+              <w:ind w:firstLine="0"/>
+            </w:pPr>
+            <w:r>
+              <w:rPr>
+                <w:rFonts w:ascii="Times New Roman" w:hAnsi="Times New Roman" w:eastAsia="宋体" w:cs="Times New Roman"/>
+                <w:sz w:val="21"/>
+              </w:rPr>
+              <w:t>HE-APP-02</w:t>
             </w:r>
           </w:p>
         </w:tc>
@@ -28036,31 +28165,31 @@
                 <w:rFonts w:ascii="Times New Roman" w:hAnsi="Times New Roman" w:eastAsia="宋体" w:cs="Times New Roman"/>
                 <w:sz w:val="21"/>
               </w:rPr>
-              <w:t>POST</w:t>
-            </w:r>
-          </w:p>
-        </w:tc>
-        <w:tc>
-          <w:tcPr>
-            <w:tcW w:type="dxa" w:w="3779"/>
-          </w:tcPr>
-          <w:p>
-            <w:pPr>
-              <w:spacing w:line="240" w:lineRule="auto" w:before="20" w:after="20"/>
-              <w:ind w:firstLine="0"/>
-            </w:pPr>
-            <w:r>
-              <w:rPr>
-                <w:rFonts w:ascii="Times New Roman" w:hAnsi="Times New Roman" w:eastAsia="宋体" w:cs="Times New Roman"/>
-                <w:sz w:val="21"/>
-              </w:rPr>
-              <w:t>/he/keys/{key_id}/distribute</w:t>
-            </w:r>
-          </w:p>
-        </w:tc>
-        <w:tc>
-          <w:tcPr>
-            <w:tcW w:type="dxa" w:w="3852"/>
+              <w:t>GET</w:t>
+            </w:r>
+          </w:p>
+        </w:tc>
+        <w:tc>
+          <w:tcPr>
+            <w:tcW w:type="dxa" w:w="3849"/>
+          </w:tcPr>
+          <w:p>
+            <w:pPr>
+              <w:spacing w:line="240" w:lineRule="auto" w:before="20" w:after="20"/>
+              <w:ind w:firstLine="0"/>
+            </w:pPr>
+            <w:r>
+              <w:rPr>
+                <w:rFonts w:ascii="Times New Roman" w:hAnsi="Times New Roman" w:eastAsia="宋体" w:cs="Times New Roman"/>
+                <w:sz w:val="21"/>
+              </w:rPr>
+              <w:t>/he/keys</w:t>
+            </w:r>
+          </w:p>
+        </w:tc>
+        <w:tc>
+          <w:tcPr>
+            <w:tcW w:type="dxa" w:w="3782"/>
           </w:tcPr>
           <w:p>
             <w:pPr>
@@ -28101,25 +28230,25 @@
         </w:tc>
         <w:tc>
           <w:tcPr>
-            <w:tcW w:type="dxa" w:w="3779"/>
-          </w:tcPr>
-          <w:p>
-            <w:pPr>
-              <w:spacing w:line="240" w:lineRule="auto" w:before="20" w:after="20"/>
-              <w:ind w:firstLine="0"/>
-            </w:pPr>
-            <w:r>
-              <w:rPr>
-                <w:rFonts w:ascii="Times New Roman" w:hAnsi="Times New Roman" w:eastAsia="宋体" w:cs="Times New Roman"/>
-                <w:sz w:val="21"/>
-              </w:rPr>
-              <w:t>/he/keys/{key_id}/rotate</w:t>
-            </w:r>
-          </w:p>
-        </w:tc>
-        <w:tc>
-          <w:tcPr>
-            <w:tcW w:type="dxa" w:w="3852"/>
+            <w:tcW w:type="dxa" w:w="3849"/>
+          </w:tcPr>
+          <w:p>
+            <w:pPr>
+              <w:spacing w:line="240" w:lineRule="auto" w:before="20" w:after="20"/>
+              <w:ind w:firstLine="0"/>
+            </w:pPr>
+            <w:r>
+              <w:rPr>
+                <w:rFonts w:ascii="Times New Roman" w:hAnsi="Times New Roman" w:eastAsia="宋体" w:cs="Times New Roman"/>
+                <w:sz w:val="21"/>
+              </w:rPr>
+              <w:t>/he/keys/{key_id}/distribute</w:t>
+            </w:r>
+          </w:p>
+        </w:tc>
+        <w:tc>
+          <w:tcPr>
+            <w:tcW w:type="dxa" w:w="3782"/>
           </w:tcPr>
           <w:p>
             <w:pPr>
@@ -28154,31 +28283,31 @@
                 <w:rFonts w:ascii="Times New Roman" w:hAnsi="Times New Roman" w:eastAsia="宋体" w:cs="Times New Roman"/>
                 <w:sz w:val="21"/>
               </w:rPr>
-              <w:t>GET</w:t>
-            </w:r>
-          </w:p>
-        </w:tc>
-        <w:tc>
-          <w:tcPr>
-            <w:tcW w:type="dxa" w:w="3779"/>
-          </w:tcPr>
-          <w:p>
-            <w:pPr>
-              <w:spacing w:line="240" w:lineRule="auto" w:before="20" w:after="20"/>
-              <w:ind w:firstLine="0"/>
-            </w:pPr>
-            <w:r>
-              <w:rPr>
-                <w:rFonts w:ascii="Times New Roman" w:hAnsi="Times New Roman" w:eastAsia="宋体" w:cs="Times New Roman"/>
-                <w:sz w:val="21"/>
-              </w:rPr>
-              <w:t>/projects/{project_id}/he/rotation-policy</w:t>
-            </w:r>
-          </w:p>
-        </w:tc>
-        <w:tc>
-          <w:tcPr>
-            <w:tcW w:type="dxa" w:w="3852"/>
+              <w:t>POST</w:t>
+            </w:r>
+          </w:p>
+        </w:tc>
+        <w:tc>
+          <w:tcPr>
+            <w:tcW w:type="dxa" w:w="3849"/>
+          </w:tcPr>
+          <w:p>
+            <w:pPr>
+              <w:spacing w:line="240" w:lineRule="auto" w:before="20" w:after="20"/>
+              <w:ind w:firstLine="0"/>
+            </w:pPr>
+            <w:r>
+              <w:rPr>
+                <w:rFonts w:ascii="Times New Roman" w:hAnsi="Times New Roman" w:eastAsia="宋体" w:cs="Times New Roman"/>
+                <w:sz w:val="21"/>
+              </w:rPr>
+              <w:t>/he/keys/{key_id}/rotate</w:t>
+            </w:r>
+          </w:p>
+        </w:tc>
+        <w:tc>
+          <w:tcPr>
+            <w:tcW w:type="dxa" w:w="3782"/>
           </w:tcPr>
           <w:p>
             <w:pPr>
@@ -28213,13 +28342,13 @@
                 <w:rFonts w:ascii="Times New Roman" w:hAnsi="Times New Roman" w:eastAsia="宋体" w:cs="Times New Roman"/>
                 <w:sz w:val="21"/>
               </w:rPr>
-              <w:t>PUT</w:t>
-            </w:r>
-          </w:p>
-        </w:tc>
-        <w:tc>
-          <w:tcPr>
-            <w:tcW w:type="dxa" w:w="3779"/>
+              <w:t>GET</w:t>
+            </w:r>
+          </w:p>
+        </w:tc>
+        <w:tc>
+          <w:tcPr>
+            <w:tcW w:type="dxa" w:w="3849"/>
           </w:tcPr>
           <w:p>
             <w:pPr>
@@ -28237,7 +28366,7 @@
         </w:tc>
         <w:tc>
           <w:tcPr>
-            <w:tcW w:type="dxa" w:w="3852"/>
+            <w:tcW w:type="dxa" w:w="3782"/>
           </w:tcPr>
           <w:p>
             <w:pPr>
@@ -28272,43 +28401,43 @@
                 <w:rFonts w:ascii="Times New Roman" w:hAnsi="Times New Roman" w:eastAsia="宋体" w:cs="Times New Roman"/>
                 <w:sz w:val="21"/>
               </w:rPr>
-              <w:t>POST</w:t>
-            </w:r>
-          </w:p>
-        </w:tc>
-        <w:tc>
-          <w:tcPr>
-            <w:tcW w:type="dxa" w:w="3779"/>
-          </w:tcPr>
-          <w:p>
-            <w:pPr>
-              <w:spacing w:line="240" w:lineRule="auto" w:before="20" w:after="20"/>
-              <w:ind w:firstLine="0"/>
-            </w:pPr>
-            <w:r>
-              <w:rPr>
-                <w:rFonts w:ascii="Times New Roman" w:hAnsi="Times New Roman" w:eastAsia="宋体" w:cs="Times New Roman"/>
-                <w:sz w:val="21"/>
-              </w:rPr>
-              <w:t>/projects/{project_id}/he/simulations</w:t>
-            </w:r>
-          </w:p>
-        </w:tc>
-        <w:tc>
-          <w:tcPr>
-            <w:tcW w:type="dxa" w:w="3852"/>
-          </w:tcPr>
-          <w:p>
-            <w:pPr>
-              <w:spacing w:line="240" w:lineRule="auto" w:before="20" w:after="20"/>
-              <w:ind w:firstLine="0"/>
-            </w:pPr>
-            <w:r>
-              <w:rPr>
-                <w:rFonts w:ascii="Times New Roman" w:hAnsi="Times New Roman" w:eastAsia="宋体" w:cs="Times New Roman"/>
-                <w:sz w:val="21"/>
-              </w:rPr>
-              <w:t>HE-APP-04</w:t>
+              <w:t>PUT</w:t>
+            </w:r>
+          </w:p>
+        </w:tc>
+        <w:tc>
+          <w:tcPr>
+            <w:tcW w:type="dxa" w:w="3849"/>
+          </w:tcPr>
+          <w:p>
+            <w:pPr>
+              <w:spacing w:line="240" w:lineRule="auto" w:before="20" w:after="20"/>
+              <w:ind w:firstLine="0"/>
+            </w:pPr>
+            <w:r>
+              <w:rPr>
+                <w:rFonts w:ascii="Times New Roman" w:hAnsi="Times New Roman" w:eastAsia="宋体" w:cs="Times New Roman"/>
+                <w:sz w:val="21"/>
+              </w:rPr>
+              <w:t>/projects/{project_id}/he/rotation-policy</w:t>
+            </w:r>
+          </w:p>
+        </w:tc>
+        <w:tc>
+          <w:tcPr>
+            <w:tcW w:type="dxa" w:w="3782"/>
+          </w:tcPr>
+          <w:p>
+            <w:pPr>
+              <w:spacing w:line="240" w:lineRule="auto" w:before="20" w:after="20"/>
+              <w:ind w:firstLine="0"/>
+            </w:pPr>
+            <w:r>
+              <w:rPr>
+                <w:rFonts w:ascii="Times New Roman" w:hAnsi="Times New Roman" w:eastAsia="宋体" w:cs="Times New Roman"/>
+                <w:sz w:val="21"/>
+              </w:rPr>
+              <w:t>HE-APP-03</w:t>
             </w:r>
           </w:p>
         </w:tc>
@@ -28331,13 +28460,13 @@
                 <w:rFonts w:ascii="Times New Roman" w:hAnsi="Times New Roman" w:eastAsia="宋体" w:cs="Times New Roman"/>
                 <w:sz w:val="21"/>
               </w:rPr>
-              <w:t>GET</w:t>
-            </w:r>
-          </w:p>
-        </w:tc>
-        <w:tc>
-          <w:tcPr>
-            <w:tcW w:type="dxa" w:w="3779"/>
+              <w:t>POST</w:t>
+            </w:r>
+          </w:p>
+        </w:tc>
+        <w:tc>
+          <w:tcPr>
+            <w:tcW w:type="dxa" w:w="3849"/>
           </w:tcPr>
           <w:p>
             <w:pPr>
@@ -28355,7 +28484,7 @@
         </w:tc>
         <w:tc>
           <w:tcPr>
-            <w:tcW w:type="dxa" w:w="3852"/>
+            <w:tcW w:type="dxa" w:w="3782"/>
           </w:tcPr>
           <w:p>
             <w:pPr>
@@ -28396,37 +28525,37 @@
         </w:tc>
         <w:tc>
           <w:tcPr>
-            <w:tcW w:type="dxa" w:w="3779"/>
-          </w:tcPr>
-          <w:p>
-            <w:pPr>
-              <w:spacing w:line="240" w:lineRule="auto" w:before="20" w:after="20"/>
-              <w:ind w:firstLine="0"/>
-            </w:pPr>
-            <w:r>
-              <w:rPr>
-                <w:rFonts w:ascii="Times New Roman" w:hAnsi="Times New Roman" w:eastAsia="宋体" w:cs="Times New Roman"/>
-                <w:sz w:val="21"/>
-              </w:rPr>
-              <w:t>/projects/{project_id}/he/logs</w:t>
-            </w:r>
-          </w:p>
-        </w:tc>
-        <w:tc>
-          <w:tcPr>
-            <w:tcW w:type="dxa" w:w="3852"/>
-          </w:tcPr>
-          <w:p>
-            <w:pPr>
-              <w:spacing w:line="240" w:lineRule="auto" w:before="20" w:after="20"/>
-              <w:ind w:firstLine="0"/>
-            </w:pPr>
-            <w:r>
-              <w:rPr>
-                <w:rFonts w:ascii="Times New Roman" w:hAnsi="Times New Roman" w:eastAsia="宋体" w:cs="Times New Roman"/>
-                <w:sz w:val="21"/>
-              </w:rPr>
-              <w:t>HE-APP-05</w:t>
+            <w:tcW w:type="dxa" w:w="3849"/>
+          </w:tcPr>
+          <w:p>
+            <w:pPr>
+              <w:spacing w:line="240" w:lineRule="auto" w:before="20" w:after="20"/>
+              <w:ind w:firstLine="0"/>
+            </w:pPr>
+            <w:r>
+              <w:rPr>
+                <w:rFonts w:ascii="Times New Roman" w:hAnsi="Times New Roman" w:eastAsia="宋体" w:cs="Times New Roman"/>
+                <w:sz w:val="21"/>
+              </w:rPr>
+              <w:t>/projects/{project_id}/he/simulations</w:t>
+            </w:r>
+          </w:p>
+        </w:tc>
+        <w:tc>
+          <w:tcPr>
+            <w:tcW w:type="dxa" w:w="3782"/>
+          </w:tcPr>
+          <w:p>
+            <w:pPr>
+              <w:spacing w:line="240" w:lineRule="auto" w:before="20" w:after="20"/>
+              <w:ind w:firstLine="0"/>
+            </w:pPr>
+            <w:r>
+              <w:rPr>
+                <w:rFonts w:ascii="Times New Roman" w:hAnsi="Times New Roman" w:eastAsia="宋体" w:cs="Times New Roman"/>
+                <w:sz w:val="21"/>
+              </w:rPr>
+              <w:t>HE-APP-04</w:t>
             </w:r>
           </w:p>
         </w:tc>
@@ -28455,7 +28584,7 @@
         </w:tc>
         <w:tc>
           <w:tcPr>
-            <w:tcW w:type="dxa" w:w="3779"/>
+            <w:tcW w:type="dxa" w:w="3849"/>
           </w:tcPr>
           <w:p>
             <w:pPr>
@@ -28473,7 +28602,7 @@
         </w:tc>
         <w:tc>
           <w:tcPr>
-            <w:tcW w:type="dxa" w:w="3852"/>
+            <w:tcW w:type="dxa" w:w="3782"/>
           </w:tcPr>
           <w:p>
             <w:pPr>
@@ -28528,8 +28657,8 @@
       </w:tblPr>
       <w:tblGrid>
         <w:gridCol w:w="1100"/>
-        <w:gridCol w:w="3486"/>
-        <w:gridCol w:w="4145"/>
+        <w:gridCol w:w="3332"/>
+        <w:gridCol w:w="4299"/>
       </w:tblGrid>
       <w:tr>
         <w:trPr>
@@ -28559,7 +28688,7 @@
         </w:tc>
         <w:tc>
           <w:tcPr>
-            <w:tcW w:type="dxa" w:w="3486"/>
+            <w:tcW w:type="dxa" w:w="3332"/>
             <w:shd w:val="clear" w:color="auto" w:fill="D9D9D9"/>
           </w:tcPr>
           <w:p>
@@ -28580,7 +28709,7 @@
         </w:tc>
         <w:tc>
           <w:tcPr>
-            <w:tcW w:type="dxa" w:w="4145"/>
+            <w:tcW w:type="dxa" w:w="4299"/>
             <w:shd w:val="clear" w:color="auto" w:fill="D9D9D9"/>
           </w:tcPr>
           <w:p>
@@ -28624,7 +28753,7 @@
         </w:tc>
         <w:tc>
           <w:tcPr>
-            <w:tcW w:type="dxa" w:w="3486"/>
+            <w:tcW w:type="dxa" w:w="3332"/>
           </w:tcPr>
           <w:p>
             <w:pPr>
@@ -28642,7 +28771,7 @@
         </w:tc>
         <w:tc>
           <w:tcPr>
-            <w:tcW w:type="dxa" w:w="4145"/>
+            <w:tcW w:type="dxa" w:w="4299"/>
           </w:tcPr>
           <w:p>
             <w:pPr>
@@ -28683,7 +28812,7 @@
         </w:tc>
         <w:tc>
           <w:tcPr>
-            <w:tcW w:type="dxa" w:w="3486"/>
+            <w:tcW w:type="dxa" w:w="3332"/>
           </w:tcPr>
           <w:p>
             <w:pPr>
@@ -28701,7 +28830,7 @@
         </w:tc>
         <w:tc>
           <w:tcPr>
-            <w:tcW w:type="dxa" w:w="4145"/>
+            <w:tcW w:type="dxa" w:w="4299"/>
           </w:tcPr>
           <w:p>
             <w:pPr>
@@ -28742,7 +28871,7 @@
         </w:tc>
         <w:tc>
           <w:tcPr>
-            <w:tcW w:type="dxa" w:w="3486"/>
+            <w:tcW w:type="dxa" w:w="3332"/>
           </w:tcPr>
           <w:p>
             <w:pPr>
@@ -28760,7 +28889,7 @@
         </w:tc>
         <w:tc>
           <w:tcPr>
-            <w:tcW w:type="dxa" w:w="4145"/>
+            <w:tcW w:type="dxa" w:w="4299"/>
           </w:tcPr>
           <w:p>
             <w:pPr>
@@ -28801,7 +28930,7 @@
         </w:tc>
         <w:tc>
           <w:tcPr>
-            <w:tcW w:type="dxa" w:w="3486"/>
+            <w:tcW w:type="dxa" w:w="3332"/>
           </w:tcPr>
           <w:p>
             <w:pPr>
@@ -28819,7 +28948,7 @@
         </w:tc>
         <w:tc>
           <w:tcPr>
-            <w:tcW w:type="dxa" w:w="4145"/>
+            <w:tcW w:type="dxa" w:w="4299"/>
           </w:tcPr>
           <w:p>
             <w:pPr>
@@ -28860,7 +28989,7 @@
         </w:tc>
         <w:tc>
           <w:tcPr>
-            <w:tcW w:type="dxa" w:w="3486"/>
+            <w:tcW w:type="dxa" w:w="3332"/>
           </w:tcPr>
           <w:p>
             <w:pPr>
@@ -28878,7 +29007,7 @@
         </w:tc>
         <w:tc>
           <w:tcPr>
-            <w:tcW w:type="dxa" w:w="4145"/>
+            <w:tcW w:type="dxa" w:w="4299"/>
           </w:tcPr>
           <w:p>
             <w:pPr>
@@ -28919,7 +29048,7 @@
         </w:tc>
         <w:tc>
           <w:tcPr>
-            <w:tcW w:type="dxa" w:w="3486"/>
+            <w:tcW w:type="dxa" w:w="3332"/>
           </w:tcPr>
           <w:p>
             <w:pPr>
@@ -28937,7 +29066,7 @@
         </w:tc>
         <w:tc>
           <w:tcPr>
-            <w:tcW w:type="dxa" w:w="4145"/>
+            <w:tcW w:type="dxa" w:w="4299"/>
           </w:tcPr>
           <w:p>
             <w:pPr>
@@ -28978,7 +29107,7 @@
         </w:tc>
         <w:tc>
           <w:tcPr>
-            <w:tcW w:type="dxa" w:w="3486"/>
+            <w:tcW w:type="dxa" w:w="3332"/>
           </w:tcPr>
           <w:p>
             <w:pPr>
@@ -28996,7 +29125,7 @@
         </w:tc>
         <w:tc>
           <w:tcPr>
-            <w:tcW w:type="dxa" w:w="4145"/>
+            <w:tcW w:type="dxa" w:w="4299"/>
           </w:tcPr>
           <w:p>
             <w:pPr>
@@ -29037,7 +29166,7 @@
         </w:tc>
         <w:tc>
           <w:tcPr>
-            <w:tcW w:type="dxa" w:w="3486"/>
+            <w:tcW w:type="dxa" w:w="3332"/>
           </w:tcPr>
           <w:p>
             <w:pPr>
@@ -29055,7 +29184,7 @@
         </w:tc>
         <w:tc>
           <w:tcPr>
-            <w:tcW w:type="dxa" w:w="4145"/>
+            <w:tcW w:type="dxa" w:w="4299"/>
           </w:tcPr>
           <w:p>
             <w:pPr>
@@ -29096,7 +29225,7 @@
         </w:tc>
         <w:tc>
           <w:tcPr>
-            <w:tcW w:type="dxa" w:w="3486"/>
+            <w:tcW w:type="dxa" w:w="3332"/>
           </w:tcPr>
           <w:p>
             <w:pPr>
@@ -29114,7 +29243,7 @@
         </w:tc>
         <w:tc>
           <w:tcPr>
-            <w:tcW w:type="dxa" w:w="4145"/>
+            <w:tcW w:type="dxa" w:w="4299"/>
           </w:tcPr>
           <w:p>
             <w:pPr>
@@ -29155,7 +29284,7 @@
         </w:tc>
         <w:tc>
           <w:tcPr>
-            <w:tcW w:type="dxa" w:w="3486"/>
+            <w:tcW w:type="dxa" w:w="3332"/>
           </w:tcPr>
           <w:p>
             <w:pPr>
@@ -29173,7 +29302,7 @@
         </w:tc>
         <w:tc>
           <w:tcPr>
-            <w:tcW w:type="dxa" w:w="4145"/>
+            <w:tcW w:type="dxa" w:w="4299"/>
           </w:tcPr>
           <w:p>
             <w:pPr>
@@ -29214,7 +29343,7 @@
         </w:tc>
         <w:tc>
           <w:tcPr>
-            <w:tcW w:type="dxa" w:w="3486"/>
+            <w:tcW w:type="dxa" w:w="3332"/>
           </w:tcPr>
           <w:p>
             <w:pPr>
@@ -29232,7 +29361,7 @@
         </w:tc>
         <w:tc>
           <w:tcPr>
-            <w:tcW w:type="dxa" w:w="4145"/>
+            <w:tcW w:type="dxa" w:w="4299"/>
           </w:tcPr>
           <w:p>
             <w:pPr>
@@ -29273,7 +29402,7 @@
         </w:tc>
         <w:tc>
           <w:tcPr>
-            <w:tcW w:type="dxa" w:w="3486"/>
+            <w:tcW w:type="dxa" w:w="3332"/>
           </w:tcPr>
           <w:p>
             <w:pPr>
@@ -29291,7 +29420,7 @@
         </w:tc>
         <w:tc>
           <w:tcPr>
-            <w:tcW w:type="dxa" w:w="4145"/>
+            <w:tcW w:type="dxa" w:w="4299"/>
           </w:tcPr>
           <w:p>
             <w:pPr>
@@ -29332,7 +29461,7 @@
         </w:tc>
         <w:tc>
           <w:tcPr>
-            <w:tcW w:type="dxa" w:w="3486"/>
+            <w:tcW w:type="dxa" w:w="3332"/>
           </w:tcPr>
           <w:p>
             <w:pPr>
@@ -29350,7 +29479,7 @@
         </w:tc>
         <w:tc>
           <w:tcPr>
-            <w:tcW w:type="dxa" w:w="4145"/>
+            <w:tcW w:type="dxa" w:w="4299"/>
           </w:tcPr>
           <w:p>
             <w:pPr>
@@ -29391,7 +29520,7 @@
         </w:tc>
         <w:tc>
           <w:tcPr>
-            <w:tcW w:type="dxa" w:w="3486"/>
+            <w:tcW w:type="dxa" w:w="3332"/>
           </w:tcPr>
           <w:p>
             <w:pPr>
@@ -29409,7 +29538,7 @@
         </w:tc>
         <w:tc>
           <w:tcPr>
-            <w:tcW w:type="dxa" w:w="4145"/>
+            <w:tcW w:type="dxa" w:w="4299"/>
           </w:tcPr>
           <w:p>
             <w:pPr>
@@ -29450,7 +29579,7 @@
         </w:tc>
         <w:tc>
           <w:tcPr>
-            <w:tcW w:type="dxa" w:w="3486"/>
+            <w:tcW w:type="dxa" w:w="3332"/>
           </w:tcPr>
           <w:p>
             <w:pPr>
@@ -29468,7 +29597,7 @@
         </w:tc>
         <w:tc>
           <w:tcPr>
-            <w:tcW w:type="dxa" w:w="4145"/>
+            <w:tcW w:type="dxa" w:w="4299"/>
           </w:tcPr>
           <w:p>
             <w:pPr>
@@ -29523,8 +29652,8 @@
       </w:tblPr>
       <w:tblGrid>
         <w:gridCol w:w="1100"/>
-        <w:gridCol w:w="3967"/>
-        <w:gridCol w:w="3664"/>
+        <w:gridCol w:w="3992"/>
+        <w:gridCol w:w="3639"/>
       </w:tblGrid>
       <w:tr>
         <w:trPr>
@@ -29554,7 +29683,7 @@
         </w:tc>
         <w:tc>
           <w:tcPr>
-            <w:tcW w:type="dxa" w:w="3967"/>
+            <w:tcW w:type="dxa" w:w="3992"/>
             <w:shd w:val="clear" w:color="auto" w:fill="D9D9D9"/>
           </w:tcPr>
           <w:p>
@@ -29575,7 +29704,7 @@
         </w:tc>
         <w:tc>
           <w:tcPr>
-            <w:tcW w:type="dxa" w:w="3664"/>
+            <w:tcW w:type="dxa" w:w="3639"/>
             <w:shd w:val="clear" w:color="auto" w:fill="D9D9D9"/>
           </w:tcPr>
           <w:p>
@@ -29619,7 +29748,7 @@
         </w:tc>
         <w:tc>
           <w:tcPr>
-            <w:tcW w:type="dxa" w:w="3967"/>
+            <w:tcW w:type="dxa" w:w="3992"/>
           </w:tcPr>
           <w:p>
             <w:pPr>
@@ -29637,7 +29766,7 @@
         </w:tc>
         <w:tc>
           <w:tcPr>
-            <w:tcW w:type="dxa" w:w="3664"/>
+            <w:tcW w:type="dxa" w:w="3639"/>
           </w:tcPr>
           <w:p>
             <w:pPr>
@@ -29678,7 +29807,7 @@
         </w:tc>
         <w:tc>
           <w:tcPr>
-            <w:tcW w:type="dxa" w:w="3967"/>
+            <w:tcW w:type="dxa" w:w="3992"/>
           </w:tcPr>
           <w:p>
             <w:pPr>
@@ -29696,7 +29825,7 @@
         </w:tc>
         <w:tc>
           <w:tcPr>
-            <w:tcW w:type="dxa" w:w="3664"/>
+            <w:tcW w:type="dxa" w:w="3639"/>
           </w:tcPr>
           <w:p>
             <w:pPr>
@@ -29737,7 +29866,7 @@
         </w:tc>
         <w:tc>
           <w:tcPr>
-            <w:tcW w:type="dxa" w:w="3967"/>
+            <w:tcW w:type="dxa" w:w="3992"/>
           </w:tcPr>
           <w:p>
             <w:pPr>
@@ -29755,19 +29884,19 @@
         </w:tc>
         <w:tc>
           <w:tcPr>
-            <w:tcW w:type="dxa" w:w="3664"/>
-          </w:tcPr>
-          <w:p>
-            <w:pPr>
-              <w:spacing w:line="240" w:lineRule="auto" w:before="20" w:after="20"/>
-              <w:ind w:firstLine="0"/>
-            </w:pPr>
-            <w:r>
-              <w:rPr>
-                <w:rFonts w:ascii="Times New Roman" w:hAnsi="Times New Roman" w:eastAsia="宋体" w:cs="Times New Roman"/>
-                <w:sz w:val="21"/>
-              </w:rPr>
-              <w:t>PSI-DATA-01</w:t>
+            <w:tcW w:type="dxa" w:w="3639"/>
+          </w:tcPr>
+          <w:p>
+            <w:pPr>
+              <w:spacing w:line="240" w:lineRule="auto" w:before="20" w:after="20"/>
+              <w:ind w:firstLine="0"/>
+            </w:pPr>
+            <w:r>
+              <w:rPr>
+                <w:rFonts w:ascii="Times New Roman" w:hAnsi="Times New Roman" w:eastAsia="宋体" w:cs="Times New Roman"/>
+                <w:sz w:val="21"/>
+              </w:rPr>
+              <w:t>PSI-DATA-01、PSI-DATA-02</w:t>
             </w:r>
           </w:p>
         </w:tc>
@@ -29796,7 +29925,7 @@
         </w:tc>
         <w:tc>
           <w:tcPr>
-            <w:tcW w:type="dxa" w:w="3967"/>
+            <w:tcW w:type="dxa" w:w="3992"/>
           </w:tcPr>
           <w:p>
             <w:pPr>
@@ -29814,7 +29943,7 @@
         </w:tc>
         <w:tc>
           <w:tcPr>
-            <w:tcW w:type="dxa" w:w="3664"/>
+            <w:tcW w:type="dxa" w:w="3639"/>
           </w:tcPr>
           <w:p>
             <w:pPr>
@@ -29855,7 +29984,7 @@
         </w:tc>
         <w:tc>
           <w:tcPr>
-            <w:tcW w:type="dxa" w:w="3967"/>
+            <w:tcW w:type="dxa" w:w="3992"/>
           </w:tcPr>
           <w:p>
             <w:pPr>
@@ -29873,7 +30002,7 @@
         </w:tc>
         <w:tc>
           <w:tcPr>
-            <w:tcW w:type="dxa" w:w="3664"/>
+            <w:tcW w:type="dxa" w:w="3639"/>
           </w:tcPr>
           <w:p>
             <w:pPr>
@@ -29914,7 +30043,7 @@
         </w:tc>
         <w:tc>
           <w:tcPr>
-            <w:tcW w:type="dxa" w:w="3967"/>
+            <w:tcW w:type="dxa" w:w="3992"/>
           </w:tcPr>
           <w:p>
             <w:pPr>
@@ -29932,7 +30061,7 @@
         </w:tc>
         <w:tc>
           <w:tcPr>
-            <w:tcW w:type="dxa" w:w="3664"/>
+            <w:tcW w:type="dxa" w:w="3639"/>
           </w:tcPr>
           <w:p>
             <w:pPr>
@@ -29973,7 +30102,7 @@
         </w:tc>
         <w:tc>
           <w:tcPr>
-            <w:tcW w:type="dxa" w:w="3967"/>
+            <w:tcW w:type="dxa" w:w="3992"/>
           </w:tcPr>
           <w:p>
             <w:pPr>
@@ -29991,7 +30120,7 @@
         </w:tc>
         <w:tc>
           <w:tcPr>
-            <w:tcW w:type="dxa" w:w="3664"/>
+            <w:tcW w:type="dxa" w:w="3639"/>
           </w:tcPr>
           <w:p>
             <w:pPr>
@@ -30032,7 +30161,7 @@
         </w:tc>
         <w:tc>
           <w:tcPr>
-            <w:tcW w:type="dxa" w:w="3967"/>
+            <w:tcW w:type="dxa" w:w="3992"/>
           </w:tcPr>
           <w:p>
             <w:pPr>
@@ -30050,7 +30179,7 @@
         </w:tc>
         <w:tc>
           <w:tcPr>
-            <w:tcW w:type="dxa" w:w="3664"/>
+            <w:tcW w:type="dxa" w:w="3639"/>
           </w:tcPr>
           <w:p>
             <w:pPr>
@@ -30091,7 +30220,7 @@
         </w:tc>
         <w:tc>
           <w:tcPr>
-            <w:tcW w:type="dxa" w:w="3967"/>
+            <w:tcW w:type="dxa" w:w="3992"/>
           </w:tcPr>
           <w:p>
             <w:pPr>
@@ -30109,7 +30238,7 @@
         </w:tc>
         <w:tc>
           <w:tcPr>
-            <w:tcW w:type="dxa" w:w="3664"/>
+            <w:tcW w:type="dxa" w:w="3639"/>
           </w:tcPr>
           <w:p>
             <w:pPr>
@@ -30150,7 +30279,7 @@
         </w:tc>
         <w:tc>
           <w:tcPr>
-            <w:tcW w:type="dxa" w:w="3967"/>
+            <w:tcW w:type="dxa" w:w="3992"/>
           </w:tcPr>
           <w:p>
             <w:pPr>
@@ -30168,7 +30297,7 @@
         </w:tc>
         <w:tc>
           <w:tcPr>
-            <w:tcW w:type="dxa" w:w="3664"/>
+            <w:tcW w:type="dxa" w:w="3639"/>
           </w:tcPr>
           <w:p>
             <w:pPr>
@@ -30209,7 +30338,7 @@
         </w:tc>
         <w:tc>
           <w:tcPr>
-            <w:tcW w:type="dxa" w:w="3967"/>
+            <w:tcW w:type="dxa" w:w="3992"/>
           </w:tcPr>
           <w:p>
             <w:pPr>
@@ -30227,7 +30356,7 @@
         </w:tc>
         <w:tc>
           <w:tcPr>
-            <w:tcW w:type="dxa" w:w="3664"/>
+            <w:tcW w:type="dxa" w:w="3639"/>
           </w:tcPr>
           <w:p>
             <w:pPr>
@@ -30268,7 +30397,7 @@
         </w:tc>
         <w:tc>
           <w:tcPr>
-            <w:tcW w:type="dxa" w:w="3967"/>
+            <w:tcW w:type="dxa" w:w="3992"/>
           </w:tcPr>
           <w:p>
             <w:pPr>
@@ -30286,7 +30415,7 @@
         </w:tc>
         <w:tc>
           <w:tcPr>
-            <w:tcW w:type="dxa" w:w="3664"/>
+            <w:tcW w:type="dxa" w:w="3639"/>
           </w:tcPr>
           <w:p>
             <w:pPr>
@@ -30327,7 +30456,7 @@
         </w:tc>
         <w:tc>
           <w:tcPr>
-            <w:tcW w:type="dxa" w:w="3967"/>
+            <w:tcW w:type="dxa" w:w="3992"/>
           </w:tcPr>
           <w:p>
             <w:pPr>
@@ -30345,7 +30474,7 @@
         </w:tc>
         <w:tc>
           <w:tcPr>
-            <w:tcW w:type="dxa" w:w="3664"/>
+            <w:tcW w:type="dxa" w:w="3639"/>
           </w:tcPr>
           <w:p>
             <w:pPr>
@@ -30386,7 +30515,7 @@
         </w:tc>
         <w:tc>
           <w:tcPr>
-            <w:tcW w:type="dxa" w:w="3967"/>
+            <w:tcW w:type="dxa" w:w="3992"/>
           </w:tcPr>
           <w:p>
             <w:pPr>
@@ -30404,7 +30533,7 @@
         </w:tc>
         <w:tc>
           <w:tcPr>
-            <w:tcW w:type="dxa" w:w="3664"/>
+            <w:tcW w:type="dxa" w:w="3639"/>
           </w:tcPr>
           <w:p>
             <w:pPr>
@@ -30445,7 +30574,7 @@
         </w:tc>
         <w:tc>
           <w:tcPr>
-            <w:tcW w:type="dxa" w:w="3967"/>
+            <w:tcW w:type="dxa" w:w="3992"/>
           </w:tcPr>
           <w:p>
             <w:pPr>
@@ -30463,7 +30592,7 @@
         </w:tc>
         <w:tc>
           <w:tcPr>
-            <w:tcW w:type="dxa" w:w="3664"/>
+            <w:tcW w:type="dxa" w:w="3639"/>
           </w:tcPr>
           <w:p>
             <w:pPr>
@@ -30504,7 +30633,7 @@
         </w:tc>
         <w:tc>
           <w:tcPr>
-            <w:tcW w:type="dxa" w:w="3967"/>
+            <w:tcW w:type="dxa" w:w="3992"/>
           </w:tcPr>
           <w:p>
             <w:pPr>
@@ -30522,7 +30651,7 @@
         </w:tc>
         <w:tc>
           <w:tcPr>
-            <w:tcW w:type="dxa" w:w="3664"/>
+            <w:tcW w:type="dxa" w:w="3639"/>
           </w:tcPr>
           <w:p>
             <w:pPr>
@@ -30563,7 +30692,7 @@
         </w:tc>
         <w:tc>
           <w:tcPr>
-            <w:tcW w:type="dxa" w:w="3967"/>
+            <w:tcW w:type="dxa" w:w="3992"/>
           </w:tcPr>
           <w:p>
             <w:pPr>
@@ -30581,7 +30710,7 @@
         </w:tc>
         <w:tc>
           <w:tcPr>
-            <w:tcW w:type="dxa" w:w="3664"/>
+            <w:tcW w:type="dxa" w:w="3639"/>
           </w:tcPr>
           <w:p>
             <w:pPr>
@@ -30622,7 +30751,7 @@
         </w:tc>
         <w:tc>
           <w:tcPr>
-            <w:tcW w:type="dxa" w:w="3967"/>
+            <w:tcW w:type="dxa" w:w="3992"/>
           </w:tcPr>
           <w:p>
             <w:pPr>
@@ -30640,7 +30769,7 @@
         </w:tc>
         <w:tc>
           <w:tcPr>
-            <w:tcW w:type="dxa" w:w="3664"/>
+            <w:tcW w:type="dxa" w:w="3639"/>
           </w:tcPr>
           <w:p>
             <w:pPr>
@@ -30681,7 +30810,7 @@
         </w:tc>
         <w:tc>
           <w:tcPr>
-            <w:tcW w:type="dxa" w:w="3967"/>
+            <w:tcW w:type="dxa" w:w="3992"/>
           </w:tcPr>
           <w:p>
             <w:pPr>
@@ -30699,7 +30828,7 @@
         </w:tc>
         <w:tc>
           <w:tcPr>
-            <w:tcW w:type="dxa" w:w="3664"/>
+            <w:tcW w:type="dxa" w:w="3639"/>
           </w:tcPr>
           <w:p>
             <w:pPr>
@@ -30740,7 +30869,7 @@
         </w:tc>
         <w:tc>
           <w:tcPr>
-            <w:tcW w:type="dxa" w:w="3967"/>
+            <w:tcW w:type="dxa" w:w="3992"/>
           </w:tcPr>
           <w:p>
             <w:pPr>
@@ -30758,7 +30887,7 @@
         </w:tc>
         <w:tc>
           <w:tcPr>
-            <w:tcW w:type="dxa" w:w="3664"/>
+            <w:tcW w:type="dxa" w:w="3639"/>
           </w:tcPr>
           <w:p>
             <w:pPr>
@@ -30799,7 +30928,7 @@
         </w:tc>
         <w:tc>
           <w:tcPr>
-            <w:tcW w:type="dxa" w:w="3967"/>
+            <w:tcW w:type="dxa" w:w="3992"/>
           </w:tcPr>
           <w:p>
             <w:pPr>
@@ -30817,7 +30946,7 @@
         </w:tc>
         <w:tc>
           <w:tcPr>
-            <w:tcW w:type="dxa" w:w="3664"/>
+            <w:tcW w:type="dxa" w:w="3639"/>
           </w:tcPr>
           <w:p>
             <w:pPr>
@@ -30858,7 +30987,7 @@
         </w:tc>
         <w:tc>
           <w:tcPr>
-            <w:tcW w:type="dxa" w:w="3967"/>
+            <w:tcW w:type="dxa" w:w="3992"/>
           </w:tcPr>
           <w:p>
             <w:pPr>
@@ -30876,7 +31005,7 @@
         </w:tc>
         <w:tc>
           <w:tcPr>
-            <w:tcW w:type="dxa" w:w="3664"/>
+            <w:tcW w:type="dxa" w:w="3639"/>
           </w:tcPr>
           <w:p>
             <w:pPr>
@@ -30931,8 +31060,8 @@
       </w:tblPr>
       <w:tblGrid>
         <w:gridCol w:w="1077"/>
-        <w:gridCol w:w="4136"/>
-        <w:gridCol w:w="3517"/>
+        <w:gridCol w:w="4202"/>
+        <w:gridCol w:w="3452"/>
       </w:tblGrid>
       <w:tr>
         <w:trPr>
@@ -30962,7 +31091,7 @@
         </w:tc>
         <w:tc>
           <w:tcPr>
-            <w:tcW w:type="dxa" w:w="4136"/>
+            <w:tcW w:type="dxa" w:w="4202"/>
             <w:shd w:val="clear" w:color="auto" w:fill="D9D9D9"/>
           </w:tcPr>
           <w:p>
@@ -30983,7 +31112,7 @@
         </w:tc>
         <w:tc>
           <w:tcPr>
-            <w:tcW w:type="dxa" w:w="3517"/>
+            <w:tcW w:type="dxa" w:w="3452"/>
             <w:shd w:val="clear" w:color="auto" w:fill="D9D9D9"/>
           </w:tcPr>
           <w:p>
@@ -31027,7 +31156,7 @@
         </w:tc>
         <w:tc>
           <w:tcPr>
-            <w:tcW w:type="dxa" w:w="4136"/>
+            <w:tcW w:type="dxa" w:w="4202"/>
           </w:tcPr>
           <w:p>
             <w:pPr>
@@ -31045,7 +31174,7 @@
         </w:tc>
         <w:tc>
           <w:tcPr>
-            <w:tcW w:type="dxa" w:w="3517"/>
+            <w:tcW w:type="dxa" w:w="3452"/>
           </w:tcPr>
           <w:p>
             <w:pPr>
@@ -31086,7 +31215,7 @@
         </w:tc>
         <w:tc>
           <w:tcPr>
-            <w:tcW w:type="dxa" w:w="4136"/>
+            <w:tcW w:type="dxa" w:w="4202"/>
           </w:tcPr>
           <w:p>
             <w:pPr>
@@ -31104,7 +31233,7 @@
         </w:tc>
         <w:tc>
           <w:tcPr>
-            <w:tcW w:type="dxa" w:w="3517"/>
+            <w:tcW w:type="dxa" w:w="3452"/>
           </w:tcPr>
           <w:p>
             <w:pPr>
@@ -31145,7 +31274,7 @@
         </w:tc>
         <w:tc>
           <w:tcPr>
-            <w:tcW w:type="dxa" w:w="4136"/>
+            <w:tcW w:type="dxa" w:w="4202"/>
           </w:tcPr>
           <w:p>
             <w:pPr>
@@ -31163,7 +31292,7 @@
         </w:tc>
         <w:tc>
           <w:tcPr>
-            <w:tcW w:type="dxa" w:w="3517"/>
+            <w:tcW w:type="dxa" w:w="3452"/>
           </w:tcPr>
           <w:p>
             <w:pPr>
@@ -31204,7 +31333,7 @@
         </w:tc>
         <w:tc>
           <w:tcPr>
-            <w:tcW w:type="dxa" w:w="4136"/>
+            <w:tcW w:type="dxa" w:w="4202"/>
           </w:tcPr>
           <w:p>
             <w:pPr>
@@ -31222,7 +31351,7 @@
         </w:tc>
         <w:tc>
           <w:tcPr>
-            <w:tcW w:type="dxa" w:w="3517"/>
+            <w:tcW w:type="dxa" w:w="3452"/>
           </w:tcPr>
           <w:p>
             <w:pPr>
@@ -31263,7 +31392,7 @@
         </w:tc>
         <w:tc>
           <w:tcPr>
-            <w:tcW w:type="dxa" w:w="4136"/>
+            <w:tcW w:type="dxa" w:w="4202"/>
           </w:tcPr>
           <w:p>
             <w:pPr>
@@ -31281,7 +31410,7 @@
         </w:tc>
         <w:tc>
           <w:tcPr>
-            <w:tcW w:type="dxa" w:w="3517"/>
+            <w:tcW w:type="dxa" w:w="3452"/>
           </w:tcPr>
           <w:p>
             <w:pPr>
@@ -31322,7 +31451,7 @@
         </w:tc>
         <w:tc>
           <w:tcPr>
-            <w:tcW w:type="dxa" w:w="4136"/>
+            <w:tcW w:type="dxa" w:w="4202"/>
           </w:tcPr>
           <w:p>
             <w:pPr>
@@ -31340,7 +31469,7 @@
         </w:tc>
         <w:tc>
           <w:tcPr>
-            <w:tcW w:type="dxa" w:w="3517"/>
+            <w:tcW w:type="dxa" w:w="3452"/>
           </w:tcPr>
           <w:p>
             <w:pPr>
@@ -31381,7 +31510,7 @@
         </w:tc>
         <w:tc>
           <w:tcPr>
-            <w:tcW w:type="dxa" w:w="4136"/>
+            <w:tcW w:type="dxa" w:w="4202"/>
           </w:tcPr>
           <w:p>
             <w:pPr>
@@ -31399,7 +31528,7 @@
         </w:tc>
         <w:tc>
           <w:tcPr>
-            <w:tcW w:type="dxa" w:w="3517"/>
+            <w:tcW w:type="dxa" w:w="3452"/>
           </w:tcPr>
           <w:p>
             <w:pPr>
@@ -31440,7 +31569,7 @@
         </w:tc>
         <w:tc>
           <w:tcPr>
-            <w:tcW w:type="dxa" w:w="4136"/>
+            <w:tcW w:type="dxa" w:w="4202"/>
           </w:tcPr>
           <w:p>
             <w:pPr>
@@ -31458,7 +31587,7 @@
         </w:tc>
         <w:tc>
           <w:tcPr>
-            <w:tcW w:type="dxa" w:w="3517"/>
+            <w:tcW w:type="dxa" w:w="3452"/>
           </w:tcPr>
           <w:p>
             <w:pPr>
@@ -31499,7 +31628,7 @@
         </w:tc>
         <w:tc>
           <w:tcPr>
-            <w:tcW w:type="dxa" w:w="4136"/>
+            <w:tcW w:type="dxa" w:w="4202"/>
           </w:tcPr>
           <w:p>
             <w:pPr>
@@ -31517,7 +31646,7 @@
         </w:tc>
         <w:tc>
           <w:tcPr>
-            <w:tcW w:type="dxa" w:w="3517"/>
+            <w:tcW w:type="dxa" w:w="3452"/>
           </w:tcPr>
           <w:p>
             <w:pPr>
@@ -31558,7 +31687,7 @@
         </w:tc>
         <w:tc>
           <w:tcPr>
-            <w:tcW w:type="dxa" w:w="4136"/>
+            <w:tcW w:type="dxa" w:w="4202"/>
           </w:tcPr>
           <w:p>
             <w:pPr>
@@ -31576,7 +31705,7 @@
         </w:tc>
         <w:tc>
           <w:tcPr>
-            <w:tcW w:type="dxa" w:w="3517"/>
+            <w:tcW w:type="dxa" w:w="3452"/>
           </w:tcPr>
           <w:p>
             <w:pPr>
@@ -31617,7 +31746,7 @@
         </w:tc>
         <w:tc>
           <w:tcPr>
-            <w:tcW w:type="dxa" w:w="4136"/>
+            <w:tcW w:type="dxa" w:w="4202"/>
           </w:tcPr>
           <w:p>
             <w:pPr>
@@ -31635,7 +31764,7 @@
         </w:tc>
         <w:tc>
           <w:tcPr>
-            <w:tcW w:type="dxa" w:w="3517"/>
+            <w:tcW w:type="dxa" w:w="3452"/>
           </w:tcPr>
           <w:p>
             <w:pPr>
@@ -31676,7 +31805,7 @@
         </w:tc>
         <w:tc>
           <w:tcPr>
-            <w:tcW w:type="dxa" w:w="4136"/>
+            <w:tcW w:type="dxa" w:w="4202"/>
           </w:tcPr>
           <w:p>
             <w:pPr>
@@ -31694,7 +31823,7 @@
         </w:tc>
         <w:tc>
           <w:tcPr>
-            <w:tcW w:type="dxa" w:w="3517"/>
+            <w:tcW w:type="dxa" w:w="3452"/>
           </w:tcPr>
           <w:p>
             <w:pPr>
@@ -31735,7 +31864,7 @@
         </w:tc>
         <w:tc>
           <w:tcPr>
-            <w:tcW w:type="dxa" w:w="4136"/>
+            <w:tcW w:type="dxa" w:w="4202"/>
           </w:tcPr>
           <w:p>
             <w:pPr>
@@ -31753,7 +31882,7 @@
         </w:tc>
         <w:tc>
           <w:tcPr>
-            <w:tcW w:type="dxa" w:w="3517"/>
+            <w:tcW w:type="dxa" w:w="3452"/>
           </w:tcPr>
           <w:p>
             <w:pPr>
@@ -31794,7 +31923,7 @@
         </w:tc>
         <w:tc>
           <w:tcPr>
-            <w:tcW w:type="dxa" w:w="4136"/>
+            <w:tcW w:type="dxa" w:w="4202"/>
           </w:tcPr>
           <w:p>
             <w:pPr>
@@ -31812,7 +31941,7 @@
         </w:tc>
         <w:tc>
           <w:tcPr>
-            <w:tcW w:type="dxa" w:w="3517"/>
+            <w:tcW w:type="dxa" w:w="3452"/>
           </w:tcPr>
           <w:p>
             <w:pPr>
@@ -31853,7 +31982,7 @@
         </w:tc>
         <w:tc>
           <w:tcPr>
-            <w:tcW w:type="dxa" w:w="4136"/>
+            <w:tcW w:type="dxa" w:w="4202"/>
           </w:tcPr>
           <w:p>
             <w:pPr>
@@ -31871,7 +32000,7 @@
         </w:tc>
         <w:tc>
           <w:tcPr>
-            <w:tcW w:type="dxa" w:w="3517"/>
+            <w:tcW w:type="dxa" w:w="3452"/>
           </w:tcPr>
           <w:p>
             <w:pPr>
@@ -31912,7 +32041,7 @@
         </w:tc>
         <w:tc>
           <w:tcPr>
-            <w:tcW w:type="dxa" w:w="4136"/>
+            <w:tcW w:type="dxa" w:w="4202"/>
           </w:tcPr>
           <w:p>
             <w:pPr>
@@ -31930,7 +32059,7 @@
         </w:tc>
         <w:tc>
           <w:tcPr>
-            <w:tcW w:type="dxa" w:w="3517"/>
+            <w:tcW w:type="dxa" w:w="3452"/>
           </w:tcPr>
           <w:p>
             <w:pPr>
@@ -31971,7 +32100,7 @@
         </w:tc>
         <w:tc>
           <w:tcPr>
-            <w:tcW w:type="dxa" w:w="4136"/>
+            <w:tcW w:type="dxa" w:w="4202"/>
           </w:tcPr>
           <w:p>
             <w:pPr>
@@ -31989,7 +32118,7 @@
         </w:tc>
         <w:tc>
           <w:tcPr>
-            <w:tcW w:type="dxa" w:w="3517"/>
+            <w:tcW w:type="dxa" w:w="3452"/>
           </w:tcPr>
           <w:p>
             <w:pPr>
@@ -32030,7 +32159,7 @@
         </w:tc>
         <w:tc>
           <w:tcPr>
-            <w:tcW w:type="dxa" w:w="4136"/>
+            <w:tcW w:type="dxa" w:w="4202"/>
           </w:tcPr>
           <w:p>
             <w:pPr>
@@ -32048,7 +32177,7 @@
         </w:tc>
         <w:tc>
           <w:tcPr>
-            <w:tcW w:type="dxa" w:w="3517"/>
+            <w:tcW w:type="dxa" w:w="3452"/>
           </w:tcPr>
           <w:p>
             <w:pPr>
@@ -32089,7 +32218,7 @@
         </w:tc>
         <w:tc>
           <w:tcPr>
-            <w:tcW w:type="dxa" w:w="4136"/>
+            <w:tcW w:type="dxa" w:w="4202"/>
           </w:tcPr>
           <w:p>
             <w:pPr>
@@ -32107,7 +32236,7 @@
         </w:tc>
         <w:tc>
           <w:tcPr>
-            <w:tcW w:type="dxa" w:w="3517"/>
+            <w:tcW w:type="dxa" w:w="3452"/>
           </w:tcPr>
           <w:p>
             <w:pPr>
@@ -32148,7 +32277,7 @@
         </w:tc>
         <w:tc>
           <w:tcPr>
-            <w:tcW w:type="dxa" w:w="4136"/>
+            <w:tcW w:type="dxa" w:w="4202"/>
           </w:tcPr>
           <w:p>
             <w:pPr>
@@ -32166,7 +32295,7 @@
         </w:tc>
         <w:tc>
           <w:tcPr>
-            <w:tcW w:type="dxa" w:w="3517"/>
+            <w:tcW w:type="dxa" w:w="3452"/>
           </w:tcPr>
           <w:p>
             <w:pPr>
@@ -32207,7 +32336,7 @@
         </w:tc>
         <w:tc>
           <w:tcPr>
-            <w:tcW w:type="dxa" w:w="4136"/>
+            <w:tcW w:type="dxa" w:w="4202"/>
           </w:tcPr>
           <w:p>
             <w:pPr>
@@ -32225,7 +32354,7 @@
         </w:tc>
         <w:tc>
           <w:tcPr>
-            <w:tcW w:type="dxa" w:w="3517"/>
+            <w:tcW w:type="dxa" w:w="3452"/>
           </w:tcPr>
           <w:p>
             <w:pPr>
@@ -32266,7 +32395,7 @@
         </w:tc>
         <w:tc>
           <w:tcPr>
-            <w:tcW w:type="dxa" w:w="4136"/>
+            <w:tcW w:type="dxa" w:w="4202"/>
           </w:tcPr>
           <w:p>
             <w:pPr>
@@ -32284,7 +32413,7 @@
         </w:tc>
         <w:tc>
           <w:tcPr>
-            <w:tcW w:type="dxa" w:w="3517"/>
+            <w:tcW w:type="dxa" w:w="3452"/>
           </w:tcPr>
           <w:p>
             <w:pPr>
@@ -32325,7 +32454,7 @@
         </w:tc>
         <w:tc>
           <w:tcPr>
-            <w:tcW w:type="dxa" w:w="4136"/>
+            <w:tcW w:type="dxa" w:w="4202"/>
           </w:tcPr>
           <w:p>
             <w:pPr>
@@ -32343,7 +32472,7 @@
         </w:tc>
         <w:tc>
           <w:tcPr>
-            <w:tcW w:type="dxa" w:w="3517"/>
+            <w:tcW w:type="dxa" w:w="3452"/>
           </w:tcPr>
           <w:p>
             <w:pPr>
@@ -32384,7 +32513,7 @@
         </w:tc>
         <w:tc>
           <w:tcPr>
-            <w:tcW w:type="dxa" w:w="4136"/>
+            <w:tcW w:type="dxa" w:w="4202"/>
           </w:tcPr>
           <w:p>
             <w:pPr>
@@ -32402,7 +32531,7 @@
         </w:tc>
         <w:tc>
           <w:tcPr>
-            <w:tcW w:type="dxa" w:w="3517"/>
+            <w:tcW w:type="dxa" w:w="3452"/>
           </w:tcPr>
           <w:p>
             <w:pPr>
@@ -32443,7 +32572,7 @@
         </w:tc>
         <w:tc>
           <w:tcPr>
-            <w:tcW w:type="dxa" w:w="4136"/>
+            <w:tcW w:type="dxa" w:w="4202"/>
           </w:tcPr>
           <w:p>
             <w:pPr>
@@ -32461,7 +32590,7 @@
         </w:tc>
         <w:tc>
           <w:tcPr>
-            <w:tcW w:type="dxa" w:w="3517"/>
+            <w:tcW w:type="dxa" w:w="3452"/>
           </w:tcPr>
           <w:p>
             <w:pPr>
@@ -32502,7 +32631,7 @@
         </w:tc>
         <w:tc>
           <w:tcPr>
-            <w:tcW w:type="dxa" w:w="4136"/>
+            <w:tcW w:type="dxa" w:w="4202"/>
           </w:tcPr>
           <w:p>
             <w:pPr>
@@ -32520,7 +32649,7 @@
         </w:tc>
         <w:tc>
           <w:tcPr>
-            <w:tcW w:type="dxa" w:w="3517"/>
+            <w:tcW w:type="dxa" w:w="3452"/>
           </w:tcPr>
           <w:p>
             <w:pPr>
@@ -32678,8 +32807,8 @@
       </w:tblPr>
       <w:tblGrid>
         <w:gridCol w:w="1644"/>
-        <w:gridCol w:w="4434"/>
-        <w:gridCol w:w="2653"/>
+        <w:gridCol w:w="4492"/>
+        <w:gridCol w:w="2595"/>
       </w:tblGrid>
       <w:tr>
         <w:trPr>
@@ -32709,7 +32838,7 @@
         </w:tc>
         <w:tc>
           <w:tcPr>
-            <w:tcW w:type="dxa" w:w="4434"/>
+            <w:tcW w:type="dxa" w:w="4492"/>
             <w:shd w:val="clear" w:color="auto" w:fill="D9D9D9"/>
           </w:tcPr>
           <w:p>
@@ -32730,7 +32859,7 @@
         </w:tc>
         <w:tc>
           <w:tcPr>
-            <w:tcW w:type="dxa" w:w="2653"/>
+            <w:tcW w:type="dxa" w:w="2595"/>
             <w:shd w:val="clear" w:color="auto" w:fill="D9D9D9"/>
           </w:tcPr>
           <w:p>
@@ -32774,7 +32903,7 @@
         </w:tc>
         <w:tc>
           <w:tcPr>
-            <w:tcW w:type="dxa" w:w="4434"/>
+            <w:tcW w:type="dxa" w:w="4492"/>
           </w:tcPr>
           <w:p>
             <w:pPr>
@@ -32792,7 +32921,7 @@
         </w:tc>
         <w:tc>
           <w:tcPr>
-            <w:tcW w:type="dxa" w:w="2653"/>
+            <w:tcW w:type="dxa" w:w="2595"/>
           </w:tcPr>
           <w:p>
             <w:pPr>
@@ -32833,7 +32962,7 @@
         </w:tc>
         <w:tc>
           <w:tcPr>
-            <w:tcW w:type="dxa" w:w="4434"/>
+            <w:tcW w:type="dxa" w:w="4492"/>
           </w:tcPr>
           <w:p>
             <w:pPr>
@@ -32851,7 +32980,7 @@
         </w:tc>
         <w:tc>
           <w:tcPr>
-            <w:tcW w:type="dxa" w:w="2653"/>
+            <w:tcW w:type="dxa" w:w="2595"/>
           </w:tcPr>
           <w:p>
             <w:pPr>
@@ -32892,7 +33021,7 @@
         </w:tc>
         <w:tc>
           <w:tcPr>
-            <w:tcW w:type="dxa" w:w="4434"/>
+            <w:tcW w:type="dxa" w:w="4492"/>
           </w:tcPr>
           <w:p>
             <w:pPr>
@@ -32910,7 +33039,7 @@
         </w:tc>
         <w:tc>
           <w:tcPr>
-            <w:tcW w:type="dxa" w:w="2653"/>
+            <w:tcW w:type="dxa" w:w="2595"/>
           </w:tcPr>
           <w:p>
             <w:pPr>
@@ -32951,7 +33080,7 @@
         </w:tc>
         <w:tc>
           <w:tcPr>
-            <w:tcW w:type="dxa" w:w="4434"/>
+            <w:tcW w:type="dxa" w:w="4492"/>
           </w:tcPr>
           <w:p>
             <w:pPr>
@@ -32969,7 +33098,7 @@
         </w:tc>
         <w:tc>
           <w:tcPr>
-            <w:tcW w:type="dxa" w:w="2653"/>
+            <w:tcW w:type="dxa" w:w="2595"/>
           </w:tcPr>
           <w:p>
             <w:pPr>
@@ -33512,7 +33641,7 @@
         <w:rPr>
           <w:rFonts w:ascii="Times New Roman" w:hAnsi="Times New Roman" w:eastAsia="宋体" w:cs="Times New Roman"/>
         </w:rPr>
-        <w:t>控制台是静态站点，无构建步骤，任何静态服务器都可以托管，例如在 web 目录下运行 python3 -m http.server 8412 --bind 127.0.0.1，或把 web 目录设为 nginx 的站点根目录。接入真实后端时修改 web/js/config.js 两项：apiBase 设为后端地址，useMock 设为 false，另需配置 accessToken。</w:t>
+        <w:t>控制台是静态站点，无构建步骤，任何静态服务器都可以托管，例如在 web 目录下运行 python3 -m http.server 8412 --bind 127.0.0.1，或把 web 目录设为 nginx 的站点根目录。演示环境（mock）下，数据快照保存在浏览器 localStorage，刷新后恢复；数据源说明处的「重置演示数据」按钮清除快照并恢复初始数据，config.js 的 mockPersist 设为 false 可关闭持久化。接入真实后端时修改 web/js/config.js 两项：apiBase 设为后端地址，useMock 设为 false，另需配置 accessToken。</w:t>
       </w:r>
     </w:p>
     <w:p>
@@ -33628,9 +33757,9 @@
         <w:tblLayout w:type="fixed"/>
       </w:tblPr>
       <w:tblGrid>
-        <w:gridCol w:w="2835"/>
-        <w:gridCol w:w="2983"/>
-        <w:gridCol w:w="2913"/>
+        <w:gridCol w:w="2765"/>
+        <w:gridCol w:w="2876"/>
+        <w:gridCol w:w="3090"/>
       </w:tblGrid>
       <w:tr>
         <w:trPr>
@@ -33639,7 +33768,7 @@
         </w:trPr>
         <w:tc>
           <w:tcPr>
-            <w:tcW w:type="dxa" w:w="2835"/>
+            <w:tcW w:type="dxa" w:w="2765"/>
             <w:shd w:val="clear" w:color="auto" w:fill="D9D9D9"/>
           </w:tcPr>
           <w:p>
@@ -33660,7 +33789,7 @@
         </w:tc>
         <w:tc>
           <w:tcPr>
-            <w:tcW w:type="dxa" w:w="2983"/>
+            <w:tcW w:type="dxa" w:w="2876"/>
             <w:shd w:val="clear" w:color="auto" w:fill="D9D9D9"/>
           </w:tcPr>
           <w:p>
@@ -33681,7 +33810,7 @@
         </w:tc>
         <w:tc>
           <w:tcPr>
-            <w:tcW w:type="dxa" w:w="2913"/>
+            <w:tcW w:type="dxa" w:w="3090"/>
             <w:shd w:val="clear" w:color="auto" w:fill="D9D9D9"/>
           </w:tcPr>
           <w:p>
@@ -33707,7 +33836,7 @@
         </w:trPr>
         <w:tc>
           <w:tcPr>
-            <w:tcW w:type="dxa" w:w="2835"/>
+            <w:tcW w:type="dxa" w:w="2765"/>
           </w:tcPr>
           <w:p>
             <w:pPr>
@@ -33725,7 +33854,7 @@
         </w:tc>
         <w:tc>
           <w:tcPr>
-            <w:tcW w:type="dxa" w:w="2983"/>
+            <w:tcW w:type="dxa" w:w="2876"/>
           </w:tcPr>
           <w:p>
             <w:pPr>
@@ -33743,7 +33872,7 @@
         </w:tc>
         <w:tc>
           <w:tcPr>
-            <w:tcW w:type="dxa" w:w="2913"/>
+            <w:tcW w:type="dxa" w:w="3090"/>
           </w:tcPr>
           <w:p>
             <w:pPr>
@@ -33766,7 +33895,7 @@
         </w:trPr>
         <w:tc>
           <w:tcPr>
-            <w:tcW w:type="dxa" w:w="2835"/>
+            <w:tcW w:type="dxa" w:w="2765"/>
           </w:tcPr>
           <w:p>
             <w:pPr>
@@ -33784,7 +33913,7 @@
         </w:tc>
         <w:tc>
           <w:tcPr>
-            <w:tcW w:type="dxa" w:w="2983"/>
+            <w:tcW w:type="dxa" w:w="2876"/>
           </w:tcPr>
           <w:p>
             <w:pPr>
@@ -33802,7 +33931,7 @@
         </w:tc>
         <w:tc>
           <w:tcPr>
-            <w:tcW w:type="dxa" w:w="2913"/>
+            <w:tcW w:type="dxa" w:w="3090"/>
           </w:tcPr>
           <w:p>
             <w:pPr>
@@ -33825,7 +33954,7 @@
         </w:trPr>
         <w:tc>
           <w:tcPr>
-            <w:tcW w:type="dxa" w:w="2835"/>
+            <w:tcW w:type="dxa" w:w="2765"/>
           </w:tcPr>
           <w:p>
             <w:pPr>
@@ -33843,7 +33972,7 @@
         </w:tc>
         <w:tc>
           <w:tcPr>
-            <w:tcW w:type="dxa" w:w="2983"/>
+            <w:tcW w:type="dxa" w:w="2876"/>
           </w:tcPr>
           <w:p>
             <w:pPr>
@@ -33861,7 +33990,7 @@
         </w:tc>
         <w:tc>
           <w:tcPr>
-            <w:tcW w:type="dxa" w:w="2913"/>
+            <w:tcW w:type="dxa" w:w="3090"/>
           </w:tcPr>
           <w:p>
             <w:pPr>
